--- a/GuidedResearchReport.docx
+++ b/GuidedResearchReport.docx
@@ -1,6 +1,6 @@
 
 <file path=word/document.xml><?xml version="1.0" encoding="utf-8"?>
-<w:document xmlns:wpc="http://schemas.microsoft.com/office/word/2010/wordprocessingCanvas" xmlns:cx="http://schemas.microsoft.com/office/drawing/2014/chartex" xmlns:cx1="http://schemas.microsoft.com/office/drawing/2015/9/8/chartex" xmlns:cx2="http://schemas.microsoft.com/office/drawing/2015/10/21/chartex" xmlns:cx3="http://schemas.microsoft.com/office/drawing/2016/5/9/chartex" xmlns:cx4="http://schemas.microsoft.com/office/drawing/2016/5/10/chartex" xmlns:cx5="http://schemas.microsoft.com/office/drawing/2016/5/11/chartex" xmlns:cx6="http://schemas.microsoft.com/office/drawing/2016/5/12/chartex" xmlns:cx7="http://schemas.microsoft.com/office/drawing/2016/5/13/chartex" xmlns:cx8="http://schemas.microsoft.com/office/drawing/2016/5/14/chartex" xmlns:mc="http://schemas.openxmlformats.org/markup-compatibility/2006" xmlns:aink="http://schemas.microsoft.com/office/drawing/2016/ink" xmlns:am3d="http://schemas.microsoft.com/office/drawing/2017/model3d" xmlns:o="urn:schemas-microsoft-com:office:office" xmlns:oel="http://schemas.microsoft.com/office/2019/extlst" xmlns:r="http://schemas.openxmlformats.org/officeDocument/2006/relationships" xmlns:m="http://schemas.openxmlformats.org/officeDocument/2006/math" xmlns:v="urn:schemas-microsoft-com:vml" xmlns:wp14="http://schemas.microsoft.com/office/word/2010/wordprocessingDrawing" xmlns:wp="http://schemas.openxmlformats.org/drawingml/2006/wordprocessingDrawing" xmlns:w10="urn:schemas-microsoft-com:office:word" xmlns:w="http://schemas.openxmlformats.org/wordprocessingml/2006/main" xmlns:w14="http://schemas.microsoft.com/office/word/2010/wordml" xmlns:w15="http://schemas.microsoft.com/office/word/2012/wordml" xmlns:w16cex="http://schemas.microsoft.com/office/word/2018/wordml/cex" xmlns:w16cid="http://schemas.microsoft.com/office/word/2016/wordml/cid" xmlns:w16="http://schemas.microsoft.com/office/word/2018/wordml" xmlns:w16du="http://schemas.microsoft.com/office/word/2023/wordml/word16du" xmlns:w16sdtdh="http://schemas.microsoft.com/office/word/2020/wordml/sdtdatahash" xmlns:w16sdtfl="http://schemas.microsoft.com/office/word/2024/wordml/sdtformatlock" xmlns:w16se="http://schemas.microsoft.com/office/word/2015/wordml/symex" xmlns:wpg="http://schemas.microsoft.com/office/word/2010/wordprocessingGroup" xmlns:wpi="http://schemas.microsoft.com/office/word/2010/wordprocessingInk" xmlns:wne="http://schemas.microsoft.com/office/word/2006/wordml" xmlns:wps="http://schemas.microsoft.com/office/word/2010/wordprocessingShape" mc:Ignorable="w14 w15 w16se w16cid w16 w16cex w16sdtdh w16sdtfl w16du wp14">
+<w:document xmlns:wpc="http://schemas.microsoft.com/office/word/2010/wordprocessingCanvas" xmlns:cx="http://schemas.microsoft.com/office/drawing/2014/chartex" xmlns:cx1="http://schemas.microsoft.com/office/drawing/2015/9/8/chartex" xmlns:cx2="http://schemas.microsoft.com/office/drawing/2015/10/21/chartex" xmlns:cx3="http://schemas.microsoft.com/office/drawing/2016/5/9/chartex" xmlns:cx4="http://schemas.microsoft.com/office/drawing/2016/5/10/chartex" xmlns:cx5="http://schemas.microsoft.com/office/drawing/2016/5/11/chartex" xmlns:cx6="http://schemas.microsoft.com/office/drawing/2016/5/12/chartex" xmlns:cx7="http://schemas.microsoft.com/office/drawing/2016/5/13/chartex" xmlns:cx8="http://schemas.microsoft.com/office/drawing/2016/5/14/chartex" xmlns:mc="http://schemas.openxmlformats.org/markup-compatibility/2006" xmlns:aink="http://schemas.microsoft.com/office/drawing/2016/ink" xmlns:am3d="http://schemas.microsoft.com/office/drawing/2017/model3d" xmlns:o="urn:schemas-microsoft-com:office:office" xmlns:oel="http://schemas.microsoft.com/office/2019/extlst" xmlns:r="http://schemas.openxmlformats.org/officeDocument/2006/relationships" xmlns:m="http://schemas.openxmlformats.org/officeDocument/2006/math" xmlns:v="urn:schemas-microsoft-com:vml" xmlns:wp14="http://schemas.microsoft.com/office/word/2010/wordprocessingDrawing" xmlns:wp="http://schemas.openxmlformats.org/drawingml/2006/wordprocessingDrawing" xmlns:w10="urn:schemas-microsoft-com:office:word" xmlns:w="http://schemas.openxmlformats.org/wordprocessingml/2006/main" xmlns:w14="http://schemas.microsoft.com/office/word/2010/wordml" xmlns:w15="http://schemas.microsoft.com/office/word/2012/wordml" xmlns:w16cei="http://schemas.microsoft.com/office/word/2026/wordml/cei" xmlns:w16cex="http://schemas.microsoft.com/office/word/2018/wordml/cex" xmlns:w16cid="http://schemas.microsoft.com/office/word/2016/wordml/cid" xmlns:w16="http://schemas.microsoft.com/office/word/2018/wordml" xmlns:w16du="http://schemas.microsoft.com/office/word/2023/wordml/word16du" xmlns:w16sdtdh="http://schemas.microsoft.com/office/word/2020/wordml/sdtdatahash" xmlns:w16sdtfl="http://schemas.microsoft.com/office/word/2024/wordml/sdtformatlock" xmlns:w16se="http://schemas.microsoft.com/office/word/2015/wordml/symex" xmlns:wpg="http://schemas.microsoft.com/office/word/2010/wordprocessingGroup" xmlns:wpi="http://schemas.microsoft.com/office/word/2010/wordprocessingInk" xmlns:wne="http://schemas.microsoft.com/office/word/2006/wordml" xmlns:wps="http://schemas.microsoft.com/office/word/2010/wordprocessingShape" mc:Ignorable="w14 w15 w16se w16cid w16 w16cex w16sdtdh w16sdtfl w16du wp14">
   <w:body>
     <w:p>
       <w:pPr>
@@ -18,7 +18,7 @@
       <w:bookmarkStart w:id="1" w:name="_Ref235874435"/>
       <w:bookmarkStart w:id="2" w:name="_Ref235874441"/>
       <w:bookmarkStart w:id="3" w:name="_Ref235874446"/>
-      <w:bookmarkStart w:id="4" w:name="_Toc235875256"/>
+      <w:bookmarkStart w:id="4" w:name="_Toc236400346"/>
       <w:r>
         <w:rPr>
           <w:rFonts w:ascii="Times New Roman" w:hAnsi="Times New Roman" w:cs="Times New Roman"/>
@@ -150,7 +150,7 @@
             </w:rPr>
             <w:fldChar w:fldCharType="separate"/>
           </w:r>
-          <w:hyperlink w:anchor="_Toc235875256" w:history="1">
+          <w:hyperlink w:anchor="_Toc236400346" w:history="1">
             <w:r>
               <w:rPr>
                 <w:rStyle w:val="Hyperlink"/>
@@ -179,7 +179,7 @@
                 <w:noProof/>
                 <w:webHidden/>
               </w:rPr>
-              <w:instrText xml:space="preserve"> PAGEREF _Toc235875256 \h </w:instrText>
+              <w:instrText xml:space="preserve"> PAGEREF _Toc236400346 \h </w:instrText>
             </w:r>
             <w:r>
               <w:rPr>
@@ -223,7 +223,7 @@
               <w:lang w:val="en-DE" w:eastAsia="en-DE"/>
             </w:rPr>
           </w:pPr>
-          <w:hyperlink w:anchor="_Toc235875257" w:history="1">
+          <w:hyperlink w:anchor="_Toc236400347" w:history="1">
             <w:r>
               <w:rPr>
                 <w:rStyle w:val="Hyperlink"/>
@@ -269,7 +269,7 @@
                 <w:noProof/>
                 <w:webHidden/>
               </w:rPr>
-              <w:instrText xml:space="preserve"> PAGEREF _Toc235875257 \h </w:instrText>
+              <w:instrText xml:space="preserve"> PAGEREF _Toc236400347 \h </w:instrText>
             </w:r>
             <w:r>
               <w:rPr>
@@ -313,7 +313,7 @@
               <w:lang w:val="en-DE" w:eastAsia="en-DE"/>
             </w:rPr>
           </w:pPr>
-          <w:hyperlink w:anchor="_Toc235875258" w:history="1">
+          <w:hyperlink w:anchor="_Toc236400348" w:history="1">
             <w:r>
               <w:rPr>
                 <w:rStyle w:val="Hyperlink"/>
@@ -342,6 +342,17 @@
             </w:r>
             <w:r>
               <w:rPr>
+                <w:rStyle w:val="Hyperlink"/>
+                <w:rFonts w:ascii="Times New Roman" w:eastAsia="Times New Roman" w:hAnsi="Times New Roman" w:cs="Times New Roman"/>
+                <w:noProof/>
+                <w:kern w:val="0"/>
+                <w:lang w:eastAsia="en-DE"/>
+                <w14:ligatures w14:val="none"/>
+              </w:rPr>
+              <w:t>};</w:t>
+            </w:r>
+            <w:r>
+              <w:rPr>
                 <w:noProof/>
                 <w:webHidden/>
               </w:rPr>
@@ -359,7 +370,7 @@
                 <w:noProof/>
                 <w:webHidden/>
               </w:rPr>
-              <w:instrText xml:space="preserve"> PAGEREF _Toc235875258 \h </w:instrText>
+              <w:instrText xml:space="preserve"> PAGEREF _Toc236400348 \h </w:instrText>
             </w:r>
             <w:r>
               <w:rPr>
@@ -380,6 +391,402 @@
                 <w:webHidden/>
               </w:rPr>
               <w:t>2</w:t>
+            </w:r>
+            <w:r>
+              <w:rPr>
+                <w:noProof/>
+                <w:webHidden/>
+              </w:rPr>
+              <w:fldChar w:fldCharType="end"/>
+            </w:r>
+          </w:hyperlink>
+        </w:p>
+        <w:p>
+          <w:pPr>
+            <w:pStyle w:val="TOC2"/>
+            <w:tabs>
+              <w:tab w:val="left" w:pos="1680"/>
+              <w:tab w:val="right" w:leader="dot" w:pos="9016"/>
+            </w:tabs>
+            <w:rPr>
+              <w:rFonts w:eastAsiaTheme="minorEastAsia"/>
+              <w:noProof/>
+              <w:lang w:val="en-DE" w:eastAsia="en-DE"/>
+            </w:rPr>
+          </w:pPr>
+          <w:hyperlink w:anchor="_Toc236400349" w:history="1">
+            <w:r>
+              <w:rPr>
+                <w:rStyle w:val="Hyperlink"/>
+                <w:rFonts w:ascii="Times New Roman" w:hAnsi="Times New Roman" w:cs="Times New Roman"/>
+                <w:noProof/>
+                <w:lang w:val="en-US"/>
+              </w:rPr>
+              <w:t>2.1</w:t>
+            </w:r>
+            <w:r>
+              <w:rPr>
+                <w:rFonts w:eastAsiaTheme="minorEastAsia"/>
+                <w:noProof/>
+                <w:lang w:val="en-DE" w:eastAsia="en-DE"/>
+              </w:rPr>
+              <w:tab/>
+            </w:r>
+            <w:r>
+              <w:rPr>
+                <w:rStyle w:val="Hyperlink"/>
+                <w:rFonts w:ascii="Times New Roman" w:hAnsi="Times New Roman" w:cs="Times New Roman"/>
+                <w:noProof/>
+                <w:lang w:val="en-US"/>
+              </w:rPr>
+              <w:t>YColumns &amp; YRows (SpreadSheet.tsx, Cell.tsx)</w:t>
+            </w:r>
+            <w:r>
+              <w:rPr>
+                <w:noProof/>
+                <w:webHidden/>
+              </w:rPr>
+              <w:tab/>
+            </w:r>
+            <w:r>
+              <w:rPr>
+                <w:noProof/>
+                <w:webHidden/>
+              </w:rPr>
+              <w:fldChar w:fldCharType="begin"/>
+            </w:r>
+            <w:r>
+              <w:rPr>
+                <w:noProof/>
+                <w:webHidden/>
+              </w:rPr>
+              <w:instrText xml:space="preserve"> PAGEREF _Toc236400349 \h </w:instrText>
+            </w:r>
+            <w:r>
+              <w:rPr>
+                <w:noProof/>
+                <w:webHidden/>
+              </w:rPr>
+            </w:r>
+            <w:r>
+              <w:rPr>
+                <w:noProof/>
+                <w:webHidden/>
+              </w:rPr>
+              <w:fldChar w:fldCharType="separate"/>
+            </w:r>
+            <w:r>
+              <w:rPr>
+                <w:noProof/>
+                <w:webHidden/>
+              </w:rPr>
+              <w:t>3</w:t>
+            </w:r>
+            <w:r>
+              <w:rPr>
+                <w:noProof/>
+                <w:webHidden/>
+              </w:rPr>
+              <w:fldChar w:fldCharType="end"/>
+            </w:r>
+          </w:hyperlink>
+        </w:p>
+        <w:p>
+          <w:pPr>
+            <w:pStyle w:val="TOC2"/>
+            <w:tabs>
+              <w:tab w:val="right" w:leader="dot" w:pos="9016"/>
+            </w:tabs>
+            <w:rPr>
+              <w:rFonts w:eastAsiaTheme="minorEastAsia"/>
+              <w:noProof/>
+              <w:lang w:val="en-DE" w:eastAsia="en-DE"/>
+            </w:rPr>
+          </w:pPr>
+          <w:hyperlink w:anchor="_Toc236400350" w:history="1">
+            <w:r>
+              <w:rPr>
+                <w:noProof/>
+                <w:webHidden/>
+              </w:rPr>
+              <w:tab/>
+            </w:r>
+            <w:r>
+              <w:rPr>
+                <w:noProof/>
+                <w:webHidden/>
+              </w:rPr>
+              <w:fldChar w:fldCharType="begin"/>
+            </w:r>
+            <w:r>
+              <w:rPr>
+                <w:noProof/>
+                <w:webHidden/>
+              </w:rPr>
+              <w:instrText xml:space="preserve"> PAGEREF _Toc236400350 \h </w:instrText>
+            </w:r>
+            <w:r>
+              <w:rPr>
+                <w:noProof/>
+                <w:webHidden/>
+              </w:rPr>
+            </w:r>
+            <w:r>
+              <w:rPr>
+                <w:noProof/>
+                <w:webHidden/>
+              </w:rPr>
+              <w:fldChar w:fldCharType="separate"/>
+            </w:r>
+            <w:r>
+              <w:rPr>
+                <w:noProof/>
+                <w:webHidden/>
+              </w:rPr>
+              <w:t>4</w:t>
+            </w:r>
+            <w:r>
+              <w:rPr>
+                <w:noProof/>
+                <w:webHidden/>
+              </w:rPr>
+              <w:fldChar w:fldCharType="end"/>
+            </w:r>
+          </w:hyperlink>
+        </w:p>
+        <w:p>
+          <w:pPr>
+            <w:pStyle w:val="TOC2"/>
+            <w:tabs>
+              <w:tab w:val="right" w:leader="dot" w:pos="9016"/>
+            </w:tabs>
+            <w:rPr>
+              <w:rFonts w:eastAsiaTheme="minorEastAsia"/>
+              <w:noProof/>
+              <w:lang w:val="en-DE" w:eastAsia="en-DE"/>
+            </w:rPr>
+          </w:pPr>
+          <w:hyperlink w:anchor="_Toc236400351" w:history="1">
+            <w:r>
+              <w:rPr>
+                <w:noProof/>
+                <w:webHidden/>
+              </w:rPr>
+              <w:tab/>
+            </w:r>
+            <w:r>
+              <w:rPr>
+                <w:noProof/>
+                <w:webHidden/>
+              </w:rPr>
+              <w:fldChar w:fldCharType="begin"/>
+            </w:r>
+            <w:r>
+              <w:rPr>
+                <w:noProof/>
+                <w:webHidden/>
+              </w:rPr>
+              <w:instrText xml:space="preserve"> PAGEREF _Toc236400351 \h </w:instrText>
+            </w:r>
+            <w:r>
+              <w:rPr>
+                <w:noProof/>
+                <w:webHidden/>
+              </w:rPr>
+            </w:r>
+            <w:r>
+              <w:rPr>
+                <w:noProof/>
+                <w:webHidden/>
+              </w:rPr>
+              <w:fldChar w:fldCharType="separate"/>
+            </w:r>
+            <w:r>
+              <w:rPr>
+                <w:noProof/>
+                <w:webHidden/>
+              </w:rPr>
+              <w:t>4</w:t>
+            </w:r>
+            <w:r>
+              <w:rPr>
+                <w:noProof/>
+                <w:webHidden/>
+              </w:rPr>
+              <w:fldChar w:fldCharType="end"/>
+            </w:r>
+          </w:hyperlink>
+        </w:p>
+        <w:p>
+          <w:pPr>
+            <w:pStyle w:val="TOC2"/>
+            <w:tabs>
+              <w:tab w:val="left" w:pos="1680"/>
+              <w:tab w:val="right" w:leader="dot" w:pos="9016"/>
+            </w:tabs>
+            <w:rPr>
+              <w:rFonts w:eastAsiaTheme="minorEastAsia"/>
+              <w:noProof/>
+              <w:lang w:val="en-DE" w:eastAsia="en-DE"/>
+            </w:rPr>
+          </w:pPr>
+          <w:hyperlink w:anchor="_Toc236400352" w:history="1">
+            <w:r>
+              <w:rPr>
+                <w:rStyle w:val="Hyperlink"/>
+                <w:rFonts w:ascii="Times New Roman" w:hAnsi="Times New Roman" w:cs="Times New Roman"/>
+                <w:noProof/>
+                <w:lang w:val="en-US"/>
+              </w:rPr>
+              <w:t>2.2</w:t>
+            </w:r>
+            <w:r>
+              <w:rPr>
+                <w:rFonts w:eastAsiaTheme="minorEastAsia"/>
+                <w:noProof/>
+                <w:lang w:val="en-DE" w:eastAsia="en-DE"/>
+              </w:rPr>
+              <w:tab/>
+            </w:r>
+            <w:r>
+              <w:rPr>
+                <w:rStyle w:val="Hyperlink"/>
+                <w:rFonts w:ascii="Times New Roman" w:hAnsi="Times New Roman" w:cs="Times New Roman"/>
+                <w:noProof/>
+                <w:lang w:val="en-US"/>
+              </w:rPr>
+              <w:t>YMap (Cell.tsx)</w:t>
+            </w:r>
+            <w:r>
+              <w:rPr>
+                <w:noProof/>
+                <w:webHidden/>
+              </w:rPr>
+              <w:tab/>
+            </w:r>
+            <w:r>
+              <w:rPr>
+                <w:noProof/>
+                <w:webHidden/>
+              </w:rPr>
+              <w:fldChar w:fldCharType="begin"/>
+            </w:r>
+            <w:r>
+              <w:rPr>
+                <w:noProof/>
+                <w:webHidden/>
+              </w:rPr>
+              <w:instrText xml:space="preserve"> PAGEREF _Toc236400352 \h </w:instrText>
+            </w:r>
+            <w:r>
+              <w:rPr>
+                <w:noProof/>
+                <w:webHidden/>
+              </w:rPr>
+            </w:r>
+            <w:r>
+              <w:rPr>
+                <w:noProof/>
+                <w:webHidden/>
+              </w:rPr>
+              <w:fldChar w:fldCharType="separate"/>
+            </w:r>
+            <w:r>
+              <w:rPr>
+                <w:noProof/>
+                <w:webHidden/>
+              </w:rPr>
+              <w:t>6</w:t>
+            </w:r>
+            <w:r>
+              <w:rPr>
+                <w:noProof/>
+                <w:webHidden/>
+              </w:rPr>
+              <w:fldChar w:fldCharType="end"/>
+            </w:r>
+          </w:hyperlink>
+        </w:p>
+        <w:p>
+          <w:pPr>
+            <w:pStyle w:val="TOC2"/>
+            <w:tabs>
+              <w:tab w:val="left" w:pos="1680"/>
+              <w:tab w:val="right" w:leader="dot" w:pos="9016"/>
+            </w:tabs>
+            <w:rPr>
+              <w:rFonts w:eastAsiaTheme="minorEastAsia"/>
+              <w:noProof/>
+              <w:lang w:val="en-DE" w:eastAsia="en-DE"/>
+            </w:rPr>
+          </w:pPr>
+          <w:hyperlink w:anchor="_Toc236400353" w:history="1">
+            <w:r>
+              <w:rPr>
+                <w:rStyle w:val="Hyperlink"/>
+                <w:rFonts w:ascii="Times New Roman" w:hAnsi="Times New Roman" w:cs="Times New Roman"/>
+                <w:noProof/>
+                <w:lang w:val="en-US"/>
+              </w:rPr>
+              <w:t>2.3</w:t>
+            </w:r>
+            <w:r>
+              <w:rPr>
+                <w:rFonts w:eastAsiaTheme="minorEastAsia"/>
+                <w:noProof/>
+                <w:lang w:val="en-DE" w:eastAsia="en-DE"/>
+              </w:rPr>
+              <w:tab/>
+            </w:r>
+            <w:r>
+              <w:rPr>
+                <w:rStyle w:val="Hyperlink"/>
+                <w:rFonts w:ascii="Times New Roman" w:hAnsi="Times New Roman" w:cs="Times New Roman"/>
+                <w:noProof/>
+                <w:lang w:val="en-US"/>
+              </w:rPr>
+              <w:t>YColKeep &amp; YRowKeep (SpreadSheet.tsx)</w:t>
+            </w:r>
+            <w:r>
+              <w:rPr>
+                <w:noProof/>
+                <w:webHidden/>
+              </w:rPr>
+              <w:tab/>
+            </w:r>
+            <w:r>
+              <w:rPr>
+                <w:noProof/>
+                <w:webHidden/>
+              </w:rPr>
+              <w:fldChar w:fldCharType="begin"/>
+            </w:r>
+            <w:r>
+              <w:rPr>
+                <w:noProof/>
+                <w:webHidden/>
+              </w:rPr>
+              <w:instrText xml:space="preserve"> PAGEREF _Toc236400353 \h </w:instrText>
+            </w:r>
+            <w:r>
+              <w:rPr>
+                <w:noProof/>
+                <w:webHidden/>
+              </w:rPr>
+            </w:r>
+            <w:r>
+              <w:rPr>
+                <w:noProof/>
+                <w:webHidden/>
+              </w:rPr>
+              <w:fldChar w:fldCharType="separate"/>
+            </w:r>
+            <w:r>
+              <w:rPr>
+                <w:noProof/>
+                <w:webHidden/>
+              </w:rPr>
+              <w:t>7</w:t>
             </w:r>
             <w:r>
               <w:rPr>
@@ -403,7 +810,7 @@
               <w:lang w:val="en-DE" w:eastAsia="en-DE"/>
             </w:rPr>
           </w:pPr>
-          <w:hyperlink w:anchor="_Toc235875259" w:history="1">
+          <w:hyperlink w:anchor="_Toc236400354" w:history="1">
             <w:r>
               <w:rPr>
                 <w:rStyle w:val="Hyperlink"/>
@@ -449,7 +856,7 @@
                 <w:noProof/>
                 <w:webHidden/>
               </w:rPr>
-              <w:instrText xml:space="preserve"> PAGEREF _Toc235875259 \h </w:instrText>
+              <w:instrText xml:space="preserve"> PAGEREF _Toc236400354 \h </w:instrText>
             </w:r>
             <w:r>
               <w:rPr>
@@ -469,7 +876,7 @@
                 <w:noProof/>
                 <w:webHidden/>
               </w:rPr>
-              <w:t>2</w:t>
+              <w:t>8</w:t>
             </w:r>
             <w:r>
               <w:rPr>
@@ -493,7 +900,7 @@
               <w:lang w:val="en-DE" w:eastAsia="en-DE"/>
             </w:rPr>
           </w:pPr>
-          <w:hyperlink w:anchor="_Toc235875260" w:history="1">
+          <w:hyperlink w:anchor="_Toc236400355" w:history="1">
             <w:r>
               <w:rPr>
                 <w:rStyle w:val="Hyperlink"/>
@@ -537,7 +944,7 @@
                 <w:noProof/>
                 <w:webHidden/>
               </w:rPr>
-              <w:instrText xml:space="preserve"> PAGEREF _Toc235875260 \h </w:instrText>
+              <w:instrText xml:space="preserve"> PAGEREF _Toc236400355 \h </w:instrText>
             </w:r>
             <w:r>
               <w:rPr>
@@ -557,7 +964,7 @@
                 <w:noProof/>
                 <w:webHidden/>
               </w:rPr>
-              <w:t>2</w:t>
+              <w:t>8</w:t>
             </w:r>
             <w:r>
               <w:rPr>
@@ -581,7 +988,7 @@
               <w:lang w:val="en-DE" w:eastAsia="en-DE"/>
             </w:rPr>
           </w:pPr>
-          <w:hyperlink w:anchor="_Toc235875261" w:history="1">
+          <w:hyperlink w:anchor="_Toc236400356" w:history="1">
             <w:r>
               <w:rPr>
                 <w:rStyle w:val="Hyperlink"/>
@@ -627,7 +1034,7 @@
                 <w:noProof/>
                 <w:webHidden/>
               </w:rPr>
-              <w:instrText xml:space="preserve"> PAGEREF _Toc235875261 \h </w:instrText>
+              <w:instrText xml:space="preserve"> PAGEREF _Toc236400356 \h </w:instrText>
             </w:r>
             <w:r>
               <w:rPr>
@@ -647,7 +1054,7 @@
                 <w:noProof/>
                 <w:webHidden/>
               </w:rPr>
-              <w:t>2</w:t>
+              <w:t>8</w:t>
             </w:r>
             <w:r>
               <w:rPr>
@@ -671,7 +1078,7 @@
               <w:lang w:val="en-DE" w:eastAsia="en-DE"/>
             </w:rPr>
           </w:pPr>
-          <w:hyperlink w:anchor="_Toc235875262" w:history="1">
+          <w:hyperlink w:anchor="_Toc236400357" w:history="1">
             <w:r>
               <w:rPr>
                 <w:rStyle w:val="Hyperlink"/>
@@ -717,7 +1124,7 @@
                 <w:noProof/>
                 <w:webHidden/>
               </w:rPr>
-              <w:instrText xml:space="preserve"> PAGEREF _Toc235875262 \h </w:instrText>
+              <w:instrText xml:space="preserve"> PAGEREF _Toc236400357 \h </w:instrText>
             </w:r>
             <w:r>
               <w:rPr>
@@ -737,7 +1144,7 @@
                 <w:noProof/>
                 <w:webHidden/>
               </w:rPr>
-              <w:t>3</w:t>
+              <w:t>8</w:t>
             </w:r>
             <w:r>
               <w:rPr>
@@ -761,7 +1168,7 @@
               <w:lang w:val="en-DE" w:eastAsia="en-DE"/>
             </w:rPr>
           </w:pPr>
-          <w:hyperlink w:anchor="_Toc235875263" w:history="1">
+          <w:hyperlink w:anchor="_Toc236400358" w:history="1">
             <w:r>
               <w:rPr>
                 <w:rStyle w:val="Hyperlink"/>
@@ -807,7 +1214,7 @@
                 <w:noProof/>
                 <w:webHidden/>
               </w:rPr>
-              <w:instrText xml:space="preserve"> PAGEREF _Toc235875263 \h </w:instrText>
+              <w:instrText xml:space="preserve"> PAGEREF _Toc236400358 \h </w:instrText>
             </w:r>
             <w:r>
               <w:rPr>
@@ -827,7 +1234,7 @@
                 <w:noProof/>
                 <w:webHidden/>
               </w:rPr>
-              <w:t>3</w:t>
+              <w:t>8</w:t>
             </w:r>
             <w:r>
               <w:rPr>
@@ -851,7 +1258,7 @@
               <w:lang w:val="en-DE" w:eastAsia="en-DE"/>
             </w:rPr>
           </w:pPr>
-          <w:hyperlink w:anchor="_Toc235875264" w:history="1">
+          <w:hyperlink w:anchor="_Toc236400359" w:history="1">
             <w:r>
               <w:rPr>
                 <w:rStyle w:val="Hyperlink"/>
@@ -897,7 +1304,7 @@
                 <w:noProof/>
                 <w:webHidden/>
               </w:rPr>
-              <w:instrText xml:space="preserve"> PAGEREF _Toc235875264 \h </w:instrText>
+              <w:instrText xml:space="preserve"> PAGEREF _Toc236400359 \h </w:instrText>
             </w:r>
             <w:r>
               <w:rPr>
@@ -917,7 +1324,7 @@
                 <w:noProof/>
                 <w:webHidden/>
               </w:rPr>
-              <w:t>3</w:t>
+              <w:t>9</w:t>
             </w:r>
             <w:r>
               <w:rPr>
@@ -941,7 +1348,7 @@
               <w:lang w:val="en-DE" w:eastAsia="en-DE"/>
             </w:rPr>
           </w:pPr>
-          <w:hyperlink w:anchor="_Toc235875265" w:history="1">
+          <w:hyperlink w:anchor="_Toc236400360" w:history="1">
             <w:r>
               <w:rPr>
                 <w:rStyle w:val="Hyperlink"/>
@@ -987,7 +1394,7 @@
                 <w:noProof/>
                 <w:webHidden/>
               </w:rPr>
-              <w:instrText xml:space="preserve"> PAGEREF _Toc235875265 \h </w:instrText>
+              <w:instrText xml:space="preserve"> PAGEREF _Toc236400360 \h </w:instrText>
             </w:r>
             <w:r>
               <w:rPr>
@@ -1007,7 +1414,7 @@
                 <w:noProof/>
                 <w:webHidden/>
               </w:rPr>
-              <w:t>4</w:t>
+              <w:t>10</w:t>
             </w:r>
             <w:r>
               <w:rPr>
@@ -1031,7 +1438,7 @@
               <w:lang w:val="en-DE" w:eastAsia="en-DE"/>
             </w:rPr>
           </w:pPr>
-          <w:hyperlink w:anchor="_Toc235875266" w:history="1">
+          <w:hyperlink w:anchor="_Toc236400361" w:history="1">
             <w:r>
               <w:rPr>
                 <w:rStyle w:val="Hyperlink"/>
@@ -1077,7 +1484,7 @@
                 <w:noProof/>
                 <w:webHidden/>
               </w:rPr>
-              <w:instrText xml:space="preserve"> PAGEREF _Toc235875266 \h </w:instrText>
+              <w:instrText xml:space="preserve"> PAGEREF _Toc236400361 \h </w:instrText>
             </w:r>
             <w:r>
               <w:rPr>
@@ -1097,7 +1504,7 @@
                 <w:noProof/>
                 <w:webHidden/>
               </w:rPr>
-              <w:t>4</w:t>
+              <w:t>10</w:t>
             </w:r>
             <w:r>
               <w:rPr>
@@ -1121,7 +1528,7 @@
               <w:lang w:val="en-DE" w:eastAsia="en-DE"/>
             </w:rPr>
           </w:pPr>
-          <w:hyperlink w:anchor="_Toc235875267" w:history="1">
+          <w:hyperlink w:anchor="_Toc236400362" w:history="1">
             <w:r>
               <w:rPr>
                 <w:rStyle w:val="Hyperlink"/>
@@ -1167,7 +1574,7 @@
                 <w:noProof/>
                 <w:webHidden/>
               </w:rPr>
-              <w:instrText xml:space="preserve"> PAGEREF _Toc235875267 \h </w:instrText>
+              <w:instrText xml:space="preserve"> PAGEREF _Toc236400362 \h </w:instrText>
             </w:r>
             <w:r>
               <w:rPr>
@@ -1187,7 +1594,7 @@
                 <w:noProof/>
                 <w:webHidden/>
               </w:rPr>
-              <w:t>4</w:t>
+              <w:t>10</w:t>
             </w:r>
             <w:r>
               <w:rPr>
@@ -1211,7 +1618,7 @@
               <w:lang w:val="en-DE" w:eastAsia="en-DE"/>
             </w:rPr>
           </w:pPr>
-          <w:hyperlink w:anchor="_Toc235875268" w:history="1">
+          <w:hyperlink w:anchor="_Toc236400363" w:history="1">
             <w:r>
               <w:rPr>
                 <w:rStyle w:val="Hyperlink"/>
@@ -1255,7 +1662,7 @@
                 <w:noProof/>
                 <w:webHidden/>
               </w:rPr>
-              <w:instrText xml:space="preserve"> PAGEREF _Toc235875268 \h </w:instrText>
+              <w:instrText xml:space="preserve"> PAGEREF _Toc236400363 \h </w:instrText>
             </w:r>
             <w:r>
               <w:rPr>
@@ -1275,7 +1682,7 @@
                 <w:noProof/>
                 <w:webHidden/>
               </w:rPr>
-              <w:t>5</w:t>
+              <w:t>11</w:t>
             </w:r>
             <w:r>
               <w:rPr>
@@ -1299,7 +1706,7 @@
               <w:lang w:val="en-DE" w:eastAsia="en-DE"/>
             </w:rPr>
           </w:pPr>
-          <w:hyperlink w:anchor="_Toc235875269" w:history="1">
+          <w:hyperlink w:anchor="_Toc236400364" w:history="1">
             <w:r>
               <w:rPr>
                 <w:rStyle w:val="Hyperlink"/>
@@ -1324,6 +1731,96 @@
                 <w:noProof/>
                 <w:lang w:val="en-US"/>
               </w:rPr>
+              <w:t>What were the issues of the formula support implementation in feature/formula_support branch and commit hash: 6686f59abce4cc9bce5412a10547ac37466a29c3</w:t>
+            </w:r>
+            <w:r>
+              <w:rPr>
+                <w:noProof/>
+                <w:webHidden/>
+              </w:rPr>
+              <w:tab/>
+            </w:r>
+            <w:r>
+              <w:rPr>
+                <w:noProof/>
+                <w:webHidden/>
+              </w:rPr>
+              <w:fldChar w:fldCharType="begin"/>
+            </w:r>
+            <w:r>
+              <w:rPr>
+                <w:noProof/>
+                <w:webHidden/>
+              </w:rPr>
+              <w:instrText xml:space="preserve"> PAGEREF _Toc236400364 \h </w:instrText>
+            </w:r>
+            <w:r>
+              <w:rPr>
+                <w:noProof/>
+                <w:webHidden/>
+              </w:rPr>
+            </w:r>
+            <w:r>
+              <w:rPr>
+                <w:noProof/>
+                <w:webHidden/>
+              </w:rPr>
+              <w:fldChar w:fldCharType="separate"/>
+            </w:r>
+            <w:r>
+              <w:rPr>
+                <w:noProof/>
+                <w:webHidden/>
+              </w:rPr>
+              <w:t>12</w:t>
+            </w:r>
+            <w:r>
+              <w:rPr>
+                <w:noProof/>
+                <w:webHidden/>
+              </w:rPr>
+              <w:fldChar w:fldCharType="end"/>
+            </w:r>
+          </w:hyperlink>
+        </w:p>
+        <w:p>
+          <w:pPr>
+            <w:pStyle w:val="TOC2"/>
+            <w:tabs>
+              <w:tab w:val="left" w:pos="1680"/>
+              <w:tab w:val="right" w:leader="dot" w:pos="9016"/>
+            </w:tabs>
+            <w:rPr>
+              <w:rFonts w:eastAsiaTheme="minorEastAsia"/>
+              <w:noProof/>
+              <w:lang w:val="en-DE" w:eastAsia="en-DE"/>
+            </w:rPr>
+          </w:pPr>
+          <w:hyperlink w:anchor="_Toc236400365" w:history="1">
+            <w:r>
+              <w:rPr>
+                <w:rStyle w:val="Hyperlink"/>
+                <w:rFonts w:ascii="Times New Roman" w:hAnsi="Times New Roman" w:cs="Times New Roman"/>
+                <w:noProof/>
+                <w:lang w:val="en-US"/>
+              </w:rPr>
+              <w:t>4.6</w:t>
+            </w:r>
+            <w:r>
+              <w:rPr>
+                <w:rFonts w:eastAsiaTheme="minorEastAsia"/>
+                <w:noProof/>
+                <w:lang w:val="en-DE" w:eastAsia="en-DE"/>
+              </w:rPr>
+              <w:tab/>
+            </w:r>
+            <w:r>
+              <w:rPr>
+                <w:rStyle w:val="Hyperlink"/>
+                <w:rFonts w:ascii="Times New Roman" w:hAnsi="Times New Roman" w:cs="Times New Roman"/>
+                <w:noProof/>
+                <w:lang w:val="en-US"/>
+              </w:rPr>
               <w:t>Benchmarking</w:t>
             </w:r>
             <w:r>
@@ -1345,7 +1842,7 @@
                 <w:noProof/>
                 <w:webHidden/>
               </w:rPr>
-              <w:instrText xml:space="preserve"> PAGEREF _Toc235875269 \h </w:instrText>
+              <w:instrText xml:space="preserve"> PAGEREF _Toc236400365 \h </w:instrText>
             </w:r>
             <w:r>
               <w:rPr>
@@ -1365,7 +1862,7 @@
                 <w:noProof/>
                 <w:webHidden/>
               </w:rPr>
-              <w:t>6</w:t>
+              <w:t>12</w:t>
             </w:r>
             <w:r>
               <w:rPr>
@@ -1389,7 +1886,7 @@
               <w:lang w:val="en-DE" w:eastAsia="en-DE"/>
             </w:rPr>
           </w:pPr>
-          <w:hyperlink w:anchor="_Toc235875270" w:history="1">
+          <w:hyperlink w:anchor="_Toc236400366" w:history="1">
             <w:r>
               <w:rPr>
                 <w:rStyle w:val="Hyperlink"/>
@@ -1435,7 +1932,7 @@
                 <w:noProof/>
                 <w:webHidden/>
               </w:rPr>
-              <w:instrText xml:space="preserve"> PAGEREF _Toc235875270 \h </w:instrText>
+              <w:instrText xml:space="preserve"> PAGEREF _Toc236400366 \h </w:instrText>
             </w:r>
             <w:r>
               <w:rPr>
@@ -1455,7 +1952,7 @@
                 <w:noProof/>
                 <w:webHidden/>
               </w:rPr>
-              <w:t>6</w:t>
+              <w:t>12</w:t>
             </w:r>
             <w:r>
               <w:rPr>
@@ -1479,7 +1976,7 @@
               <w:lang w:val="en-DE" w:eastAsia="en-DE"/>
             </w:rPr>
           </w:pPr>
-          <w:hyperlink w:anchor="_Toc235875271" w:history="1">
+          <w:hyperlink w:anchor="_Toc236400367" w:history="1">
             <w:r>
               <w:rPr>
                 <w:rStyle w:val="Hyperlink"/>
@@ -1523,7 +2020,7 @@
                 <w:noProof/>
                 <w:webHidden/>
               </w:rPr>
-              <w:instrText xml:space="preserve"> PAGEREF _Toc235875271 \h </w:instrText>
+              <w:instrText xml:space="preserve"> PAGEREF _Toc236400367 \h </w:instrText>
             </w:r>
             <w:r>
               <w:rPr>
@@ -1543,7 +2040,7 @@
                 <w:noProof/>
                 <w:webHidden/>
               </w:rPr>
-              <w:t>6</w:t>
+              <w:t>12</w:t>
             </w:r>
             <w:r>
               <w:rPr>
@@ -1610,6 +2107,150 @@
     </w:p>
     <w:p>
       <w:pPr>
+        <w:ind w:firstLine="0"/>
+        <w:rPr>
+          <w:rStyle w:val="Emphasis"/>
+          <w:rFonts w:ascii="Times New Roman" w:hAnsi="Times New Roman" w:cs="Times New Roman"/>
+        </w:rPr>
+      </w:pPr>
+    </w:p>
+    <w:p>
+      <w:pPr>
+        <w:ind w:firstLine="0"/>
+        <w:rPr>
+          <w:rStyle w:val="Emphasis"/>
+          <w:rFonts w:ascii="Times New Roman" w:hAnsi="Times New Roman" w:cs="Times New Roman"/>
+        </w:rPr>
+      </w:pPr>
+    </w:p>
+    <w:p>
+      <w:pPr>
+        <w:ind w:firstLine="0"/>
+        <w:rPr>
+          <w:rStyle w:val="Emphasis"/>
+          <w:rFonts w:ascii="Times New Roman" w:hAnsi="Times New Roman" w:cs="Times New Roman"/>
+        </w:rPr>
+      </w:pPr>
+    </w:p>
+    <w:p>
+      <w:pPr>
+        <w:ind w:firstLine="0"/>
+        <w:rPr>
+          <w:rStyle w:val="Emphasis"/>
+          <w:rFonts w:ascii="Times New Roman" w:hAnsi="Times New Roman" w:cs="Times New Roman"/>
+        </w:rPr>
+      </w:pPr>
+    </w:p>
+    <w:p>
+      <w:pPr>
+        <w:ind w:firstLine="0"/>
+        <w:rPr>
+          <w:rStyle w:val="Emphasis"/>
+          <w:rFonts w:ascii="Times New Roman" w:hAnsi="Times New Roman" w:cs="Times New Roman"/>
+        </w:rPr>
+      </w:pPr>
+    </w:p>
+    <w:p>
+      <w:pPr>
+        <w:ind w:firstLine="0"/>
+        <w:rPr>
+          <w:rStyle w:val="Emphasis"/>
+          <w:rFonts w:ascii="Times New Roman" w:hAnsi="Times New Roman" w:cs="Times New Roman"/>
+        </w:rPr>
+      </w:pPr>
+    </w:p>
+    <w:p>
+      <w:pPr>
+        <w:ind w:firstLine="0"/>
+        <w:rPr>
+          <w:rStyle w:val="Emphasis"/>
+          <w:rFonts w:ascii="Times New Roman" w:hAnsi="Times New Roman" w:cs="Times New Roman"/>
+        </w:rPr>
+      </w:pPr>
+    </w:p>
+    <w:p>
+      <w:pPr>
+        <w:ind w:firstLine="0"/>
+        <w:rPr>
+          <w:rStyle w:val="Emphasis"/>
+          <w:rFonts w:ascii="Times New Roman" w:hAnsi="Times New Roman" w:cs="Times New Roman"/>
+        </w:rPr>
+      </w:pPr>
+    </w:p>
+    <w:p>
+      <w:pPr>
+        <w:ind w:firstLine="0"/>
+        <w:rPr>
+          <w:rStyle w:val="Emphasis"/>
+          <w:rFonts w:ascii="Times New Roman" w:hAnsi="Times New Roman" w:cs="Times New Roman"/>
+        </w:rPr>
+      </w:pPr>
+    </w:p>
+    <w:p>
+      <w:pPr>
+        <w:ind w:firstLine="0"/>
+        <w:rPr>
+          <w:rStyle w:val="Emphasis"/>
+          <w:rFonts w:ascii="Times New Roman" w:hAnsi="Times New Roman" w:cs="Times New Roman"/>
+        </w:rPr>
+      </w:pPr>
+    </w:p>
+    <w:p>
+      <w:pPr>
+        <w:ind w:firstLine="0"/>
+        <w:rPr>
+          <w:rStyle w:val="Emphasis"/>
+          <w:rFonts w:ascii="Times New Roman" w:hAnsi="Times New Roman" w:cs="Times New Roman"/>
+        </w:rPr>
+      </w:pPr>
+    </w:p>
+    <w:p>
+      <w:pPr>
+        <w:ind w:firstLine="0"/>
+        <w:rPr>
+          <w:rStyle w:val="Emphasis"/>
+          <w:rFonts w:ascii="Times New Roman" w:hAnsi="Times New Roman" w:cs="Times New Roman"/>
+        </w:rPr>
+      </w:pPr>
+    </w:p>
+    <w:p>
+      <w:pPr>
+        <w:ind w:firstLine="0"/>
+        <w:rPr>
+          <w:rStyle w:val="Emphasis"/>
+          <w:rFonts w:ascii="Times New Roman" w:hAnsi="Times New Roman" w:cs="Times New Roman"/>
+        </w:rPr>
+      </w:pPr>
+    </w:p>
+    <w:p>
+      <w:pPr>
+        <w:ind w:firstLine="0"/>
+        <w:rPr>
+          <w:rStyle w:val="Emphasis"/>
+          <w:rFonts w:ascii="Times New Roman" w:hAnsi="Times New Roman" w:cs="Times New Roman"/>
+        </w:rPr>
+      </w:pPr>
+    </w:p>
+    <w:p>
+      <w:pPr>
+        <w:ind w:firstLine="0"/>
+        <w:rPr>
+          <w:rStyle w:val="Emphasis"/>
+          <w:rFonts w:ascii="Times New Roman" w:hAnsi="Times New Roman" w:cs="Times New Roman"/>
+        </w:rPr>
+      </w:pPr>
+    </w:p>
+    <w:p>
+      <w:pPr>
+        <w:ind w:firstLine="0"/>
+        <w:rPr>
+          <w:rStyle w:val="Emphasis"/>
+          <w:rFonts w:ascii="Times New Roman" w:hAnsi="Times New Roman" w:cs="Times New Roman"/>
+        </w:rPr>
+      </w:pPr>
+    </w:p>
+    <w:p>
+      <w:pPr>
         <w:pStyle w:val="Heading1"/>
         <w:rPr>
           <w:rStyle w:val="Emphasis"/>
@@ -1620,7 +2261,7 @@
         </w:rPr>
       </w:pPr>
       <w:bookmarkStart w:id="6" w:name="_Toc235716846"/>
-      <w:bookmarkStart w:id="7" w:name="_Toc235875257"/>
+      <w:bookmarkStart w:id="7" w:name="_Toc236400347"/>
       <w:bookmarkEnd w:id="6"/>
       <w:r>
         <w:rPr>
@@ -1639,14 +2280,21 @@
       <w:pPr>
         <w:pStyle w:val="Heading1"/>
         <w:rPr>
+          <w:rFonts w:ascii="Times New Roman" w:hAnsi="Times New Roman" w:cs="Times New Roman"/>
+          <w:lang w:val="en-US"/>
+        </w:rPr>
+      </w:pPr>
+      <w:bookmarkStart w:id="8" w:name="_Toc236400348"/>
+      <w:r>
+        <w:rPr>
           <w:rStyle w:val="Emphasis"/>
           <w:rFonts w:ascii="Times New Roman" w:hAnsi="Times New Roman" w:cs="Times New Roman"/>
           <w:i w:val="0"/>
           <w:iCs w:val="0"/>
           <w:lang w:val="en-US"/>
         </w:rPr>
-      </w:pPr>
-      <w:bookmarkStart w:id="8" w:name="_Toc235875258"/>
+        <w:t>R</w:t>
+      </w:r>
       <w:r>
         <w:rPr>
           <w:rStyle w:val="Emphasis"/>
@@ -1655,7 +2303,7 @@
           <w:iCs w:val="0"/>
           <w:lang w:val="en-US"/>
         </w:rPr>
-        <w:t>R</w:t>
+        <w:t>epresent</w:t>
       </w:r>
       <w:r>
         <w:rPr>
@@ -1665,7 +2313,7 @@
           <w:iCs w:val="0"/>
           <w:lang w:val="en-US"/>
         </w:rPr>
-        <w:t>epresent</w:t>
+        <w:t>ing</w:t>
       </w:r>
       <w:r>
         <w:rPr>
@@ -1675,7 +2323,7 @@
           <w:iCs w:val="0"/>
           <w:lang w:val="en-US"/>
         </w:rPr>
-        <w:t>ing</w:t>
+        <w:t xml:space="preserve"> </w:t>
       </w:r>
       <w:r>
         <w:rPr>
@@ -1685,7 +2333,7 @@
           <w:iCs w:val="0"/>
           <w:lang w:val="en-US"/>
         </w:rPr>
-        <w:t xml:space="preserve"> </w:t>
+        <w:t>S</w:t>
       </w:r>
       <w:r>
         <w:rPr>
@@ -1695,7 +2343,7 @@
           <w:iCs w:val="0"/>
           <w:lang w:val="en-US"/>
         </w:rPr>
-        <w:t>S</w:t>
+        <w:t xml:space="preserve">preadsheet </w:t>
       </w:r>
       <w:r>
         <w:rPr>
@@ -1705,7 +2353,7 @@
           <w:iCs w:val="0"/>
           <w:lang w:val="en-US"/>
         </w:rPr>
-        <w:t xml:space="preserve">preadsheet </w:t>
+        <w:t>D</w:t>
       </w:r>
       <w:r>
         <w:rPr>
@@ -1715,7 +2363,7 @@
           <w:iCs w:val="0"/>
           <w:lang w:val="en-US"/>
         </w:rPr>
-        <w:t>D</w:t>
+        <w:t>ata</w:t>
       </w:r>
       <w:r>
         <w:rPr>
@@ -1725,8 +2373,10 @@
           <w:iCs w:val="0"/>
           <w:lang w:val="en-US"/>
         </w:rPr>
-        <w:t>ata</w:t>
-      </w:r>
+        <w:t xml:space="preserve"> in </w:t>
+      </w:r>
+      <w:bookmarkEnd w:id="8"/>
+      <w:proofErr w:type="spellStart"/>
       <w:r>
         <w:rPr>
           <w:rStyle w:val="Emphasis"/>
@@ -1735,52 +2385,2505 @@
           <w:iCs w:val="0"/>
           <w:lang w:val="en-US"/>
         </w:rPr>
-        <w:t xml:space="preserve"> in </w:t>
-      </w:r>
-      <w:r>
-        <w:rPr>
-          <w:rStyle w:val="Emphasis"/>
-          <w:rFonts w:ascii="Times New Roman" w:hAnsi="Times New Roman" w:cs="Times New Roman"/>
-          <w:i w:val="0"/>
-          <w:iCs w:val="0"/>
-          <w:lang w:val="en-US"/>
-        </w:rPr>
-        <w:t>Y</w:t>
-      </w:r>
-      <w:r>
-        <w:rPr>
-          <w:rStyle w:val="Emphasis"/>
-          <w:rFonts w:ascii="Times New Roman" w:hAnsi="Times New Roman" w:cs="Times New Roman"/>
-          <w:i w:val="0"/>
-          <w:iCs w:val="0"/>
-          <w:lang w:val="en-US"/>
-        </w:rPr>
-        <w:t>js</w:t>
-      </w:r>
-      <w:bookmarkEnd w:id="8"/>
+        <w:t>Yjs</w:t>
+      </w:r>
+      <w:proofErr w:type="spellEnd"/>
     </w:p>
     <w:p>
       <w:pPr>
-        <w:pStyle w:val="Heading1"/>
-        <w:rPr>
-          <w:rFonts w:ascii="Times New Roman" w:hAnsi="Times New Roman" w:cs="Times New Roman"/>
-          <w:lang w:val="en-US"/>
-        </w:rPr>
-      </w:pPr>
-      <w:bookmarkStart w:id="9" w:name="_Toc235716847"/>
-      <w:bookmarkStart w:id="10" w:name="_Toc235875259"/>
+        <w:rPr>
+          <w:rFonts w:ascii="Times New Roman" w:hAnsi="Times New Roman" w:cs="Times New Roman"/>
+          <w:lang w:val="en-US"/>
+        </w:rPr>
+      </w:pPr>
+      <w:r>
+        <w:rPr>
+          <w:rFonts w:ascii="Times New Roman" w:hAnsi="Times New Roman" w:cs="Times New Roman"/>
+          <w:lang w:val="en-US"/>
+        </w:rPr>
+        <w:t xml:space="preserve">There are 8 </w:t>
+      </w:r>
+      <w:proofErr w:type="spellStart"/>
+      <w:r>
+        <w:rPr>
+          <w:rFonts w:ascii="Times New Roman" w:hAnsi="Times New Roman" w:cs="Times New Roman"/>
+          <w:lang w:val="en-US"/>
+        </w:rPr>
+        <w:t>Yjs</w:t>
+      </w:r>
+      <w:proofErr w:type="spellEnd"/>
+      <w:r>
+        <w:rPr>
+          <w:rFonts w:ascii="Times New Roman" w:hAnsi="Times New Roman" w:cs="Times New Roman"/>
+          <w:lang w:val="en-US"/>
+        </w:rPr>
+        <w:t xml:space="preserve"> structures. </w:t>
+      </w:r>
+      <w:r>
+        <w:rPr>
+          <w:rFonts w:ascii="Times New Roman" w:hAnsi="Times New Roman" w:cs="Times New Roman"/>
+          <w:lang w:val="en-US"/>
+        </w:rPr>
+        <w:t>They are all implemented with observers. Observers are crucial to work collaboratively</w:t>
+      </w:r>
+      <w:r>
+        <w:rPr>
+          <w:rFonts w:ascii="Times New Roman" w:hAnsi="Times New Roman" w:cs="Times New Roman"/>
+          <w:lang w:val="en-US"/>
+        </w:rPr>
+        <w:t xml:space="preserve"> </w:t>
+      </w:r>
+      <w:proofErr w:type="gramStart"/>
+      <w:r>
+        <w:rPr>
+          <w:rFonts w:ascii="Times New Roman" w:hAnsi="Times New Roman" w:cs="Times New Roman"/>
+          <w:lang w:val="en-US"/>
+        </w:rPr>
+        <w:t>across</w:t>
+      </w:r>
+      <w:proofErr w:type="gramEnd"/>
+      <w:r>
+        <w:rPr>
+          <w:rFonts w:ascii="Times New Roman" w:hAnsi="Times New Roman" w:cs="Times New Roman"/>
+          <w:lang w:val="en-US"/>
+        </w:rPr>
+        <w:t xml:space="preserve"> different users</w:t>
+      </w:r>
+      <w:r>
+        <w:rPr>
+          <w:rFonts w:ascii="Times New Roman" w:hAnsi="Times New Roman" w:cs="Times New Roman"/>
+          <w:lang w:val="en-US"/>
+        </w:rPr>
+        <w:t>.</w:t>
+      </w:r>
+      <w:r>
+        <w:rPr>
+          <w:rFonts w:ascii="Times New Roman" w:hAnsi="Times New Roman" w:cs="Times New Roman"/>
+          <w:lang w:val="en-US"/>
+        </w:rPr>
+        <w:t xml:space="preserve"> </w:t>
+      </w:r>
+    </w:p>
+    <w:p>
+      <w:pPr>
+        <w:rPr>
+          <w:rFonts w:ascii="Times New Roman" w:hAnsi="Times New Roman" w:cs="Times New Roman"/>
+          <w:lang w:val="en-US"/>
+        </w:rPr>
+      </w:pPr>
+      <w:r>
+        <w:rPr>
+          <w:rFonts w:ascii="Times New Roman" w:hAnsi="Times New Roman" w:cs="Times New Roman"/>
+          <w:lang w:val="en-US"/>
+        </w:rPr>
+        <w:t xml:space="preserve">This implementation mainly benefits from 2 arrays and a map. These 2 arrays store cell </w:t>
+      </w:r>
+      <w:r>
+        <w:rPr>
+          <w:rFonts w:ascii="Times New Roman" w:hAnsi="Times New Roman" w:cs="Times New Roman"/>
+          <w:lang w:val="en-US"/>
+        </w:rPr>
+        <w:t>IDs</w:t>
+      </w:r>
+      <w:r>
+        <w:rPr>
+          <w:rFonts w:ascii="Times New Roman" w:hAnsi="Times New Roman" w:cs="Times New Roman"/>
+          <w:lang w:val="en-US"/>
+        </w:rPr>
+        <w:t xml:space="preserve"> and help to display them </w:t>
+      </w:r>
+      <w:proofErr w:type="gramStart"/>
+      <w:r>
+        <w:rPr>
+          <w:rFonts w:ascii="Times New Roman" w:hAnsi="Times New Roman" w:cs="Times New Roman"/>
+          <w:lang w:val="en-US"/>
+        </w:rPr>
+        <w:t>in</w:t>
+      </w:r>
+      <w:proofErr w:type="gramEnd"/>
+      <w:r>
+        <w:rPr>
+          <w:rFonts w:ascii="Times New Roman" w:hAnsi="Times New Roman" w:cs="Times New Roman"/>
+          <w:lang w:val="en-US"/>
+        </w:rPr>
+        <w:t xml:space="preserve"> the table. </w:t>
+      </w:r>
+      <w:r>
+        <w:rPr>
+          <w:rFonts w:ascii="Times New Roman" w:hAnsi="Times New Roman" w:cs="Times New Roman"/>
+          <w:lang w:val="en-US"/>
+        </w:rPr>
+        <w:t>The map</w:t>
+      </w:r>
+      <w:r>
+        <w:rPr>
+          <w:rFonts w:ascii="Times New Roman" w:hAnsi="Times New Roman" w:cs="Times New Roman"/>
+          <w:lang w:val="en-US"/>
+        </w:rPr>
+        <w:t xml:space="preserve"> is </w:t>
+      </w:r>
+      <w:r>
+        <w:rPr>
+          <w:rFonts w:ascii="Times New Roman" w:hAnsi="Times New Roman" w:cs="Times New Roman"/>
+          <w:lang w:val="en-US"/>
+        </w:rPr>
+        <w:t xml:space="preserve">used </w:t>
+      </w:r>
+      <w:r>
+        <w:rPr>
+          <w:rFonts w:ascii="Times New Roman" w:hAnsi="Times New Roman" w:cs="Times New Roman"/>
+          <w:lang w:val="en-US"/>
+        </w:rPr>
+        <w:t>to store the content of the cells</w:t>
+      </w:r>
+      <w:r>
+        <w:rPr>
+          <w:rFonts w:ascii="Times New Roman" w:hAnsi="Times New Roman" w:cs="Times New Roman"/>
+          <w:lang w:val="en-US"/>
+        </w:rPr>
+        <w:t>. This means there is no matrix to store cells</w:t>
+      </w:r>
+      <w:r>
+        <w:rPr>
+          <w:rFonts w:ascii="Times New Roman" w:hAnsi="Times New Roman" w:cs="Times New Roman"/>
+          <w:lang w:val="en-US"/>
+        </w:rPr>
+        <w:t>,</w:t>
+      </w:r>
+      <w:r>
+        <w:rPr>
+          <w:rFonts w:ascii="Times New Roman" w:hAnsi="Times New Roman" w:cs="Times New Roman"/>
+          <w:lang w:val="en-US"/>
+        </w:rPr>
+        <w:t xml:space="preserve"> which might have performance </w:t>
+      </w:r>
+      <w:r>
+        <w:rPr>
+          <w:rFonts w:ascii="Times New Roman" w:hAnsi="Times New Roman" w:cs="Times New Roman"/>
+          <w:lang w:val="en-US"/>
+        </w:rPr>
+        <w:t>consequences</w:t>
+      </w:r>
+      <w:r>
+        <w:rPr>
+          <w:rFonts w:ascii="Times New Roman" w:hAnsi="Times New Roman" w:cs="Times New Roman"/>
+          <w:lang w:val="en-US"/>
+        </w:rPr>
+        <w:t xml:space="preserve"> during adding/removing </w:t>
+      </w:r>
+      <w:r>
+        <w:rPr>
+          <w:rFonts w:ascii="Times New Roman" w:hAnsi="Times New Roman" w:cs="Times New Roman"/>
+          <w:lang w:val="en-US"/>
+        </w:rPr>
+        <w:t>columns</w:t>
+      </w:r>
+      <w:r>
+        <w:rPr>
+          <w:rFonts w:ascii="Times New Roman" w:hAnsi="Times New Roman" w:cs="Times New Roman"/>
+          <w:lang w:val="en-US"/>
+        </w:rPr>
+        <w:t>/rows</w:t>
+      </w:r>
+      <w:r>
+        <w:rPr>
+          <w:rFonts w:ascii="Times New Roman" w:hAnsi="Times New Roman" w:cs="Times New Roman"/>
+          <w:lang w:val="en-US"/>
+        </w:rPr>
+        <w:t>.</w:t>
+      </w:r>
+    </w:p>
+    <w:p>
+      <w:pPr>
+        <w:pStyle w:val="Heading2"/>
+        <w:rPr>
+          <w:rFonts w:ascii="Times New Roman" w:hAnsi="Times New Roman" w:cs="Times New Roman"/>
+          <w:lang w:val="en-US"/>
+        </w:rPr>
+      </w:pPr>
+      <w:bookmarkStart w:id="9" w:name="_Toc236400349"/>
+      <w:proofErr w:type="spellStart"/>
+      <w:r>
+        <w:rPr>
+          <w:rFonts w:ascii="Times New Roman" w:hAnsi="Times New Roman" w:cs="Times New Roman"/>
+          <w:lang w:val="en-US"/>
+        </w:rPr>
+        <w:t>YColumns</w:t>
+      </w:r>
+      <w:proofErr w:type="spellEnd"/>
+      <w:r>
+        <w:rPr>
+          <w:rFonts w:ascii="Times New Roman" w:hAnsi="Times New Roman" w:cs="Times New Roman"/>
+          <w:lang w:val="en-US"/>
+        </w:rPr>
+        <w:t xml:space="preserve"> &amp; </w:t>
+      </w:r>
+      <w:proofErr w:type="spellStart"/>
+      <w:r>
+        <w:rPr>
+          <w:rFonts w:ascii="Times New Roman" w:hAnsi="Times New Roman" w:cs="Times New Roman"/>
+          <w:lang w:val="en-US"/>
+        </w:rPr>
+        <w:t>YRows</w:t>
+      </w:r>
+      <w:proofErr w:type="spellEnd"/>
+      <w:r>
+        <w:rPr>
+          <w:rFonts w:ascii="Times New Roman" w:hAnsi="Times New Roman" w:cs="Times New Roman"/>
+          <w:lang w:val="en-US"/>
+        </w:rPr>
+        <w:t xml:space="preserve"> (</w:t>
+      </w:r>
+      <w:r>
+        <w:rPr>
+          <w:rFonts w:ascii="Times New Roman" w:hAnsi="Times New Roman" w:cs="Times New Roman"/>
+          <w:lang w:val="en-US"/>
+        </w:rPr>
+        <w:t>SpreadSheet</w:t>
+      </w:r>
+      <w:r>
+        <w:rPr>
+          <w:rFonts w:ascii="Times New Roman" w:hAnsi="Times New Roman" w:cs="Times New Roman"/>
+          <w:lang w:val="en-US"/>
+        </w:rPr>
+        <w:t xml:space="preserve">.tsx, </w:t>
+      </w:r>
+      <w:proofErr w:type="spellStart"/>
+      <w:r>
+        <w:rPr>
+          <w:rFonts w:ascii="Times New Roman" w:hAnsi="Times New Roman" w:cs="Times New Roman"/>
+          <w:lang w:val="en-US"/>
+        </w:rPr>
+        <w:t>Cell.tsx</w:t>
+      </w:r>
+      <w:proofErr w:type="spellEnd"/>
+      <w:r>
+        <w:rPr>
+          <w:rFonts w:ascii="Times New Roman" w:hAnsi="Times New Roman" w:cs="Times New Roman"/>
+          <w:lang w:val="en-US"/>
+        </w:rPr>
+        <w:t>)</w:t>
+      </w:r>
       <w:bookmarkEnd w:id="9"/>
-      <w:r>
-        <w:rPr>
-          <w:rFonts w:ascii="Times New Roman" w:hAnsi="Times New Roman" w:cs="Times New Roman"/>
-          <w:lang w:val="en-US"/>
-        </w:rPr>
-        <w:t>Update Wins CRDTs</w:t>
+    </w:p>
+    <w:p>
+      <w:pPr>
+        <w:rPr>
+          <w:rFonts w:ascii="Times New Roman" w:hAnsi="Times New Roman" w:cs="Times New Roman"/>
+          <w:lang w:val="en-US"/>
+        </w:rPr>
+      </w:pPr>
+      <w:r>
+        <w:rPr>
+          <w:rFonts w:ascii="Times New Roman" w:hAnsi="Times New Roman" w:cs="Times New Roman"/>
+          <w:lang w:val="en-US"/>
+        </w:rPr>
+        <w:t>These are arrays that are responsible for ordering cells in the spreadsheet. Using a map</w:t>
+      </w:r>
+      <w:r>
+        <w:rPr>
+          <w:rFonts w:ascii="Times New Roman" w:hAnsi="Times New Roman" w:cs="Times New Roman"/>
+          <w:lang w:val="en-US"/>
+        </w:rPr>
+        <w:t xml:space="preserve"> structure</w:t>
+      </w:r>
+      <w:r>
+        <w:rPr>
+          <w:rFonts w:ascii="Times New Roman" w:hAnsi="Times New Roman" w:cs="Times New Roman"/>
+          <w:lang w:val="en-US"/>
+        </w:rPr>
+        <w:t xml:space="preserve"> is not enough for ordering because maps are </w:t>
+      </w:r>
+      <w:r>
+        <w:rPr>
+          <w:rFonts w:ascii="Times New Roman" w:hAnsi="Times New Roman" w:cs="Times New Roman"/>
+          <w:lang w:val="en-US"/>
+        </w:rPr>
+        <w:t>unordered</w:t>
+      </w:r>
+      <w:r>
+        <w:rPr>
+          <w:rFonts w:ascii="Times New Roman" w:hAnsi="Times New Roman" w:cs="Times New Roman"/>
+          <w:lang w:val="en-US"/>
+        </w:rPr>
+        <w:t xml:space="preserve">. </w:t>
+      </w:r>
+    </w:p>
+    <w:p>
+      <w:pPr>
+        <w:rPr>
+          <w:rFonts w:ascii="Times New Roman" w:hAnsi="Times New Roman" w:cs="Times New Roman"/>
+          <w:lang w:val="en-US"/>
+        </w:rPr>
+      </w:pPr>
+      <w:r>
+        <w:rPr>
+          <w:rFonts w:ascii="Times New Roman" w:hAnsi="Times New Roman" w:cs="Times New Roman"/>
+          <w:lang w:val="en-US"/>
+        </w:rPr>
+        <w:t xml:space="preserve">They are being used in 2 components: SpreadSheet.tsx and </w:t>
+      </w:r>
+      <w:proofErr w:type="spellStart"/>
+      <w:r>
+        <w:rPr>
+          <w:rFonts w:ascii="Times New Roman" w:hAnsi="Times New Roman" w:cs="Times New Roman"/>
+          <w:lang w:val="en-US"/>
+        </w:rPr>
+        <w:t>Cell.tsx</w:t>
+      </w:r>
+      <w:proofErr w:type="spellEnd"/>
+      <w:r>
+        <w:rPr>
+          <w:rFonts w:ascii="Times New Roman" w:hAnsi="Times New Roman" w:cs="Times New Roman"/>
+          <w:lang w:val="en-US"/>
+        </w:rPr>
+        <w:t>.</w:t>
+      </w:r>
+    </w:p>
+    <w:p>
+      <w:pPr>
+        <w:pStyle w:val="ListParagraph"/>
+        <w:numPr>
+          <w:ilvl w:val="0"/>
+          <w:numId w:val="10"/>
+        </w:numPr>
+        <w:rPr>
+          <w:rFonts w:ascii="Times New Roman" w:hAnsi="Times New Roman" w:cs="Times New Roman"/>
+          <w:lang w:val="en-US"/>
+        </w:rPr>
+      </w:pPr>
+      <w:r>
+        <w:rPr>
+          <w:rFonts w:ascii="Times New Roman" w:hAnsi="Times New Roman" w:cs="Times New Roman"/>
+          <w:u w:val="single"/>
+          <w:lang w:val="en-US"/>
+        </w:rPr>
+        <w:t>SpreadSheet.tsx:</w:t>
+      </w:r>
+      <w:r>
+        <w:rPr>
+          <w:rFonts w:ascii="Times New Roman" w:hAnsi="Times New Roman" w:cs="Times New Roman"/>
+          <w:lang w:val="en-US"/>
+        </w:rPr>
+        <w:t xml:space="preserve"> In this component, </w:t>
+      </w:r>
+      <w:proofErr w:type="spellStart"/>
+      <w:r>
+        <w:rPr>
+          <w:rFonts w:ascii="Times New Roman" w:hAnsi="Times New Roman" w:cs="Times New Roman"/>
+          <w:lang w:val="en-US"/>
+        </w:rPr>
+        <w:t>YColumns</w:t>
+      </w:r>
+      <w:proofErr w:type="spellEnd"/>
+      <w:r>
+        <w:rPr>
+          <w:rFonts w:ascii="Times New Roman" w:hAnsi="Times New Roman" w:cs="Times New Roman"/>
+          <w:lang w:val="en-US"/>
+        </w:rPr>
+        <w:t xml:space="preserve"> and </w:t>
+      </w:r>
+      <w:proofErr w:type="spellStart"/>
+      <w:r>
+        <w:rPr>
+          <w:rFonts w:ascii="Times New Roman" w:hAnsi="Times New Roman" w:cs="Times New Roman"/>
+          <w:lang w:val="en-US"/>
+        </w:rPr>
+        <w:t>YRows</w:t>
+      </w:r>
+      <w:proofErr w:type="spellEnd"/>
+      <w:r>
+        <w:rPr>
+          <w:rFonts w:ascii="Times New Roman" w:hAnsi="Times New Roman" w:cs="Times New Roman"/>
+          <w:lang w:val="en-US"/>
+        </w:rPr>
+        <w:t xml:space="preserve"> are used to transfer cell </w:t>
+      </w:r>
+      <w:r>
+        <w:rPr>
+          <w:rFonts w:ascii="Times New Roman" w:hAnsi="Times New Roman" w:cs="Times New Roman"/>
+          <w:lang w:val="en-US"/>
+        </w:rPr>
+        <w:t>IDs</w:t>
+      </w:r>
+      <w:r>
+        <w:rPr>
+          <w:rFonts w:ascii="Times New Roman" w:hAnsi="Times New Roman" w:cs="Times New Roman"/>
+          <w:lang w:val="en-US"/>
+        </w:rPr>
+        <w:t xml:space="preserve"> to the</w:t>
+      </w:r>
+      <w:r>
+        <w:rPr>
+          <w:rFonts w:ascii="Times New Roman" w:hAnsi="Times New Roman" w:cs="Times New Roman"/>
+          <w:lang w:val="en-US"/>
+        </w:rPr>
+        <w:t xml:space="preserve"> </w:t>
+      </w:r>
+      <w:proofErr w:type="spellStart"/>
+      <w:r>
+        <w:rPr>
+          <w:rFonts w:ascii="Times New Roman" w:hAnsi="Times New Roman" w:cs="Times New Roman"/>
+          <w:lang w:val="en-US"/>
+        </w:rPr>
+        <w:t>SpreadSheet’s</w:t>
+      </w:r>
+      <w:proofErr w:type="spellEnd"/>
+      <w:r>
+        <w:rPr>
+          <w:rFonts w:ascii="Times New Roman" w:hAnsi="Times New Roman" w:cs="Times New Roman"/>
+          <w:lang w:val="en-US"/>
+        </w:rPr>
+        <w:t xml:space="preserve"> React State</w:t>
+      </w:r>
+      <w:r>
+        <w:rPr>
+          <w:rFonts w:ascii="Times New Roman" w:hAnsi="Times New Roman" w:cs="Times New Roman"/>
+          <w:lang w:val="en-US"/>
+        </w:rPr>
+        <w:t xml:space="preserve"> when this component is mounted</w:t>
+      </w:r>
+      <w:r>
+        <w:rPr>
+          <w:rFonts w:ascii="Times New Roman" w:hAnsi="Times New Roman" w:cs="Times New Roman"/>
+          <w:lang w:val="en-US"/>
+        </w:rPr>
+        <w:t xml:space="preserve">. </w:t>
+      </w:r>
+      <w:r>
+        <w:rPr>
+          <w:rFonts w:ascii="Times New Roman" w:hAnsi="Times New Roman" w:cs="Times New Roman"/>
+          <w:lang w:val="en-US"/>
+        </w:rPr>
+        <w:fldChar w:fldCharType="begin"/>
+      </w:r>
+      <w:r>
+        <w:rPr>
+          <w:rFonts w:ascii="Times New Roman" w:hAnsi="Times New Roman" w:cs="Times New Roman"/>
+          <w:lang w:val="en-US"/>
+        </w:rPr>
+        <w:instrText xml:space="preserve"> REF _Ref236390685 \h </w:instrText>
+      </w:r>
+      <w:r>
+        <w:rPr>
+          <w:rFonts w:ascii="Times New Roman" w:hAnsi="Times New Roman" w:cs="Times New Roman"/>
+          <w:lang w:val="en-US"/>
+        </w:rPr>
+      </w:r>
+      <w:r>
+        <w:rPr>
+          <w:rFonts w:ascii="Times New Roman" w:hAnsi="Times New Roman" w:cs="Times New Roman"/>
+          <w:lang w:val="en-US"/>
+        </w:rPr>
+        <w:fldChar w:fldCharType="separate"/>
+      </w:r>
+      <w:r>
+        <w:t xml:space="preserve">Figure </w:t>
+      </w:r>
+      <w:r>
+        <w:rPr>
+          <w:noProof/>
+        </w:rPr>
+        <w:t>2</w:t>
+      </w:r>
+      <w:r>
+        <w:t>.</w:t>
+      </w:r>
+      <w:r>
+        <w:rPr>
+          <w:noProof/>
+        </w:rPr>
+        <w:t>1</w:t>
+      </w:r>
+      <w:r>
+        <w:rPr>
+          <w:rFonts w:ascii="Times New Roman" w:hAnsi="Times New Roman" w:cs="Times New Roman"/>
+          <w:lang w:val="en-US"/>
+        </w:rPr>
+        <w:fldChar w:fldCharType="end"/>
+      </w:r>
+      <w:r>
+        <w:rPr>
+          <w:rFonts w:ascii="Times New Roman" w:hAnsi="Times New Roman" w:cs="Times New Roman"/>
+          <w:lang w:val="en-US"/>
+        </w:rPr>
+        <w:t xml:space="preserve"> </w:t>
+      </w:r>
+      <w:r>
+        <w:rPr>
+          <w:rFonts w:ascii="Times New Roman" w:hAnsi="Times New Roman" w:cs="Times New Roman"/>
+          <w:lang w:val="en-US"/>
+        </w:rPr>
+        <w:t xml:space="preserve">and </w:t>
+      </w:r>
+      <w:r>
+        <w:rPr>
+          <w:rFonts w:ascii="Times New Roman" w:hAnsi="Times New Roman" w:cs="Times New Roman"/>
+          <w:lang w:val="en-US"/>
+        </w:rPr>
+        <w:fldChar w:fldCharType="begin"/>
+      </w:r>
+      <w:r>
+        <w:rPr>
+          <w:rFonts w:ascii="Times New Roman" w:hAnsi="Times New Roman" w:cs="Times New Roman"/>
+          <w:lang w:val="en-US"/>
+        </w:rPr>
+        <w:instrText xml:space="preserve"> REF _Ref236390690 \h </w:instrText>
+      </w:r>
+      <w:r>
+        <w:rPr>
+          <w:rFonts w:ascii="Times New Roman" w:hAnsi="Times New Roman" w:cs="Times New Roman"/>
+          <w:lang w:val="en-US"/>
+        </w:rPr>
+      </w:r>
+      <w:r>
+        <w:rPr>
+          <w:rFonts w:ascii="Times New Roman" w:hAnsi="Times New Roman" w:cs="Times New Roman"/>
+          <w:lang w:val="en-US"/>
+        </w:rPr>
+        <w:instrText xml:space="preserve"> \* MERGEFORMAT </w:instrText>
+      </w:r>
+      <w:r>
+        <w:rPr>
+          <w:rFonts w:ascii="Times New Roman" w:hAnsi="Times New Roman" w:cs="Times New Roman"/>
+          <w:lang w:val="en-US"/>
+        </w:rPr>
+        <w:fldChar w:fldCharType="separate"/>
+      </w:r>
+      <w:r>
+        <w:rPr>
+          <w:rFonts w:ascii="Times New Roman" w:hAnsi="Times New Roman" w:cs="Times New Roman"/>
+        </w:rPr>
+        <w:t xml:space="preserve"> </w:t>
+      </w:r>
+      <w:r>
+        <w:rPr>
+          <w:rFonts w:ascii="Times New Roman" w:hAnsi="Times New Roman" w:cs="Times New Roman"/>
+        </w:rPr>
+        <w:t>Figure</w:t>
+      </w:r>
+      <w:r>
+        <w:rPr>
+          <w:rFonts w:ascii="Times New Roman" w:hAnsi="Times New Roman" w:cs="Times New Roman"/>
+          <w:noProof/>
+        </w:rPr>
+        <w:t xml:space="preserve"> </w:t>
+      </w:r>
+      <w:r>
+        <w:rPr>
+          <w:noProof/>
+        </w:rPr>
+        <w:t>2.2</w:t>
+      </w:r>
+      <w:r>
+        <w:rPr>
+          <w:rFonts w:ascii="Times New Roman" w:hAnsi="Times New Roman" w:cs="Times New Roman"/>
+          <w:lang w:val="en-US"/>
+        </w:rPr>
+        <w:fldChar w:fldCharType="end"/>
+      </w:r>
+      <w:r>
+        <w:rPr>
+          <w:rFonts w:ascii="Times New Roman" w:hAnsi="Times New Roman" w:cs="Times New Roman"/>
+          <w:lang w:val="en-US"/>
+        </w:rPr>
+        <w:t xml:space="preserve"> </w:t>
+      </w:r>
+      <w:r>
+        <w:rPr>
+          <w:rFonts w:ascii="Times New Roman" w:hAnsi="Times New Roman" w:cs="Times New Roman"/>
+          <w:lang w:val="en-US"/>
+        </w:rPr>
+        <w:t>demonstrate</w:t>
+      </w:r>
+      <w:r>
+        <w:rPr>
+          <w:rFonts w:ascii="Times New Roman" w:hAnsi="Times New Roman" w:cs="Times New Roman"/>
+          <w:lang w:val="en-US"/>
+        </w:rPr>
+        <w:t xml:space="preserve"> them.</w:t>
+      </w:r>
+      <w:r>
+        <w:rPr>
+          <w:rFonts w:ascii="Times New Roman" w:hAnsi="Times New Roman" w:cs="Times New Roman"/>
+          <w:lang w:val="en-US"/>
+        </w:rPr>
+        <w:t xml:space="preserve"> Later</w:t>
+      </w:r>
+      <w:r>
+        <w:rPr>
+          <w:rFonts w:ascii="Times New Roman" w:hAnsi="Times New Roman" w:cs="Times New Roman"/>
+          <w:lang w:val="en-US"/>
+        </w:rPr>
+        <w:t>,</w:t>
+      </w:r>
+      <w:r>
+        <w:rPr>
+          <w:rFonts w:ascii="Times New Roman" w:hAnsi="Times New Roman" w:cs="Times New Roman"/>
+          <w:lang w:val="en-US"/>
+        </w:rPr>
+        <w:t xml:space="preserve"> `columns` and `rows` states are used in the table to display the content.</w:t>
+      </w:r>
+    </w:p>
+    <w:p>
+      <w:pPr>
+        <w:ind w:firstLine="0"/>
+        <w:rPr>
+          <w:rFonts w:ascii="Times New Roman" w:hAnsi="Times New Roman" w:cs="Times New Roman"/>
+          <w:lang w:val="en-US"/>
+        </w:rPr>
+      </w:pPr>
+    </w:p>
+    <w:p>
+      <w:pPr>
+        <w:rPr>
+          <w:rFonts w:ascii="Times New Roman" w:hAnsi="Times New Roman" w:cs="Times New Roman"/>
+          <w:lang w:val="en-US"/>
+        </w:rPr>
+      </w:pPr>
+    </w:p>
+    <w:p>
+      <w:pPr>
+        <w:pStyle w:val="Heading2"/>
+        <w:numPr>
+          <w:ilvl w:val="0"/>
+          <w:numId w:val="0"/>
+        </w:numPr>
+        <w:rPr>
+          <w:rFonts w:ascii="Times New Roman" w:hAnsi="Times New Roman" w:cs="Times New Roman"/>
+          <w:lang w:val="en-US"/>
+        </w:rPr>
+      </w:pPr>
+      <w:bookmarkStart w:id="10" w:name="_Toc236400350"/>
+      <w:r>
+        <w:rPr>
+          <w:rFonts w:ascii="Times New Roman" w:hAnsi="Times New Roman" w:cs="Times New Roman"/>
+          <w:noProof/>
+        </w:rPr>
+        <w:lastRenderedPageBreak/>
+        <mc:AlternateContent>
+          <mc:Choice Requires="wps">
+            <w:drawing>
+              <wp:anchor distT="0" distB="0" distL="114300" distR="114300" simplePos="0" relativeHeight="251682816" behindDoc="0" locked="0" layoutInCell="1" allowOverlap="1" wp14:anchorId="1BE11799" wp14:editId="4939DD85">
+                <wp:simplePos x="0" y="0"/>
+                <wp:positionH relativeFrom="margin">
+                  <wp:align>center</wp:align>
+                </wp:positionH>
+                <wp:positionV relativeFrom="paragraph">
+                  <wp:posOffset>5526496</wp:posOffset>
+                </wp:positionV>
+                <wp:extent cx="5400040" cy="635"/>
+                <wp:effectExtent l="0" t="0" r="0" b="0"/>
+                <wp:wrapTopAndBottom/>
+                <wp:docPr id="727799243" name="Text Box 1"/>
+                <wp:cNvGraphicFramePr/>
+                <a:graphic xmlns:a="http://schemas.openxmlformats.org/drawingml/2006/main">
+                  <a:graphicData uri="http://schemas.microsoft.com/office/word/2010/wordprocessingShape">
+                    <wps:wsp>
+                      <wps:cNvSpPr txBox="1"/>
+                      <wps:spPr>
+                        <a:xfrm>
+                          <a:off x="0" y="0"/>
+                          <a:ext cx="5400040" cy="635"/>
+                        </a:xfrm>
+                        <a:prstGeom prst="rect">
+                          <a:avLst/>
+                        </a:prstGeom>
+                        <a:solidFill>
+                          <a:prstClr val="white"/>
+                        </a:solidFill>
+                        <a:ln>
+                          <a:noFill/>
+                        </a:ln>
+                      </wps:spPr>
+                      <wps:txbx>
+                        <w:txbxContent>
+                          <w:p>
+                            <w:pPr>
+                              <w:pStyle w:val="Caption"/>
+                              <w:jc w:val="center"/>
+                              <w:rPr>
+                                <w:lang w:val="en-US"/>
+                              </w:rPr>
+                            </w:pPr>
+                            <w:bookmarkStart w:id="11" w:name="_Ref236390685"/>
+                            <w:r>
+                              <w:t xml:space="preserve">Figure </w:t>
+                            </w:r>
+                            <w:r>
+                              <w:fldChar w:fldCharType="begin"/>
+                            </w:r>
+                            <w:r>
+                              <w:instrText xml:space="preserve"> STYLEREF 1 \s </w:instrText>
+                            </w:r>
+                            <w:r>
+                              <w:fldChar w:fldCharType="separate"/>
+                            </w:r>
+                            <w:r>
+                              <w:rPr>
+                                <w:noProof/>
+                              </w:rPr>
+                              <w:t>2</w:t>
+                            </w:r>
+                            <w:r>
+                              <w:fldChar w:fldCharType="end"/>
+                            </w:r>
+                            <w:r>
+                              <w:t>.</w:t>
+                            </w:r>
+                            <w:r>
+                              <w:fldChar w:fldCharType="begin"/>
+                            </w:r>
+                            <w:r>
+                              <w:instrText xml:space="preserve"> SEQ Figure \* ARABIC \s 1 </w:instrText>
+                            </w:r>
+                            <w:r>
+                              <w:fldChar w:fldCharType="separate"/>
+                            </w:r>
+                            <w:r>
+                              <w:rPr>
+                                <w:noProof/>
+                              </w:rPr>
+                              <w:t>1</w:t>
+                            </w:r>
+                            <w:r>
+                              <w:fldChar w:fldCharType="end"/>
+                            </w:r>
+                            <w:bookmarkEnd w:id="11"/>
+                            <w:r>
+                              <w:t xml:space="preserve"> </w:t>
+                            </w:r>
+                            <w:proofErr w:type="spellStart"/>
+                            <w:r>
+                              <w:t>YColumn</w:t>
+                            </w:r>
+                            <w:proofErr w:type="spellEnd"/>
+                            <w:r>
+                              <w:t xml:space="preserve"> observer in </w:t>
+                            </w:r>
+                            <w:proofErr w:type="spellStart"/>
+                            <w:r>
+                              <w:t>SpreadSheet.tsx</w:t>
+                            </w:r>
+                            <w:proofErr w:type="spellEnd"/>
+                          </w:p>
+                        </w:txbxContent>
+                      </wps:txbx>
+                      <wps:bodyPr rot="0" spcFirstLastPara="0" vertOverflow="overflow" horzOverflow="overflow" vert="horz" wrap="square" lIns="0" tIns="0" rIns="0" bIns="0" numCol="1" spcCol="0" rtlCol="0" fromWordArt="0" anchor="t" anchorCtr="0" forceAA="0" compatLnSpc="1">
+                        <a:prstTxWarp prst="textNoShape">
+                          <a:avLst/>
+                        </a:prstTxWarp>
+                        <a:spAutoFit/>
+                      </wps:bodyPr>
+                    </wps:wsp>
+                  </a:graphicData>
+                </a:graphic>
+              </wp:anchor>
+            </w:drawing>
+          </mc:Choice>
+          <mc:Fallback>
+            <w:pict>
+              <v:shapetype w14:anchorId="1BE11799" id="_x0000_t202" coordsize="21600,21600" o:spt="202" path="m,l,21600r21600,l21600,xe">
+                <v:stroke joinstyle="miter"/>
+                <v:path gradientshapeok="t" o:connecttype="rect"/>
+              </v:shapetype>
+              <v:shape id="Text Box 1" o:spid="_x0000_s1026" type="#_x0000_t202" style="position:absolute;margin-left:0;margin-top:435.15pt;width:425.2pt;height:.05pt;z-index:251682816;visibility:visible;mso-wrap-style:square;mso-wrap-distance-left:9pt;mso-wrap-distance-top:0;mso-wrap-distance-right:9pt;mso-wrap-distance-bottom:0;mso-position-horizontal:center;mso-position-horizontal-relative:margin;mso-position-vertical:absolute;mso-position-vertical-relative:text;v-text-anchor:top" o:gfxdata="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" stroked="f">
+                <v:textbox style="mso-fit-shape-to-text:t" inset="0,0,0,0">
+                  <w:txbxContent>
+                    <w:p>
+                      <w:pPr>
+                        <w:pStyle w:val="Caption"/>
+                        <w:jc w:val="center"/>
+                        <w:rPr>
+                          <w:lang w:val="en-US"/>
+                        </w:rPr>
+                      </w:pPr>
+                      <w:bookmarkStart w:id="12" w:name="_Ref236390685"/>
+                      <w:r>
+                        <w:t xml:space="preserve">Figure </w:t>
+                      </w:r>
+                      <w:r>
+                        <w:fldChar w:fldCharType="begin"/>
+                      </w:r>
+                      <w:r>
+                        <w:instrText xml:space="preserve"> STYLEREF 1 \s </w:instrText>
+                      </w:r>
+                      <w:r>
+                        <w:fldChar w:fldCharType="separate"/>
+                      </w:r>
+                      <w:r>
+                        <w:rPr>
+                          <w:noProof/>
+                        </w:rPr>
+                        <w:t>2</w:t>
+                      </w:r>
+                      <w:r>
+                        <w:fldChar w:fldCharType="end"/>
+                      </w:r>
+                      <w:r>
+                        <w:t>.</w:t>
+                      </w:r>
+                      <w:r>
+                        <w:fldChar w:fldCharType="begin"/>
+                      </w:r>
+                      <w:r>
+                        <w:instrText xml:space="preserve"> SEQ Figure \* ARABIC \s 1 </w:instrText>
+                      </w:r>
+                      <w:r>
+                        <w:fldChar w:fldCharType="separate"/>
+                      </w:r>
+                      <w:r>
+                        <w:rPr>
+                          <w:noProof/>
+                        </w:rPr>
+                        <w:t>1</w:t>
+                      </w:r>
+                      <w:r>
+                        <w:fldChar w:fldCharType="end"/>
+                      </w:r>
+                      <w:bookmarkEnd w:id="12"/>
+                      <w:r>
+                        <w:t xml:space="preserve"> </w:t>
+                      </w:r>
+                      <w:proofErr w:type="spellStart"/>
+                      <w:r>
+                        <w:t>YColumn</w:t>
+                      </w:r>
+                      <w:proofErr w:type="spellEnd"/>
+                      <w:r>
+                        <w:t xml:space="preserve"> observer in </w:t>
+                      </w:r>
+                      <w:proofErr w:type="spellStart"/>
+                      <w:r>
+                        <w:t>SpreadSheet.tsx</w:t>
+                      </w:r>
+                      <w:proofErr w:type="spellEnd"/>
+                    </w:p>
+                  </w:txbxContent>
+                </v:textbox>
+                <w10:wrap type="topAndBottom" anchorx="margin"/>
+              </v:shape>
+            </w:pict>
+          </mc:Fallback>
+        </mc:AlternateContent>
+      </w:r>
+      <w:r>
+        <w:rPr>
+          <w:rFonts w:ascii="Times New Roman" w:hAnsi="Times New Roman" w:cs="Times New Roman"/>
+          <w:noProof/>
+          <w:lang w:val="en-US"/>
+        </w:rPr>
+        <w:drawing>
+          <wp:anchor distT="0" distB="0" distL="114300" distR="114300" simplePos="0" relativeHeight="251680768" behindDoc="0" locked="0" layoutInCell="1" allowOverlap="1" wp14:anchorId="41A068AF" wp14:editId="6E9125D7">
+            <wp:simplePos x="0" y="0"/>
+            <wp:positionH relativeFrom="margin">
+              <wp:posOffset>679450</wp:posOffset>
+            </wp:positionH>
+            <wp:positionV relativeFrom="margin">
+              <wp:posOffset>385445</wp:posOffset>
+            </wp:positionV>
+            <wp:extent cx="4772025" cy="5134610"/>
+            <wp:effectExtent l="0" t="0" r="9525" b="8890"/>
+            <wp:wrapTopAndBottom/>
+            <wp:docPr id="1733093076" name="Picture 1"/>
+            <wp:cNvGraphicFramePr>
+              <a:graphicFrameLocks xmlns:a="http://schemas.openxmlformats.org/drawingml/2006/main" noChangeAspect="1"/>
+            </wp:cNvGraphicFramePr>
+            <a:graphic xmlns:a="http://schemas.openxmlformats.org/drawingml/2006/main">
+              <a:graphicData uri="http://schemas.openxmlformats.org/drawingml/2006/picture">
+                <pic:pic xmlns:pic="http://schemas.openxmlformats.org/drawingml/2006/picture">
+                  <pic:nvPicPr>
+                    <pic:cNvPr id="1733093076" name=""/>
+                    <pic:cNvPicPr/>
+                  </pic:nvPicPr>
+                  <pic:blipFill rotWithShape="1">
+                    <a:blip r:embed="rId6">
+                      <a:extLst>
+                        <a:ext uri="{28A0092B-C50C-407E-A947-70E740481C1C}">
+                          <a14:useLocalDpi xmlns:a14="http://schemas.microsoft.com/office/drawing/2010/main" val="0"/>
+                        </a:ext>
+                      </a:extLst>
+                    </a:blip>
+                    <a:srcRect t="2866"/>
+                    <a:stretch>
+                      <a:fillRect/>
+                    </a:stretch>
+                  </pic:blipFill>
+                  <pic:spPr bwMode="auto">
+                    <a:xfrm>
+                      <a:off x="0" y="0"/>
+                      <a:ext cx="4772025" cy="5134610"/>
+                    </a:xfrm>
+                    <a:prstGeom prst="rect">
+                      <a:avLst/>
+                    </a:prstGeom>
+                    <a:ln>
+                      <a:noFill/>
+                    </a:ln>
+                    <a:extLst>
+                      <a:ext uri="{53640926-AAD7-44D8-BBD7-CCE9431645EC}">
+                        <a14:shadowObscured xmlns:a14="http://schemas.microsoft.com/office/drawing/2010/main"/>
+                      </a:ext>
+                    </a:extLst>
+                  </pic:spPr>
+                </pic:pic>
+              </a:graphicData>
+            </a:graphic>
+            <wp14:sizeRelH relativeFrom="margin">
+              <wp14:pctWidth>0</wp14:pctWidth>
+            </wp14:sizeRelH>
+            <wp14:sizeRelV relativeFrom="margin">
+              <wp14:pctHeight>0</wp14:pctHeight>
+            </wp14:sizeRelV>
+          </wp:anchor>
+        </w:drawing>
       </w:r>
       <w:bookmarkEnd w:id="10"/>
     </w:p>
     <w:p>
       <w:pPr>
+        <w:pStyle w:val="Heading2"/>
+        <w:numPr>
+          <w:ilvl w:val="0"/>
+          <w:numId w:val="0"/>
+        </w:numPr>
+        <w:rPr>
+          <w:rFonts w:ascii="Times New Roman" w:hAnsi="Times New Roman" w:cs="Times New Roman"/>
+          <w:lang w:val="en-US"/>
+        </w:rPr>
+      </w:pPr>
+      <w:bookmarkStart w:id="13" w:name="_Toc236400351"/>
+      <w:r>
+        <w:rPr>
+          <w:rFonts w:ascii="Times New Roman" w:hAnsi="Times New Roman" w:cs="Times New Roman"/>
+          <w:noProof/>
+        </w:rPr>
+        <mc:AlternateContent>
+          <mc:Choice Requires="wps">
+            <w:drawing>
+              <wp:anchor distT="0" distB="0" distL="114300" distR="114300" simplePos="0" relativeHeight="251685888" behindDoc="0" locked="0" layoutInCell="1" allowOverlap="1" wp14:anchorId="2082EE74" wp14:editId="7CEDA27F">
+                <wp:simplePos x="0" y="0"/>
+                <wp:positionH relativeFrom="column">
+                  <wp:posOffset>609600</wp:posOffset>
+                </wp:positionH>
+                <wp:positionV relativeFrom="paragraph">
+                  <wp:posOffset>5534025</wp:posOffset>
+                </wp:positionV>
+                <wp:extent cx="4514850" cy="261620"/>
+                <wp:effectExtent l="0" t="0" r="0" b="5080"/>
+                <wp:wrapTopAndBottom/>
+                <wp:docPr id="441444211" name="Text Box 1"/>
+                <wp:cNvGraphicFramePr/>
+                <a:graphic xmlns:a="http://schemas.openxmlformats.org/drawingml/2006/main">
+                  <a:graphicData uri="http://schemas.microsoft.com/office/word/2010/wordprocessingShape">
+                    <wps:wsp>
+                      <wps:cNvSpPr txBox="1"/>
+                      <wps:spPr>
+                        <a:xfrm>
+                          <a:off x="0" y="0"/>
+                          <a:ext cx="4514850" cy="261620"/>
+                        </a:xfrm>
+                        <a:prstGeom prst="rect">
+                          <a:avLst/>
+                        </a:prstGeom>
+                        <a:solidFill>
+                          <a:prstClr val="white"/>
+                        </a:solidFill>
+                        <a:ln>
+                          <a:noFill/>
+                        </a:ln>
+                      </wps:spPr>
+                      <wps:txbx>
+                        <w:txbxContent>
+                          <w:p>
+                            <w:pPr>
+                              <w:pStyle w:val="Caption"/>
+                            </w:pPr>
+                          </w:p>
+                        </w:txbxContent>
+                      </wps:txbx>
+                      <wps:bodyPr rot="0" spcFirstLastPara="0" vertOverflow="overflow" horzOverflow="overflow" vert="horz" wrap="square" lIns="0" tIns="0" rIns="0" bIns="0" numCol="1" spcCol="0" rtlCol="0" fromWordArt="0" anchor="t" anchorCtr="0" forceAA="0" compatLnSpc="1">
+                        <a:prstTxWarp prst="textNoShape">
+                          <a:avLst/>
+                        </a:prstTxWarp>
+                        <a:noAutofit/>
+                      </wps:bodyPr>
+                    </wps:wsp>
+                  </a:graphicData>
+                </a:graphic>
+                <wp14:sizeRelV relativeFrom="margin">
+                  <wp14:pctHeight>0</wp14:pctHeight>
+                </wp14:sizeRelV>
+              </wp:anchor>
+            </w:drawing>
+          </mc:Choice>
+          <mc:Fallback>
+            <w:pict>
+              <v:shape w14:anchorId="2082EE74" id="_x0000_s1027" type="#_x0000_t202" style="position:absolute;margin-left:48pt;margin-top:435.75pt;width:355.5pt;height:20.6pt;z-index:251685888;visibility:visible;mso-wrap-style:square;mso-height-percent:0;mso-wrap-distance-left:9pt;mso-wrap-distance-top:0;mso-wrap-distance-right:9pt;mso-wrap-distance-bottom:0;mso-position-horizontal:absolute;mso-position-horizontal-relative:text;mso-position-vertical:absolute;mso-position-vertical-relative:text;mso-height-percent:0;mso-height-relative:margin;v-text-anchor:top" o:gfxdata="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" stroked="f">
+                <v:textbox inset="0,0,0,0">
+                  <w:txbxContent>
+                    <w:p>
+                      <w:pPr>
+                        <w:pStyle w:val="Caption"/>
+                      </w:pPr>
+                    </w:p>
+                  </w:txbxContent>
+                </v:textbox>
+                <w10:wrap type="topAndBottom"/>
+              </v:shape>
+            </w:pict>
+          </mc:Fallback>
+        </mc:AlternateContent>
+      </w:r>
+      <w:bookmarkEnd w:id="13"/>
+    </w:p>
+    <w:p>
+      <w:pPr>
+        <w:rPr>
+          <w:rFonts w:ascii="Times New Roman" w:eastAsiaTheme="majorEastAsia" w:hAnsi="Times New Roman" w:cs="Times New Roman"/>
+          <w:color w:val="0F4761" w:themeColor="accent1" w:themeShade="BF"/>
+          <w:sz w:val="32"/>
+          <w:szCs w:val="32"/>
+          <w:lang w:val="en-US"/>
+        </w:rPr>
+      </w:pPr>
+      <w:r>
+        <w:rPr>
+          <w:rFonts w:ascii="Times New Roman" w:hAnsi="Times New Roman" w:cs="Times New Roman"/>
+          <w:lang w:val="en-US"/>
+        </w:rPr>
+        <w:br w:type="page"/>
+      </w:r>
+    </w:p>
+    <w:p>
+      <w:pPr>
+        <w:pStyle w:val="Caption"/>
+        <w:jc w:val="center"/>
+        <w:rPr>
+          <w:lang w:val="en-US"/>
+        </w:rPr>
+      </w:pPr>
+      <w:r>
+        <w:rPr>
+          <w:rFonts w:ascii="Times New Roman" w:hAnsi="Times New Roman" w:cs="Times New Roman"/>
+          <w:noProof/>
+        </w:rPr>
+        <w:lastRenderedPageBreak/>
+        <w:drawing>
+          <wp:anchor distT="0" distB="0" distL="114300" distR="114300" simplePos="0" relativeHeight="251683840" behindDoc="0" locked="0" layoutInCell="1" allowOverlap="1" wp14:anchorId="2E4D881A" wp14:editId="22660463">
+            <wp:simplePos x="0" y="0"/>
+            <wp:positionH relativeFrom="margin">
+              <wp:align>center</wp:align>
+            </wp:positionH>
+            <wp:positionV relativeFrom="paragraph">
+              <wp:posOffset>318</wp:posOffset>
+            </wp:positionV>
+            <wp:extent cx="4514850" cy="5478780"/>
+            <wp:effectExtent l="0" t="0" r="0" b="7620"/>
+            <wp:wrapTopAndBottom/>
+            <wp:docPr id="2107094299" name="Picture 1"/>
+            <wp:cNvGraphicFramePr>
+              <a:graphicFrameLocks xmlns:a="http://schemas.openxmlformats.org/drawingml/2006/main" noChangeAspect="1"/>
+            </wp:cNvGraphicFramePr>
+            <a:graphic xmlns:a="http://schemas.openxmlformats.org/drawingml/2006/main">
+              <a:graphicData uri="http://schemas.openxmlformats.org/drawingml/2006/picture">
+                <pic:pic xmlns:pic="http://schemas.openxmlformats.org/drawingml/2006/picture">
+                  <pic:nvPicPr>
+                    <pic:cNvPr id="2107094299" name=""/>
+                    <pic:cNvPicPr/>
+                  </pic:nvPicPr>
+                  <pic:blipFill>
+                    <a:blip r:embed="rId7">
+                      <a:extLst>
+                        <a:ext uri="{28A0092B-C50C-407E-A947-70E740481C1C}">
+                          <a14:useLocalDpi xmlns:a14="http://schemas.microsoft.com/office/drawing/2010/main" val="0"/>
+                        </a:ext>
+                      </a:extLst>
+                    </a:blip>
+                    <a:stretch>
+                      <a:fillRect/>
+                    </a:stretch>
+                  </pic:blipFill>
+                  <pic:spPr>
+                    <a:xfrm>
+                      <a:off x="0" y="0"/>
+                      <a:ext cx="4514850" cy="5478780"/>
+                    </a:xfrm>
+                    <a:prstGeom prst="rect">
+                      <a:avLst/>
+                    </a:prstGeom>
+                  </pic:spPr>
+                </pic:pic>
+              </a:graphicData>
+            </a:graphic>
+          </wp:anchor>
+        </w:drawing>
+      </w:r>
+      <w:bookmarkStart w:id="14" w:name="_Ref236390690"/>
+      <w:r>
+        <w:t xml:space="preserve"> </w:t>
+      </w:r>
+      <w:r>
+        <w:t xml:space="preserve">Figure </w:t>
+      </w:r>
+      <w:r>
+        <w:fldChar w:fldCharType="begin"/>
+      </w:r>
+      <w:r>
+        <w:instrText xml:space="preserve"> STYLEREF 1 \s </w:instrText>
+      </w:r>
+      <w:r>
+        <w:fldChar w:fldCharType="separate"/>
+      </w:r>
+      <w:r>
+        <w:rPr>
+          <w:noProof/>
+        </w:rPr>
+        <w:t>2</w:t>
+      </w:r>
+      <w:r>
+        <w:fldChar w:fldCharType="end"/>
+      </w:r>
+      <w:r>
+        <w:t>.</w:t>
+      </w:r>
+      <w:r>
+        <w:fldChar w:fldCharType="begin"/>
+      </w:r>
+      <w:r>
+        <w:instrText xml:space="preserve"> SEQ Figure \* ARABIC \s 1 </w:instrText>
+      </w:r>
+      <w:r>
+        <w:fldChar w:fldCharType="separate"/>
+      </w:r>
+      <w:r>
+        <w:rPr>
+          <w:noProof/>
+        </w:rPr>
+        <w:t>2</w:t>
+      </w:r>
+      <w:r>
+        <w:fldChar w:fldCharType="end"/>
+      </w:r>
+      <w:bookmarkEnd w:id="14"/>
+      <w:r>
+        <w:t xml:space="preserve"> </w:t>
+      </w:r>
+      <w:proofErr w:type="spellStart"/>
+      <w:r>
+        <w:t>Y</w:t>
+      </w:r>
+      <w:r>
+        <w:t>Row</w:t>
+      </w:r>
+      <w:proofErr w:type="spellEnd"/>
+      <w:r>
+        <w:t xml:space="preserve"> observer in </w:t>
+      </w:r>
+      <w:proofErr w:type="spellStart"/>
+      <w:r>
+        <w:t>SpreadSheet.tsx</w:t>
+      </w:r>
+      <w:proofErr w:type="spellEnd"/>
+    </w:p>
+    <w:p>
+      <w:pPr>
+        <w:pStyle w:val="Heading2"/>
+        <w:rPr>
+          <w:rFonts w:ascii="Times New Roman" w:hAnsi="Times New Roman" w:cs="Times New Roman"/>
+          <w:lang w:val="en-US"/>
+        </w:rPr>
+      </w:pPr>
+      <w:bookmarkStart w:id="15" w:name="_Toc236400352"/>
+      <w:proofErr w:type="spellStart"/>
+      <w:r>
+        <w:rPr>
+          <w:rFonts w:ascii="Times New Roman" w:hAnsi="Times New Roman" w:cs="Times New Roman"/>
+          <w:highlight w:val="yellow"/>
+          <w:lang w:val="en-US"/>
+        </w:rPr>
+        <w:lastRenderedPageBreak/>
+        <w:t>YMap</w:t>
+      </w:r>
+      <w:proofErr w:type="spellEnd"/>
+      <w:r>
+        <w:rPr>
+          <w:rFonts w:ascii="Times New Roman" w:hAnsi="Times New Roman" w:cs="Times New Roman"/>
+          <w:highlight w:val="yellow"/>
+          <w:lang w:val="en-US"/>
+        </w:rPr>
+        <w:t xml:space="preserve"> (</w:t>
+      </w:r>
+      <w:proofErr w:type="spellStart"/>
+      <w:r>
+        <w:rPr>
+          <w:rFonts w:ascii="Times New Roman" w:hAnsi="Times New Roman" w:cs="Times New Roman"/>
+          <w:highlight w:val="yellow"/>
+          <w:lang w:val="en-US"/>
+        </w:rPr>
+        <w:t>Cell.tsx</w:t>
+      </w:r>
+      <w:proofErr w:type="spellEnd"/>
+      <w:r>
+        <w:rPr>
+          <w:rFonts w:ascii="Times New Roman" w:hAnsi="Times New Roman" w:cs="Times New Roman"/>
+          <w:highlight w:val="yellow"/>
+          <w:lang w:val="en-US"/>
+        </w:rPr>
+        <w:t>)</w:t>
+      </w:r>
+      <w:r>
+        <w:rPr>
+          <w:noProof/>
+        </w:rPr>
+        <mc:AlternateContent>
+          <mc:Choice Requires="wps">
+            <w:drawing>
+              <wp:anchor distT="0" distB="0" distL="114300" distR="114300" simplePos="0" relativeHeight="251692032" behindDoc="0" locked="0" layoutInCell="1" allowOverlap="1" wp14:anchorId="1626F72C" wp14:editId="5E02B5A3">
+                <wp:simplePos x="0" y="0"/>
+                <wp:positionH relativeFrom="margin">
+                  <wp:align>center</wp:align>
+                </wp:positionH>
+                <wp:positionV relativeFrom="paragraph">
+                  <wp:posOffset>7089132</wp:posOffset>
+                </wp:positionV>
+                <wp:extent cx="3960495" cy="635"/>
+                <wp:effectExtent l="0" t="0" r="1905" b="0"/>
+                <wp:wrapTopAndBottom/>
+                <wp:docPr id="1443134591" name="Text Box 1"/>
+                <wp:cNvGraphicFramePr/>
+                <a:graphic xmlns:a="http://schemas.openxmlformats.org/drawingml/2006/main">
+                  <a:graphicData uri="http://schemas.microsoft.com/office/word/2010/wordprocessingShape">
+                    <wps:wsp>
+                      <wps:cNvSpPr txBox="1"/>
+                      <wps:spPr>
+                        <a:xfrm>
+                          <a:off x="0" y="0"/>
+                          <a:ext cx="3960495" cy="635"/>
+                        </a:xfrm>
+                        <a:prstGeom prst="rect">
+                          <a:avLst/>
+                        </a:prstGeom>
+                        <a:solidFill>
+                          <a:prstClr val="white"/>
+                        </a:solidFill>
+                        <a:ln>
+                          <a:noFill/>
+                        </a:ln>
+                      </wps:spPr>
+                      <wps:txbx>
+                        <w:txbxContent>
+                          <w:p>
+                            <w:pPr>
+                              <w:pStyle w:val="Caption"/>
+                              <w:jc w:val="center"/>
+                              <w:rPr>
+                                <w:lang w:val="en-US"/>
+                              </w:rPr>
+                            </w:pPr>
+                            <w:r>
+                              <w:t xml:space="preserve">Figure </w:t>
+                            </w:r>
+                            <w:r>
+                              <w:fldChar w:fldCharType="begin"/>
+                            </w:r>
+                            <w:r>
+                              <w:instrText xml:space="preserve"> STYLEREF 1 \s </w:instrText>
+                            </w:r>
+                            <w:r>
+                              <w:fldChar w:fldCharType="separate"/>
+                            </w:r>
+                            <w:r>
+                              <w:rPr>
+                                <w:noProof/>
+                              </w:rPr>
+                              <w:t>2</w:t>
+                            </w:r>
+                            <w:r>
+                              <w:fldChar w:fldCharType="end"/>
+                            </w:r>
+                            <w:r>
+                              <w:t>.</w:t>
+                            </w:r>
+                            <w:r>
+                              <w:fldChar w:fldCharType="begin"/>
+                            </w:r>
+                            <w:r>
+                              <w:instrText xml:space="preserve"> SEQ Figure \* ARABIC \s 1 </w:instrText>
+                            </w:r>
+                            <w:r>
+                              <w:fldChar w:fldCharType="separate"/>
+                            </w:r>
+                            <w:r>
+                              <w:rPr>
+                                <w:noProof/>
+                              </w:rPr>
+                              <w:t>3</w:t>
+                            </w:r>
+                            <w:r>
+                              <w:fldChar w:fldCharType="end"/>
+                            </w:r>
+                          </w:p>
+                        </w:txbxContent>
+                      </wps:txbx>
+                      <wps:bodyPr rot="0" spcFirstLastPara="0" vertOverflow="overflow" horzOverflow="overflow" vert="horz" wrap="square" lIns="0" tIns="0" rIns="0" bIns="0" numCol="1" spcCol="0" rtlCol="0" fromWordArt="0" anchor="t" anchorCtr="0" forceAA="0" compatLnSpc="1">
+                        <a:prstTxWarp prst="textNoShape">
+                          <a:avLst/>
+                        </a:prstTxWarp>
+                        <a:spAutoFit/>
+                      </wps:bodyPr>
+                    </wps:wsp>
+                  </a:graphicData>
+                </a:graphic>
+              </wp:anchor>
+            </w:drawing>
+          </mc:Choice>
+          <mc:Fallback>
+            <w:pict>
+              <v:shape w14:anchorId="1626F72C" id="_x0000_s1028" type="#_x0000_t202" style="position:absolute;left:0;text-align:left;margin-left:0;margin-top:558.2pt;width:311.85pt;height:.05pt;z-index:251692032;visibility:visible;mso-wrap-style:square;mso-wrap-distance-left:9pt;mso-wrap-distance-top:0;mso-wrap-distance-right:9pt;mso-wrap-distance-bottom:0;mso-position-horizontal:center;mso-position-horizontal-relative:margin;mso-position-vertical:absolute;mso-position-vertical-relative:text;v-text-anchor:top" o:gfxdata="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" stroked="f">
+                <v:textbox style="mso-fit-shape-to-text:t" inset="0,0,0,0">
+                  <w:txbxContent>
+                    <w:p>
+                      <w:pPr>
+                        <w:pStyle w:val="Caption"/>
+                        <w:jc w:val="center"/>
+                        <w:rPr>
+                          <w:lang w:val="en-US"/>
+                        </w:rPr>
+                      </w:pPr>
+                      <w:r>
+                        <w:t xml:space="preserve">Figure </w:t>
+                      </w:r>
+                      <w:r>
+                        <w:fldChar w:fldCharType="begin"/>
+                      </w:r>
+                      <w:r>
+                        <w:instrText xml:space="preserve"> STYLEREF 1 \s </w:instrText>
+                      </w:r>
+                      <w:r>
+                        <w:fldChar w:fldCharType="separate"/>
+                      </w:r>
+                      <w:r>
+                        <w:rPr>
+                          <w:noProof/>
+                        </w:rPr>
+                        <w:t>2</w:t>
+                      </w:r>
+                      <w:r>
+                        <w:fldChar w:fldCharType="end"/>
+                      </w:r>
+                      <w:r>
+                        <w:t>.</w:t>
+                      </w:r>
+                      <w:r>
+                        <w:fldChar w:fldCharType="begin"/>
+                      </w:r>
+                      <w:r>
+                        <w:instrText xml:space="preserve"> SEQ Figure \* ARABIC \s 1 </w:instrText>
+                      </w:r>
+                      <w:r>
+                        <w:fldChar w:fldCharType="separate"/>
+                      </w:r>
+                      <w:r>
+                        <w:rPr>
+                          <w:noProof/>
+                        </w:rPr>
+                        <w:t>3</w:t>
+                      </w:r>
+                      <w:r>
+                        <w:fldChar w:fldCharType="end"/>
+                      </w:r>
+                    </w:p>
+                  </w:txbxContent>
+                </v:textbox>
+                <w10:wrap type="topAndBottom" anchorx="margin"/>
+              </v:shape>
+            </w:pict>
+          </mc:Fallback>
+        </mc:AlternateContent>
+      </w:r>
+      <w:r>
+        <w:rPr>
+          <w:lang w:val="en-US"/>
+        </w:rPr>
+        <w:drawing>
+          <wp:anchor distT="0" distB="0" distL="114300" distR="114300" simplePos="0" relativeHeight="251689984" behindDoc="0" locked="0" layoutInCell="1" allowOverlap="1" wp14:anchorId="2B1E974C" wp14:editId="72AF30BF">
+            <wp:simplePos x="0" y="0"/>
+            <wp:positionH relativeFrom="margin">
+              <wp:align>center</wp:align>
+            </wp:positionH>
+            <wp:positionV relativeFrom="paragraph">
+              <wp:posOffset>437197</wp:posOffset>
+            </wp:positionV>
+            <wp:extent cx="3960495" cy="6657975"/>
+            <wp:effectExtent l="0" t="0" r="1905" b="9525"/>
+            <wp:wrapTopAndBottom/>
+            <wp:docPr id="250063080" name="Picture 1"/>
+            <wp:cNvGraphicFramePr>
+              <a:graphicFrameLocks xmlns:a="http://schemas.openxmlformats.org/drawingml/2006/main" noChangeAspect="1"/>
+            </wp:cNvGraphicFramePr>
+            <a:graphic xmlns:a="http://schemas.openxmlformats.org/drawingml/2006/main">
+              <a:graphicData uri="http://schemas.openxmlformats.org/drawingml/2006/picture">
+                <pic:pic xmlns:pic="http://schemas.openxmlformats.org/drawingml/2006/picture">
+                  <pic:nvPicPr>
+                    <pic:cNvPr id="250063080" name=""/>
+                    <pic:cNvPicPr/>
+                  </pic:nvPicPr>
+                  <pic:blipFill>
+                    <a:blip r:embed="rId8">
+                      <a:extLst>
+                        <a:ext uri="{28A0092B-C50C-407E-A947-70E740481C1C}">
+                          <a14:useLocalDpi xmlns:a14="http://schemas.microsoft.com/office/drawing/2010/main" val="0"/>
+                        </a:ext>
+                      </a:extLst>
+                    </a:blip>
+                    <a:stretch>
+                      <a:fillRect/>
+                    </a:stretch>
+                  </pic:blipFill>
+                  <pic:spPr>
+                    <a:xfrm>
+                      <a:off x="0" y="0"/>
+                      <a:ext cx="3960495" cy="6657975"/>
+                    </a:xfrm>
+                    <a:prstGeom prst="rect">
+                      <a:avLst/>
+                    </a:prstGeom>
+                  </pic:spPr>
+                </pic:pic>
+              </a:graphicData>
+            </a:graphic>
+            <wp14:sizeRelH relativeFrom="margin">
+              <wp14:pctWidth>0</wp14:pctWidth>
+            </wp14:sizeRelH>
+            <wp14:sizeRelV relativeFrom="margin">
+              <wp14:pctHeight>0</wp14:pctHeight>
+            </wp14:sizeRelV>
+          </wp:anchor>
+        </w:drawing>
+      </w:r>
+      <w:bookmarkEnd w:id="15"/>
+    </w:p>
+    <w:p>
+      <w:pPr>
+        <w:rPr>
+          <w:lang w:val="en-US"/>
+        </w:rPr>
+      </w:pPr>
+    </w:p>
+    <w:p>
+      <w:pPr>
+        <w:rPr>
+          <w:lang w:val="en-US"/>
+        </w:rPr>
+      </w:pPr>
+    </w:p>
+    <w:p>
+      <w:pPr>
+        <w:pStyle w:val="Heading2"/>
+        <w:rPr>
+          <w:rFonts w:ascii="Times New Roman" w:hAnsi="Times New Roman" w:cs="Times New Roman"/>
+          <w:lang w:val="en-US"/>
+        </w:rPr>
+      </w:pPr>
+      <w:bookmarkStart w:id="16" w:name="_Toc236400353"/>
+      <w:r>
+        <w:rPr>
+          <w:rFonts w:ascii="Times New Roman" w:hAnsi="Times New Roman" w:cs="Times New Roman"/>
+          <w:lang w:val="en-US"/>
+        </w:rPr>
+        <w:lastRenderedPageBreak/>
+        <w:t>YColKeep &amp; YRowKeep</w:t>
+      </w:r>
+      <w:r>
+        <w:rPr>
+          <w:rFonts w:ascii="Times New Roman" w:hAnsi="Times New Roman" w:cs="Times New Roman"/>
+          <w:lang w:val="en-US"/>
+        </w:rPr>
+        <w:t xml:space="preserve"> (SpreadSheet.tsx)</w:t>
+      </w:r>
+      <w:bookmarkEnd w:id="16"/>
+    </w:p>
+    <w:p>
+      <w:pPr>
+        <w:rPr>
+          <w:rFonts w:ascii="Times New Roman" w:hAnsi="Times New Roman" w:cs="Times New Roman"/>
+          <w:lang w:val="en-US"/>
+        </w:rPr>
+      </w:pPr>
+      <w:r>
+        <w:rPr>
+          <w:rFonts w:ascii="Times New Roman" w:hAnsi="Times New Roman" w:cs="Times New Roman"/>
+          <w:lang w:val="en-US"/>
+        </w:rPr>
+        <w:t xml:space="preserve">With </w:t>
+      </w:r>
+      <w:r>
+        <w:rPr>
+          <w:rFonts w:ascii="Times New Roman" w:hAnsi="Times New Roman" w:cs="Times New Roman"/>
+          <w:lang w:val="en-US"/>
+        </w:rPr>
+        <w:t xml:space="preserve">standard </w:t>
+      </w:r>
+      <w:proofErr w:type="spellStart"/>
+      <w:r>
+        <w:rPr>
+          <w:rFonts w:ascii="Times New Roman" w:hAnsi="Times New Roman" w:cs="Times New Roman"/>
+          <w:lang w:val="en-US"/>
+        </w:rPr>
+        <w:t>Yjs</w:t>
+      </w:r>
+      <w:proofErr w:type="spellEnd"/>
+      <w:r>
+        <w:rPr>
+          <w:rFonts w:ascii="Times New Roman" w:hAnsi="Times New Roman" w:cs="Times New Roman"/>
+          <w:lang w:val="en-US"/>
+        </w:rPr>
+        <w:t xml:space="preserve">, </w:t>
+      </w:r>
+      <w:r>
+        <w:rPr>
+          <w:rFonts w:ascii="Times New Roman" w:hAnsi="Times New Roman" w:cs="Times New Roman"/>
+          <w:lang w:val="en-US"/>
+        </w:rPr>
+        <w:t>data was lost</w:t>
+      </w:r>
+      <w:r>
+        <w:rPr>
+          <w:rFonts w:ascii="Times New Roman" w:hAnsi="Times New Roman" w:cs="Times New Roman"/>
+          <w:lang w:val="en-US"/>
+        </w:rPr>
+        <w:t xml:space="preserve"> when a user modified a cell and, at the same time, another user deleted the corresponding column or </w:t>
+      </w:r>
+      <w:r>
+        <w:rPr>
+          <w:rFonts w:ascii="Times New Roman" w:hAnsi="Times New Roman" w:cs="Times New Roman"/>
+          <w:lang w:val="en-US"/>
+        </w:rPr>
+        <w:t>row.</w:t>
+      </w:r>
+      <w:r>
+        <w:rPr>
+          <w:rFonts w:ascii="Times New Roman" w:hAnsi="Times New Roman" w:cs="Times New Roman"/>
+          <w:lang w:val="en-US"/>
+        </w:rPr>
+        <w:t xml:space="preserve"> </w:t>
+      </w:r>
+      <w:r>
+        <w:rPr>
+          <w:rFonts w:ascii="Times New Roman" w:hAnsi="Times New Roman" w:cs="Times New Roman"/>
+          <w:lang w:val="en-US"/>
+        </w:rPr>
+        <w:t xml:space="preserve">SpreadSheet addresses </w:t>
+      </w:r>
+      <w:r>
+        <w:rPr>
+          <w:rFonts w:ascii="Times New Roman" w:hAnsi="Times New Roman" w:cs="Times New Roman"/>
+          <w:lang w:val="en-US"/>
+        </w:rPr>
+        <w:t xml:space="preserve">such </w:t>
+      </w:r>
+      <w:r>
+        <w:rPr>
+          <w:rFonts w:ascii="Times New Roman" w:hAnsi="Times New Roman" w:cs="Times New Roman"/>
+          <w:lang w:val="en-US"/>
+        </w:rPr>
+        <w:t xml:space="preserve">data loss </w:t>
+      </w:r>
+      <w:r>
+        <w:rPr>
+          <w:rFonts w:ascii="Times New Roman" w:hAnsi="Times New Roman" w:cs="Times New Roman"/>
+          <w:lang w:val="en-US"/>
+        </w:rPr>
+        <w:t>by using “keep” arrays for columns and rows</w:t>
+      </w:r>
+      <w:r>
+        <w:rPr>
+          <w:rFonts w:ascii="Times New Roman" w:hAnsi="Times New Roman" w:cs="Times New Roman"/>
+          <w:lang w:val="en-US"/>
+        </w:rPr>
+        <w:t xml:space="preserve"> </w:t>
+      </w:r>
+      <w:sdt>
+        <w:sdtPr>
+          <w:rPr>
+            <w:rFonts w:ascii="Times New Roman" w:hAnsi="Times New Roman" w:cs="Times New Roman"/>
+            <w:lang w:val="en-US"/>
+          </w:rPr>
+          <w:id w:val="-555392247"/>
+          <w:citation/>
+        </w:sdtPr>
+        <w:sdtContent>
+          <w:r>
+            <w:rPr>
+              <w:rFonts w:ascii="Times New Roman" w:hAnsi="Times New Roman" w:cs="Times New Roman"/>
+              <w:lang w:val="en-US"/>
+            </w:rPr>
+            <w:fldChar w:fldCharType="begin"/>
+          </w:r>
+          <w:r>
+            <w:rPr>
+              <w:rFonts w:ascii="Times New Roman" w:hAnsi="Times New Roman" w:cs="Times New Roman"/>
+              <w:lang w:val="en-US"/>
+            </w:rPr>
+            <w:instrText xml:space="preserve"> CITATION EYa23 \l 1033 </w:instrText>
+          </w:r>
+          <w:r>
+            <w:rPr>
+              <w:rFonts w:ascii="Times New Roman" w:hAnsi="Times New Roman" w:cs="Times New Roman"/>
+              <w:lang w:val="en-US"/>
+            </w:rPr>
+            <w:fldChar w:fldCharType="separate"/>
+          </w:r>
+          <w:r>
+            <w:rPr>
+              <w:rFonts w:ascii="Times New Roman" w:hAnsi="Times New Roman" w:cs="Times New Roman"/>
+              <w:noProof/>
+              <w:lang w:val="en-US"/>
+            </w:rPr>
+            <w:t>[1]</w:t>
+          </w:r>
+          <w:r>
+            <w:rPr>
+              <w:rFonts w:ascii="Times New Roman" w:hAnsi="Times New Roman" w:cs="Times New Roman"/>
+              <w:lang w:val="en-US"/>
+            </w:rPr>
+            <w:fldChar w:fldCharType="end"/>
+          </w:r>
+        </w:sdtContent>
+      </w:sdt>
+      <w:r>
+        <w:rPr>
+          <w:rFonts w:ascii="Times New Roman" w:hAnsi="Times New Roman" w:cs="Times New Roman"/>
+          <w:lang w:val="en-US"/>
+        </w:rPr>
+        <w:t>.</w:t>
+      </w:r>
+      <w:r>
+        <w:rPr>
+          <w:rFonts w:ascii="Times New Roman" w:hAnsi="Times New Roman" w:cs="Times New Roman"/>
+          <w:lang w:val="en-US"/>
+        </w:rPr>
+        <w:t xml:space="preserve"> When there is a “positive update” on a cell</w:t>
+      </w:r>
+      <w:r>
+        <w:rPr>
+          <w:rFonts w:ascii="Times New Roman" w:hAnsi="Times New Roman" w:cs="Times New Roman"/>
+          <w:lang w:val="en-US"/>
+        </w:rPr>
+        <w:t>:</w:t>
+      </w:r>
+      <w:r>
+        <w:rPr>
+          <w:rFonts w:ascii="Times New Roman" w:hAnsi="Times New Roman" w:cs="Times New Roman"/>
+          <w:lang w:val="en-US"/>
+        </w:rPr>
+        <w:t xml:space="preserve"> </w:t>
+      </w:r>
+    </w:p>
+    <w:p>
+      <w:pPr>
+        <w:rPr>
+          <w:rFonts w:ascii="Times New Roman" w:hAnsi="Times New Roman" w:cs="Times New Roman"/>
+          <w:lang w:val="en-US"/>
+        </w:rPr>
+      </w:pPr>
+      <w:r>
+        <w:rPr>
+          <w:noProof/>
+        </w:rPr>
+        <mc:AlternateContent>
+          <mc:Choice Requires="wps">
+            <w:drawing>
+              <wp:anchor distT="0" distB="0" distL="114300" distR="114300" simplePos="0" relativeHeight="251697152" behindDoc="0" locked="0" layoutInCell="1" allowOverlap="1" wp14:anchorId="5DA0C39C" wp14:editId="3A81B9AC">
+                <wp:simplePos x="0" y="0"/>
+                <wp:positionH relativeFrom="margin">
+                  <wp:align>right</wp:align>
+                </wp:positionH>
+                <wp:positionV relativeFrom="paragraph">
+                  <wp:posOffset>1714146</wp:posOffset>
+                </wp:positionV>
+                <wp:extent cx="5731510" cy="635"/>
+                <wp:effectExtent l="0" t="0" r="2540" b="0"/>
+                <wp:wrapTopAndBottom/>
+                <wp:docPr id="442220844" name="Text Box 1"/>
+                <wp:cNvGraphicFramePr/>
+                <a:graphic xmlns:a="http://schemas.openxmlformats.org/drawingml/2006/main">
+                  <a:graphicData uri="http://schemas.microsoft.com/office/word/2010/wordprocessingShape">
+                    <wps:wsp>
+                      <wps:cNvSpPr txBox="1"/>
+                      <wps:spPr>
+                        <a:xfrm>
+                          <a:off x="0" y="0"/>
+                          <a:ext cx="5731510" cy="635"/>
+                        </a:xfrm>
+                        <a:prstGeom prst="rect">
+                          <a:avLst/>
+                        </a:prstGeom>
+                        <a:solidFill>
+                          <a:prstClr val="white"/>
+                        </a:solidFill>
+                        <a:ln>
+                          <a:noFill/>
+                        </a:ln>
+                      </wps:spPr>
+                      <wps:txbx>
+                        <w:txbxContent>
+                          <w:p>
+                            <w:pPr>
+                              <w:pStyle w:val="Caption"/>
+                              <w:jc w:val="center"/>
+                              <w:rPr>
+                                <w:rFonts w:ascii="Times New Roman" w:hAnsi="Times New Roman" w:cs="Times New Roman"/>
+                                <w:lang w:val="en-US"/>
+                              </w:rPr>
+                            </w:pPr>
+                            <w:bookmarkStart w:id="17" w:name="_Ref236400235"/>
+                            <w:r>
+                              <w:t xml:space="preserve">Figure </w:t>
+                            </w:r>
+                            <w:r>
+                              <w:fldChar w:fldCharType="begin"/>
+                            </w:r>
+                            <w:r>
+                              <w:instrText xml:space="preserve"> STYLEREF 1 \s </w:instrText>
+                            </w:r>
+                            <w:r>
+                              <w:fldChar w:fldCharType="separate"/>
+                            </w:r>
+                            <w:r>
+                              <w:rPr>
+                                <w:noProof/>
+                              </w:rPr>
+                              <w:t>2</w:t>
+                            </w:r>
+                            <w:r>
+                              <w:fldChar w:fldCharType="end"/>
+                            </w:r>
+                            <w:r>
+                              <w:t>.</w:t>
+                            </w:r>
+                            <w:r>
+                              <w:fldChar w:fldCharType="begin"/>
+                            </w:r>
+                            <w:r>
+                              <w:instrText xml:space="preserve"> SEQ Figure \* ARABIC \s 1 </w:instrText>
+                            </w:r>
+                            <w:r>
+                              <w:fldChar w:fldCharType="separate"/>
+                            </w:r>
+                            <w:r>
+                              <w:rPr>
+                                <w:noProof/>
+                              </w:rPr>
+                              <w:t>4</w:t>
+                            </w:r>
+                            <w:r>
+                              <w:fldChar w:fldCharType="end"/>
+                            </w:r>
+                            <w:bookmarkEnd w:id="17"/>
+                            <w:r>
+                              <w:t xml:space="preserve"> Keep ID</w:t>
+                            </w:r>
+                          </w:p>
+                        </w:txbxContent>
+                      </wps:txbx>
+                      <wps:bodyPr rot="0" spcFirstLastPara="0" vertOverflow="overflow" horzOverflow="overflow" vert="horz" wrap="square" lIns="0" tIns="0" rIns="0" bIns="0" numCol="1" spcCol="0" rtlCol="0" fromWordArt="0" anchor="t" anchorCtr="0" forceAA="0" compatLnSpc="1">
+                        <a:prstTxWarp prst="textNoShape">
+                          <a:avLst/>
+                        </a:prstTxWarp>
+                        <a:spAutoFit/>
+                      </wps:bodyPr>
+                    </wps:wsp>
+                  </a:graphicData>
+                </a:graphic>
+              </wp:anchor>
+            </w:drawing>
+          </mc:Choice>
+          <mc:Fallback>
+            <w:pict>
+              <v:shape w14:anchorId="5DA0C39C" id="_x0000_s1029" type="#_x0000_t202" style="position:absolute;left:0;text-align:left;margin-left:400.1pt;margin-top:134.95pt;width:451.3pt;height:.05pt;z-index:251697152;visibility:visible;mso-wrap-style:square;mso-wrap-distance-left:9pt;mso-wrap-distance-top:0;mso-wrap-distance-right:9pt;mso-wrap-distance-bottom:0;mso-position-horizontal:right;mso-position-horizontal-relative:margin;mso-position-vertical:absolute;mso-position-vertical-relative:text;v-text-anchor:top" o:gfxdata="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" stroked="f">
+                <v:textbox style="mso-fit-shape-to-text:t" inset="0,0,0,0">
+                  <w:txbxContent>
+                    <w:p>
+                      <w:pPr>
+                        <w:pStyle w:val="Caption"/>
+                        <w:jc w:val="center"/>
+                        <w:rPr>
+                          <w:rFonts w:ascii="Times New Roman" w:hAnsi="Times New Roman" w:cs="Times New Roman"/>
+                          <w:lang w:val="en-US"/>
+                        </w:rPr>
+                      </w:pPr>
+                      <w:bookmarkStart w:id="18" w:name="_Ref236400235"/>
+                      <w:r>
+                        <w:t xml:space="preserve">Figure </w:t>
+                      </w:r>
+                      <w:r>
+                        <w:fldChar w:fldCharType="begin"/>
+                      </w:r>
+                      <w:r>
+                        <w:instrText xml:space="preserve"> STYLEREF 1 \s </w:instrText>
+                      </w:r>
+                      <w:r>
+                        <w:fldChar w:fldCharType="separate"/>
+                      </w:r>
+                      <w:r>
+                        <w:rPr>
+                          <w:noProof/>
+                        </w:rPr>
+                        <w:t>2</w:t>
+                      </w:r>
+                      <w:r>
+                        <w:fldChar w:fldCharType="end"/>
+                      </w:r>
+                      <w:r>
+                        <w:t>.</w:t>
+                      </w:r>
+                      <w:r>
+                        <w:fldChar w:fldCharType="begin"/>
+                      </w:r>
+                      <w:r>
+                        <w:instrText xml:space="preserve"> SEQ Figure \* ARABIC \s 1 </w:instrText>
+                      </w:r>
+                      <w:r>
+                        <w:fldChar w:fldCharType="separate"/>
+                      </w:r>
+                      <w:r>
+                        <w:rPr>
+                          <w:noProof/>
+                        </w:rPr>
+                        <w:t>4</w:t>
+                      </w:r>
+                      <w:r>
+                        <w:fldChar w:fldCharType="end"/>
+                      </w:r>
+                      <w:bookmarkEnd w:id="18"/>
+                      <w:r>
+                        <w:t xml:space="preserve"> Keep ID</w:t>
+                      </w:r>
+                    </w:p>
+                  </w:txbxContent>
+                </v:textbox>
+                <w10:wrap type="topAndBottom" anchorx="margin"/>
+              </v:shape>
+            </w:pict>
+          </mc:Fallback>
+        </mc:AlternateContent>
+      </w:r>
+      <w:r>
+        <w:rPr>
+          <w:rFonts w:ascii="Times New Roman" w:hAnsi="Times New Roman" w:cs="Times New Roman"/>
+          <w:noProof/>
+          <w:lang w:val="en-US"/>
+        </w:rPr>
+        <w:drawing>
+          <wp:anchor distT="0" distB="0" distL="114300" distR="114300" simplePos="0" relativeHeight="251686912" behindDoc="0" locked="0" layoutInCell="1" allowOverlap="1" wp14:anchorId="545A6562" wp14:editId="1FBAA5AF">
+            <wp:simplePos x="0" y="0"/>
+            <wp:positionH relativeFrom="margin">
+              <wp:align>center</wp:align>
+            </wp:positionH>
+            <wp:positionV relativeFrom="paragraph">
+              <wp:posOffset>2108670</wp:posOffset>
+            </wp:positionV>
+            <wp:extent cx="3689985" cy="5319395"/>
+            <wp:effectExtent l="0" t="0" r="5715" b="0"/>
+            <wp:wrapTopAndBottom/>
+            <wp:docPr id="1017240401" name="Picture 1"/>
+            <wp:cNvGraphicFramePr>
+              <a:graphicFrameLocks xmlns:a="http://schemas.openxmlformats.org/drawingml/2006/main" noChangeAspect="1"/>
+            </wp:cNvGraphicFramePr>
+            <a:graphic xmlns:a="http://schemas.openxmlformats.org/drawingml/2006/main">
+              <a:graphicData uri="http://schemas.openxmlformats.org/drawingml/2006/picture">
+                <pic:pic xmlns:pic="http://schemas.openxmlformats.org/drawingml/2006/picture">
+                  <pic:nvPicPr>
+                    <pic:cNvPr id="1017240401" name=""/>
+                    <pic:cNvPicPr/>
+                  </pic:nvPicPr>
+                  <pic:blipFill>
+                    <a:blip r:embed="rId9">
+                      <a:extLst>
+                        <a:ext uri="{28A0092B-C50C-407E-A947-70E740481C1C}">
+                          <a14:useLocalDpi xmlns:a14="http://schemas.microsoft.com/office/drawing/2010/main" val="0"/>
+                        </a:ext>
+                      </a:extLst>
+                    </a:blip>
+                    <a:stretch>
+                      <a:fillRect/>
+                    </a:stretch>
+                  </pic:blipFill>
+                  <pic:spPr>
+                    <a:xfrm>
+                      <a:off x="0" y="0"/>
+                      <a:ext cx="3689985" cy="5319395"/>
+                    </a:xfrm>
+                    <a:prstGeom prst="rect">
+                      <a:avLst/>
+                    </a:prstGeom>
+                  </pic:spPr>
+                </pic:pic>
+              </a:graphicData>
+            </a:graphic>
+            <wp14:sizeRelH relativeFrom="margin">
+              <wp14:pctWidth>0</wp14:pctWidth>
+            </wp14:sizeRelH>
+            <wp14:sizeRelV relativeFrom="margin">
+              <wp14:pctHeight>0</wp14:pctHeight>
+            </wp14:sizeRelV>
+          </wp:anchor>
+        </w:drawing>
+      </w:r>
+      <w:r>
+        <w:rPr>
+          <w:rFonts w:ascii="Times New Roman" w:hAnsi="Times New Roman" w:cs="Times New Roman"/>
+          <w:lang w:val="en-US"/>
+        </w:rPr>
+        <w:drawing>
+          <wp:anchor distT="0" distB="0" distL="114300" distR="114300" simplePos="0" relativeHeight="251695104" behindDoc="0" locked="0" layoutInCell="1" allowOverlap="1" wp14:anchorId="2E6598C4" wp14:editId="18593B72">
+            <wp:simplePos x="0" y="0"/>
+            <wp:positionH relativeFrom="margin">
+              <wp:align>left</wp:align>
+            </wp:positionH>
+            <wp:positionV relativeFrom="paragraph">
+              <wp:posOffset>1113873</wp:posOffset>
+            </wp:positionV>
+            <wp:extent cx="5731510" cy="620395"/>
+            <wp:effectExtent l="0" t="0" r="2540" b="8255"/>
+            <wp:wrapTopAndBottom/>
+            <wp:docPr id="1590091686" name="Picture 1"/>
+            <wp:cNvGraphicFramePr>
+              <a:graphicFrameLocks xmlns:a="http://schemas.openxmlformats.org/drawingml/2006/main" noChangeAspect="1"/>
+            </wp:cNvGraphicFramePr>
+            <a:graphic xmlns:a="http://schemas.openxmlformats.org/drawingml/2006/main">
+              <a:graphicData uri="http://schemas.openxmlformats.org/drawingml/2006/picture">
+                <pic:pic xmlns:pic="http://schemas.openxmlformats.org/drawingml/2006/picture">
+                  <pic:nvPicPr>
+                    <pic:cNvPr id="1590091686" name=""/>
+                    <pic:cNvPicPr/>
+                  </pic:nvPicPr>
+                  <pic:blipFill>
+                    <a:blip r:embed="rId10">
+                      <a:extLst>
+                        <a:ext uri="{28A0092B-C50C-407E-A947-70E740481C1C}">
+                          <a14:useLocalDpi xmlns:a14="http://schemas.microsoft.com/office/drawing/2010/main" val="0"/>
+                        </a:ext>
+                      </a:extLst>
+                    </a:blip>
+                    <a:stretch>
+                      <a:fillRect/>
+                    </a:stretch>
+                  </pic:blipFill>
+                  <pic:spPr>
+                    <a:xfrm>
+                      <a:off x="0" y="0"/>
+                      <a:ext cx="5731510" cy="620395"/>
+                    </a:xfrm>
+                    <a:prstGeom prst="rect">
+                      <a:avLst/>
+                    </a:prstGeom>
+                  </pic:spPr>
+                </pic:pic>
+              </a:graphicData>
+            </a:graphic>
+          </wp:anchor>
+        </w:drawing>
+      </w:r>
+      <w:r>
+        <w:rPr>
+          <w:rFonts w:ascii="Times New Roman" w:hAnsi="Times New Roman" w:cs="Times New Roman"/>
+          <w:lang w:val="en-DE"/>
+        </w:rPr>
+        <w:t>“</w:t>
+      </w:r>
+      <w:proofErr w:type="gramStart"/>
+      <w:r>
+        <w:rPr>
+          <w:rFonts w:ascii="Times New Roman" w:hAnsi="Times New Roman" w:cs="Times New Roman"/>
+          <w:lang w:val="en-DE"/>
+        </w:rPr>
+        <w:t>keep</w:t>
+      </w:r>
+      <w:proofErr w:type="gramEnd"/>
+      <w:r>
+        <w:rPr>
+          <w:rFonts w:ascii="Times New Roman" w:hAnsi="Times New Roman" w:cs="Times New Roman"/>
+          <w:lang w:val="en-DE"/>
+        </w:rPr>
+        <w:t xml:space="preserve"> id”</w:t>
+      </w:r>
+      <w:r>
+        <w:rPr>
+          <w:rFonts w:ascii="Times New Roman" w:hAnsi="Times New Roman" w:cs="Times New Roman"/>
+          <w:lang w:val="en-DE"/>
+        </w:rPr>
+        <w:t xml:space="preserve"> in </w:t>
+      </w:r>
+      <w:r>
+        <w:rPr>
+          <w:rFonts w:ascii="Times New Roman" w:hAnsi="Times New Roman" w:cs="Times New Roman"/>
+          <w:lang w:val="en-DE"/>
+        </w:rPr>
+        <w:fldChar w:fldCharType="begin"/>
+      </w:r>
+      <w:r>
+        <w:rPr>
+          <w:rFonts w:ascii="Times New Roman" w:hAnsi="Times New Roman" w:cs="Times New Roman"/>
+          <w:lang w:val="en-DE"/>
+        </w:rPr>
+        <w:instrText xml:space="preserve"> REF _Ref236400235 \h </w:instrText>
+      </w:r>
+      <w:r>
+        <w:rPr>
+          <w:rFonts w:ascii="Times New Roman" w:hAnsi="Times New Roman" w:cs="Times New Roman"/>
+          <w:lang w:val="en-DE"/>
+        </w:rPr>
+      </w:r>
+      <w:r>
+        <w:rPr>
+          <w:rFonts w:ascii="Times New Roman" w:hAnsi="Times New Roman" w:cs="Times New Roman"/>
+          <w:lang w:val="en-DE"/>
+        </w:rPr>
+        <w:fldChar w:fldCharType="separate"/>
+      </w:r>
+      <w:r>
+        <w:t xml:space="preserve">Figure </w:t>
+      </w:r>
+      <w:r>
+        <w:rPr>
+          <w:noProof/>
+        </w:rPr>
+        <w:t>2</w:t>
+      </w:r>
+      <w:r>
+        <w:t>.</w:t>
+      </w:r>
+      <w:r>
+        <w:rPr>
+          <w:noProof/>
+        </w:rPr>
+        <w:t>4</w:t>
+      </w:r>
+      <w:r>
+        <w:rPr>
+          <w:rFonts w:ascii="Times New Roman" w:hAnsi="Times New Roman" w:cs="Times New Roman"/>
+          <w:lang w:val="en-DE"/>
+        </w:rPr>
+        <w:fldChar w:fldCharType="end"/>
+      </w:r>
+      <w:r>
+        <w:rPr>
+          <w:rFonts w:ascii="Times New Roman" w:hAnsi="Times New Roman" w:cs="Times New Roman"/>
+          <w:lang w:val="en-DE"/>
+        </w:rPr>
+        <w:t xml:space="preserve"> is stored in those arrays. Clients monitor the changes of arrays with observers</w:t>
+      </w:r>
+      <w:r>
+        <w:rPr>
+          <w:rFonts w:ascii="Times New Roman" w:hAnsi="Times New Roman" w:cs="Times New Roman"/>
+          <w:lang w:val="en-DE"/>
+        </w:rPr>
+        <w:t>,</w:t>
+      </w:r>
+      <w:r>
+        <w:rPr>
+          <w:rFonts w:ascii="Times New Roman" w:hAnsi="Times New Roman" w:cs="Times New Roman"/>
+          <w:lang w:val="en-DE"/>
+        </w:rPr>
+        <w:t xml:space="preserve"> and if they are non-empty</w:t>
+      </w:r>
+      <w:r>
+        <w:rPr>
+          <w:rFonts w:ascii="Times New Roman" w:hAnsi="Times New Roman" w:cs="Times New Roman"/>
+          <w:lang w:val="en-DE"/>
+        </w:rPr>
+        <w:t>,</w:t>
+      </w:r>
+      <w:r>
+        <w:rPr>
+          <w:rFonts w:ascii="Times New Roman" w:hAnsi="Times New Roman" w:cs="Times New Roman"/>
+          <w:lang w:val="en-DE"/>
+        </w:rPr>
+        <w:t xml:space="preserve"> </w:t>
+      </w:r>
+      <w:r>
+        <w:rPr>
+          <w:rFonts w:ascii="Times New Roman" w:hAnsi="Times New Roman" w:cs="Times New Roman"/>
+          <w:lang w:val="en-DE"/>
+        </w:rPr>
+        <w:t>“u</w:t>
+      </w:r>
+      <w:r>
+        <w:rPr>
+          <w:rFonts w:ascii="Times New Roman" w:hAnsi="Times New Roman" w:cs="Times New Roman"/>
+          <w:lang w:val="en-DE"/>
+        </w:rPr>
+        <w:t>ndo</w:t>
+      </w:r>
+      <w:r>
+        <w:rPr>
+          <w:rFonts w:ascii="Times New Roman" w:hAnsi="Times New Roman" w:cs="Times New Roman"/>
+          <w:lang w:val="en-DE"/>
+        </w:rPr>
+        <w:t>”</w:t>
+      </w:r>
+      <w:r>
+        <w:rPr>
+          <w:rFonts w:ascii="Times New Roman" w:hAnsi="Times New Roman" w:cs="Times New Roman"/>
+          <w:lang w:val="en-DE"/>
+        </w:rPr>
+        <w:t xml:space="preserve"> operations are performed equal to the number of elements in the array structures.</w:t>
+      </w:r>
+      <w:r>
+        <w:rPr>
+          <w:rFonts w:ascii="Times New Roman" w:hAnsi="Times New Roman" w:cs="Times New Roman"/>
+          <w:lang w:val="en-US"/>
+        </w:rPr>
+        <w:fldChar w:fldCharType="begin"/>
+      </w:r>
+      <w:r>
+        <w:rPr>
+          <w:rFonts w:ascii="Times New Roman" w:hAnsi="Times New Roman" w:cs="Times New Roman"/>
+          <w:lang w:val="en-US"/>
+        </w:rPr>
+        <w:instrText xml:space="preserve"> REF _Ref236399418 \h </w:instrText>
+      </w:r>
+      <w:r>
+        <w:rPr>
+          <w:rFonts w:ascii="Times New Roman" w:hAnsi="Times New Roman" w:cs="Times New Roman"/>
+          <w:lang w:val="en-US"/>
+        </w:rPr>
+      </w:r>
+      <w:r>
+        <w:rPr>
+          <w:rFonts w:ascii="Times New Roman" w:hAnsi="Times New Roman" w:cs="Times New Roman"/>
+          <w:lang w:val="en-US"/>
+        </w:rPr>
+        <w:fldChar w:fldCharType="separate"/>
+      </w:r>
+      <w:r>
+        <w:t xml:space="preserve">Figure </w:t>
+      </w:r>
+      <w:r>
+        <w:rPr>
+          <w:noProof/>
+        </w:rPr>
+        <w:t>2</w:t>
+      </w:r>
+      <w:r>
+        <w:t>.</w:t>
+      </w:r>
+      <w:r>
+        <w:rPr>
+          <w:noProof/>
+        </w:rPr>
+        <w:t>5</w:t>
+      </w:r>
+      <w:r>
+        <w:rPr>
+          <w:rFonts w:ascii="Times New Roman" w:hAnsi="Times New Roman" w:cs="Times New Roman"/>
+          <w:lang w:val="en-US"/>
+        </w:rPr>
+        <w:fldChar w:fldCharType="end"/>
+      </w:r>
+      <w:r>
+        <w:rPr>
+          <w:rFonts w:ascii="Times New Roman" w:hAnsi="Times New Roman" w:cs="Times New Roman"/>
+          <w:lang w:val="en-US"/>
+        </w:rPr>
+        <w:t xml:space="preserve"> demonstrates the observer implementation for YRowKeep and YColKeep arrays. </w:t>
+      </w:r>
+    </w:p>
+    <w:p>
+      <w:pPr>
+        <w:rPr>
+          <w:rFonts w:ascii="Times New Roman" w:hAnsi="Times New Roman" w:cs="Times New Roman"/>
+          <w:lang w:val="en-US"/>
+        </w:rPr>
+      </w:pPr>
+      <w:r>
+        <w:rPr>
+          <w:rFonts w:ascii="Times New Roman" w:hAnsi="Times New Roman" w:cs="Times New Roman"/>
+          <w:noProof/>
+        </w:rPr>
+        <mc:AlternateContent>
+          <mc:Choice Requires="wps">
+            <w:drawing>
+              <wp:anchor distT="0" distB="0" distL="114300" distR="114300" simplePos="0" relativeHeight="251699200" behindDoc="0" locked="0" layoutInCell="1" allowOverlap="1" wp14:anchorId="20CACA5A" wp14:editId="3650D780">
+                <wp:simplePos x="0" y="0"/>
+                <wp:positionH relativeFrom="margin">
+                  <wp:align>center</wp:align>
+                </wp:positionH>
+                <wp:positionV relativeFrom="paragraph">
+                  <wp:posOffset>6382376</wp:posOffset>
+                </wp:positionV>
+                <wp:extent cx="4143375" cy="635"/>
+                <wp:effectExtent l="0" t="0" r="9525" b="0"/>
+                <wp:wrapNone/>
+                <wp:docPr id="1944696505" name="Text Box 1"/>
+                <wp:cNvGraphicFramePr/>
+                <a:graphic xmlns:a="http://schemas.openxmlformats.org/drawingml/2006/main">
+                  <a:graphicData uri="http://schemas.microsoft.com/office/word/2010/wordprocessingShape">
+                    <wps:wsp>
+                      <wps:cNvSpPr txBox="1"/>
+                      <wps:spPr>
+                        <a:xfrm>
+                          <a:off x="0" y="0"/>
+                          <a:ext cx="4143375" cy="635"/>
+                        </a:xfrm>
+                        <a:prstGeom prst="rect">
+                          <a:avLst/>
+                        </a:prstGeom>
+                        <a:solidFill>
+                          <a:prstClr val="white"/>
+                        </a:solidFill>
+                        <a:ln>
+                          <a:noFill/>
+                        </a:ln>
+                      </wps:spPr>
+                      <wps:txbx>
+                        <w:txbxContent>
+                          <w:p>
+                            <w:pPr>
+                              <w:pStyle w:val="Caption"/>
+                              <w:jc w:val="center"/>
+                              <w:rPr>
+                                <w:lang w:val="en-US"/>
+                              </w:rPr>
+                            </w:pPr>
+                            <w:bookmarkStart w:id="19" w:name="_Ref236399418"/>
+                            <w:r>
+                              <w:t xml:space="preserve">Figure </w:t>
+                            </w:r>
+                            <w:r>
+                              <w:fldChar w:fldCharType="begin"/>
+                            </w:r>
+                            <w:r>
+                              <w:instrText xml:space="preserve"> STYLEREF 1 \s </w:instrText>
+                            </w:r>
+                            <w:r>
+                              <w:fldChar w:fldCharType="separate"/>
+                            </w:r>
+                            <w:r>
+                              <w:rPr>
+                                <w:noProof/>
+                              </w:rPr>
+                              <w:t>2</w:t>
+                            </w:r>
+                            <w:r>
+                              <w:fldChar w:fldCharType="end"/>
+                            </w:r>
+                            <w:r>
+                              <w:t>.</w:t>
+                            </w:r>
+                            <w:r>
+                              <w:fldChar w:fldCharType="begin"/>
+                            </w:r>
+                            <w:r>
+                              <w:instrText xml:space="preserve"> SEQ Figure \* ARABIC \s 1 </w:instrText>
+                            </w:r>
+                            <w:r>
+                              <w:fldChar w:fldCharType="separate"/>
+                            </w:r>
+                            <w:r>
+                              <w:rPr>
+                                <w:noProof/>
+                              </w:rPr>
+                              <w:t>5</w:t>
+                            </w:r>
+                            <w:r>
+                              <w:fldChar w:fldCharType="end"/>
+                            </w:r>
+                            <w:bookmarkEnd w:id="19"/>
+                            <w:r>
+                              <w:t xml:space="preserve"> </w:t>
+                            </w:r>
+                            <w:proofErr w:type="spellStart"/>
+                            <w:r>
+                              <w:t>YColKeep</w:t>
+                            </w:r>
+                            <w:proofErr w:type="spellEnd"/>
+                            <w:r>
+                              <w:t xml:space="preserve"> &amp; </w:t>
+                            </w:r>
+                            <w:proofErr w:type="spellStart"/>
+                            <w:r>
+                              <w:t>YRowKeep</w:t>
+                            </w:r>
+                            <w:proofErr w:type="spellEnd"/>
+                            <w:r>
+                              <w:t xml:space="preserve"> implementation with </w:t>
+                            </w:r>
+                            <w:proofErr w:type="spellStart"/>
+                            <w:r>
+                              <w:t>UndoColumns</w:t>
+                            </w:r>
+                            <w:proofErr w:type="spellEnd"/>
+                            <w:r>
+                              <w:t xml:space="preserve"> and </w:t>
+                            </w:r>
+                            <w:proofErr w:type="spellStart"/>
+                            <w:r>
+                              <w:t>UndoRows</w:t>
+                            </w:r>
+                            <w:proofErr w:type="spellEnd"/>
+                            <w:r>
+                              <w:t xml:space="preserve"> in </w:t>
+                            </w:r>
+                            <w:proofErr w:type="spellStart"/>
+                            <w:r>
+                              <w:t>SpreadSheet.tsx</w:t>
+                            </w:r>
+                            <w:proofErr w:type="spellEnd"/>
+                            <w:r>
+                              <w:t xml:space="preserve"> </w:t>
+                            </w:r>
+                          </w:p>
+                        </w:txbxContent>
+                      </wps:txbx>
+                      <wps:bodyPr rot="0" spcFirstLastPara="0" vertOverflow="overflow" horzOverflow="overflow" vert="horz" wrap="square" lIns="0" tIns="0" rIns="0" bIns="0" numCol="1" spcCol="0" rtlCol="0" fromWordArt="0" anchor="t" anchorCtr="0" forceAA="0" compatLnSpc="1">
+                        <a:prstTxWarp prst="textNoShape">
+                          <a:avLst/>
+                        </a:prstTxWarp>
+                        <a:spAutoFit/>
+                      </wps:bodyPr>
+                    </wps:wsp>
+                  </a:graphicData>
+                </a:graphic>
+              </wp:anchor>
+            </w:drawing>
+          </mc:Choice>
+          <mc:Fallback>
+            <w:pict>
+              <v:shape w14:anchorId="20CACA5A" id="_x0000_s1030" type="#_x0000_t202" style="position:absolute;left:0;text-align:left;margin-left:0;margin-top:502.55pt;width:326.25pt;height:.05pt;z-index:251699200;visibility:visible;mso-wrap-style:square;mso-wrap-distance-left:9pt;mso-wrap-distance-top:0;mso-wrap-distance-right:9pt;mso-wrap-distance-bottom:0;mso-position-horizontal:center;mso-position-horizontal-relative:margin;mso-position-vertical:absolute;mso-position-vertical-relative:text;v-text-anchor:top" o:gfxdata="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" stroked="f">
+                <v:textbox style="mso-fit-shape-to-text:t" inset="0,0,0,0">
+                  <w:txbxContent>
+                    <w:p>
+                      <w:pPr>
+                        <w:pStyle w:val="Caption"/>
+                        <w:jc w:val="center"/>
+                        <w:rPr>
+                          <w:lang w:val="en-US"/>
+                        </w:rPr>
+                      </w:pPr>
+                      <w:bookmarkStart w:id="20" w:name="_Ref236399418"/>
+                      <w:r>
+                        <w:t xml:space="preserve">Figure </w:t>
+                      </w:r>
+                      <w:r>
+                        <w:fldChar w:fldCharType="begin"/>
+                      </w:r>
+                      <w:r>
+                        <w:instrText xml:space="preserve"> STYLEREF 1 \s </w:instrText>
+                      </w:r>
+                      <w:r>
+                        <w:fldChar w:fldCharType="separate"/>
+                      </w:r>
+                      <w:r>
+                        <w:rPr>
+                          <w:noProof/>
+                        </w:rPr>
+                        <w:t>2</w:t>
+                      </w:r>
+                      <w:r>
+                        <w:fldChar w:fldCharType="end"/>
+                      </w:r>
+                      <w:r>
+                        <w:t>.</w:t>
+                      </w:r>
+                      <w:r>
+                        <w:fldChar w:fldCharType="begin"/>
+                      </w:r>
+                      <w:r>
+                        <w:instrText xml:space="preserve"> SEQ Figure \* ARABIC \s 1 </w:instrText>
+                      </w:r>
+                      <w:r>
+                        <w:fldChar w:fldCharType="separate"/>
+                      </w:r>
+                      <w:r>
+                        <w:rPr>
+                          <w:noProof/>
+                        </w:rPr>
+                        <w:t>5</w:t>
+                      </w:r>
+                      <w:r>
+                        <w:fldChar w:fldCharType="end"/>
+                      </w:r>
+                      <w:bookmarkEnd w:id="20"/>
+                      <w:r>
+                        <w:t xml:space="preserve"> </w:t>
+                      </w:r>
+                      <w:proofErr w:type="spellStart"/>
+                      <w:r>
+                        <w:t>YColKeep</w:t>
+                      </w:r>
+                      <w:proofErr w:type="spellEnd"/>
+                      <w:r>
+                        <w:t xml:space="preserve"> &amp; </w:t>
+                      </w:r>
+                      <w:proofErr w:type="spellStart"/>
+                      <w:r>
+                        <w:t>YRowKeep</w:t>
+                      </w:r>
+                      <w:proofErr w:type="spellEnd"/>
+                      <w:r>
+                        <w:t xml:space="preserve"> implementation with </w:t>
+                      </w:r>
+                      <w:proofErr w:type="spellStart"/>
+                      <w:r>
+                        <w:t>UndoColumns</w:t>
+                      </w:r>
+                      <w:proofErr w:type="spellEnd"/>
+                      <w:r>
+                        <w:t xml:space="preserve"> and </w:t>
+                      </w:r>
+                      <w:proofErr w:type="spellStart"/>
+                      <w:r>
+                        <w:t>UndoRows</w:t>
+                      </w:r>
+                      <w:proofErr w:type="spellEnd"/>
+                      <w:r>
+                        <w:t xml:space="preserve"> in </w:t>
+                      </w:r>
+                      <w:proofErr w:type="spellStart"/>
+                      <w:r>
+                        <w:t>SpreadSheet.tsx</w:t>
+                      </w:r>
+                      <w:proofErr w:type="spellEnd"/>
+                      <w:r>
+                        <w:t xml:space="preserve"> </w:t>
+                      </w:r>
+                    </w:p>
+                  </w:txbxContent>
+                </v:textbox>
+                <w10:wrap anchorx="margin"/>
+              </v:shape>
+            </w:pict>
+          </mc:Fallback>
+        </mc:AlternateContent>
+      </w:r>
+    </w:p>
+    <w:p>
+      <w:pPr>
+        <w:pStyle w:val="Heading1"/>
+        <w:rPr>
+          <w:rFonts w:ascii="Times New Roman" w:hAnsi="Times New Roman" w:cs="Times New Roman"/>
+          <w:lang w:val="en-US"/>
+        </w:rPr>
+      </w:pPr>
+      <w:bookmarkStart w:id="21" w:name="_Toc235716847"/>
+      <w:bookmarkStart w:id="22" w:name="_Toc236400354"/>
+      <w:bookmarkEnd w:id="21"/>
+      <w:r>
+        <w:rPr>
+          <w:rFonts w:ascii="Times New Roman" w:hAnsi="Times New Roman" w:cs="Times New Roman"/>
+          <w:lang w:val="en-US"/>
+        </w:rPr>
+        <w:lastRenderedPageBreak/>
+        <w:t>Update Wins CRDTs</w:t>
+      </w:r>
+      <w:bookmarkEnd w:id="22"/>
+    </w:p>
+    <w:p>
+      <w:pPr>
         <w:pStyle w:val="Heading1"/>
         <w:rPr>
           <w:rStyle w:val="Emphasis"/>
@@ -1789,8 +4892,8 @@
           <w:iCs w:val="0"/>
         </w:rPr>
       </w:pPr>
-      <w:bookmarkStart w:id="11" w:name="_Toc235716848"/>
-      <w:bookmarkStart w:id="12" w:name="_Toc235875260"/>
+      <w:bookmarkStart w:id="23" w:name="_Toc235716848"/>
+      <w:bookmarkStart w:id="24" w:name="_Toc236400355"/>
       <w:r>
         <w:rPr>
           <w:rStyle w:val="Emphasis"/>
@@ -1818,8 +4921,8 @@
         </w:rPr>
         <w:t>mula Support</w:t>
       </w:r>
-      <w:bookmarkEnd w:id="11"/>
-      <w:bookmarkEnd w:id="12"/>
+      <w:bookmarkEnd w:id="23"/>
+      <w:bookmarkEnd w:id="24"/>
     </w:p>
     <w:p>
       <w:pPr>
@@ -1833,7 +4936,23 @@
           <w:rFonts w:ascii="Times New Roman" w:hAnsi="Times New Roman" w:cs="Times New Roman"/>
           <w:lang w:val="en-US"/>
         </w:rPr>
-        <w:t>(Current commit hash: 6686f59abce4cc9bce5412a10547ac37466a29c3 in the branch named: feature/formula_support)</w:t>
+        <w:t>(Current commit hash: 6686f59abce4cc9bce5412a10547ac37466a29c3 in the branch named: feature/</w:t>
+      </w:r>
+      <w:proofErr w:type="spellStart"/>
+      <w:r>
+        <w:rPr>
+          <w:rFonts w:ascii="Times New Roman" w:hAnsi="Times New Roman" w:cs="Times New Roman"/>
+          <w:lang w:val="en-US"/>
+        </w:rPr>
+        <w:t>formula_support</w:t>
+      </w:r>
+      <w:proofErr w:type="spellEnd"/>
+      <w:r>
+        <w:rPr>
+          <w:rFonts w:ascii="Times New Roman" w:hAnsi="Times New Roman" w:cs="Times New Roman"/>
+          <w:lang w:val="en-US"/>
+        </w:rPr>
+        <w:t>)</w:t>
       </w:r>
     </w:p>
     <w:p>
@@ -1844,9 +4963,9 @@
           <w:lang w:val="en-US"/>
         </w:rPr>
       </w:pPr>
-      <w:bookmarkStart w:id="13" w:name="_Toc235716849"/>
-      <w:bookmarkStart w:id="14" w:name="_Ref235868116"/>
-      <w:bookmarkStart w:id="15" w:name="_Toc235875261"/>
+      <w:bookmarkStart w:id="25" w:name="_Toc235716849"/>
+      <w:bookmarkStart w:id="26" w:name="_Ref235868116"/>
+      <w:bookmarkStart w:id="27" w:name="_Toc236400356"/>
       <w:r>
         <w:rPr>
           <w:rFonts w:ascii="Times New Roman" w:hAnsi="Times New Roman" w:cs="Times New Roman"/>
@@ -1854,9 +4973,9 @@
         </w:rPr>
         <w:t>Information</w:t>
       </w:r>
-      <w:bookmarkEnd w:id="13"/>
-      <w:bookmarkEnd w:id="14"/>
-      <w:bookmarkEnd w:id="15"/>
+      <w:bookmarkEnd w:id="25"/>
+      <w:bookmarkEnd w:id="26"/>
+      <w:bookmarkEnd w:id="27"/>
     </w:p>
     <w:p>
       <w:pPr>
@@ -1918,7 +5037,21 @@
           <w:rFonts w:ascii="Times New Roman" w:hAnsi="Times New Roman" w:cs="Times New Roman"/>
           <w:lang w:val="en-US"/>
         </w:rPr>
-        <w:t xml:space="preserve"> One of them was the implementation itself. </w:t>
+        <w:t xml:space="preserve"> </w:t>
+      </w:r>
+      <w:r>
+        <w:rPr>
+          <w:rFonts w:ascii="Times New Roman" w:hAnsi="Times New Roman" w:cs="Times New Roman"/>
+          <w:lang w:val="en-US"/>
+        </w:rPr>
+        <w:t xml:space="preserve">The </w:t>
+      </w:r>
+      <w:r>
+        <w:rPr>
+          <w:rFonts w:ascii="Times New Roman" w:hAnsi="Times New Roman" w:cs="Times New Roman"/>
+          <w:lang w:val="en-US"/>
+        </w:rPr>
+        <w:t xml:space="preserve">implementation itself. </w:t>
       </w:r>
     </w:p>
     <w:p>
@@ -2148,7 +5281,23 @@
           <w:rFonts w:ascii="Times New Roman" w:hAnsi="Times New Roman" w:cs="Times New Roman"/>
           <w:lang w:val="en-US"/>
         </w:rPr>
-        <w:t>current implementation does so by recalculating the formula, hard coding improvements by addressing supported formulas is possible</w:t>
+        <w:t xml:space="preserve">current implementation does so by recalculating the formula, hard coding improvements by addressing supported formulas </w:t>
+      </w:r>
+      <w:proofErr w:type="gramStart"/>
+      <w:r>
+        <w:rPr>
+          <w:rFonts w:ascii="Times New Roman" w:hAnsi="Times New Roman" w:cs="Times New Roman"/>
+          <w:lang w:val="en-US"/>
+        </w:rPr>
+        <w:t>is</w:t>
+      </w:r>
+      <w:proofErr w:type="gramEnd"/>
+      <w:r>
+        <w:rPr>
+          <w:rFonts w:ascii="Times New Roman" w:hAnsi="Times New Roman" w:cs="Times New Roman"/>
+          <w:lang w:val="en-US"/>
+        </w:rPr>
+        <w:t xml:space="preserve"> possible</w:t>
       </w:r>
       <w:r>
         <w:rPr>
@@ -2200,8 +5349,8 @@
           <w:lang w:val="en-US"/>
         </w:rPr>
       </w:pPr>
-      <w:bookmarkStart w:id="16" w:name="_Toc235716850"/>
-      <w:bookmarkStart w:id="17" w:name="_Toc235875262"/>
+      <w:bookmarkStart w:id="28" w:name="_Toc235716850"/>
+      <w:bookmarkStart w:id="29" w:name="_Toc236400357"/>
       <w:r>
         <w:rPr>
           <w:rFonts w:ascii="Times New Roman" w:hAnsi="Times New Roman" w:cs="Times New Roman"/>
@@ -2209,8 +5358,8 @@
         </w:rPr>
         <w:t>Implementation Details</w:t>
       </w:r>
-      <w:bookmarkEnd w:id="16"/>
-      <w:bookmarkEnd w:id="17"/>
+      <w:bookmarkEnd w:id="28"/>
+      <w:bookmarkEnd w:id="29"/>
     </w:p>
     <w:p>
       <w:pPr>
@@ -2277,16 +5426,15 @@
           <w:lang w:val="en-US"/>
         </w:rPr>
       </w:pPr>
-      <w:bookmarkStart w:id="18" w:name="_Toc235875263"/>
-      <w:r>
-        <w:rPr>
-          <w:rFonts w:ascii="Times New Roman" w:hAnsi="Times New Roman" w:cs="Times New Roman"/>
-          <w:lang w:val="en-US"/>
-        </w:rPr>
-        <w:lastRenderedPageBreak/>
+      <w:bookmarkStart w:id="30" w:name="_Toc236400358"/>
+      <w:r>
+        <w:rPr>
+          <w:rFonts w:ascii="Times New Roman" w:hAnsi="Times New Roman" w:cs="Times New Roman"/>
+          <w:lang w:val="en-US"/>
+        </w:rPr>
         <w:t>Formula Parser</w:t>
       </w:r>
-      <w:bookmarkEnd w:id="18"/>
+      <w:bookmarkEnd w:id="30"/>
     </w:p>
     <w:p>
       <w:pPr>
@@ -2295,6 +5443,7 @@
           <w:lang w:val="en-US"/>
         </w:rPr>
       </w:pPr>
+      <w:proofErr w:type="gramStart"/>
       <w:r>
         <w:rPr>
           <w:rFonts w:ascii="Times New Roman" w:hAnsi="Times New Roman" w:cs="Times New Roman"/>
@@ -2302,6 +5451,7 @@
         </w:rPr>
         <w:t>First of all</w:t>
       </w:r>
+      <w:proofErr w:type="gramEnd"/>
       <w:r>
         <w:rPr>
           <w:rFonts w:ascii="Times New Roman" w:hAnsi="Times New Roman" w:cs="Times New Roman"/>
@@ -2360,7 +5510,7 @@
               <w:noProof/>
               <w:lang w:val="en-US"/>
             </w:rPr>
-            <w:t>[1]</w:t>
+            <w:t>[2]</w:t>
           </w:r>
           <w:r>
             <w:rPr>
@@ -2397,7 +5547,23 @@
           <w:rFonts w:ascii="Times New Roman" w:hAnsi="Times New Roman" w:cs="Times New Roman"/>
           <w:lang w:val="en-US"/>
         </w:rPr>
-        <w:t xml:space="preserve"> has been used for the formula functionality.</w:t>
+        <w:t xml:space="preserve"> has been used for </w:t>
+      </w:r>
+      <w:proofErr w:type="gramStart"/>
+      <w:r>
+        <w:rPr>
+          <w:rFonts w:ascii="Times New Roman" w:hAnsi="Times New Roman" w:cs="Times New Roman"/>
+          <w:lang w:val="en-US"/>
+        </w:rPr>
+        <w:t>the formula</w:t>
+      </w:r>
+      <w:proofErr w:type="gramEnd"/>
+      <w:r>
+        <w:rPr>
+          <w:rFonts w:ascii="Times New Roman" w:hAnsi="Times New Roman" w:cs="Times New Roman"/>
+          <w:lang w:val="en-US"/>
+        </w:rPr>
+        <w:t xml:space="preserve"> functionality.</w:t>
       </w:r>
       <w:r>
         <w:rPr>
@@ -2418,7 +5584,23 @@
           <w:rFonts w:ascii="Times New Roman" w:hAnsi="Times New Roman" w:cs="Times New Roman"/>
           <w:lang w:val="en-US"/>
         </w:rPr>
-        <w:t xml:space="preserve"> is in `formula.ts`</w:t>
+        <w:t xml:space="preserve"> is in `</w:t>
+      </w:r>
+      <w:proofErr w:type="spellStart"/>
+      <w:r>
+        <w:rPr>
+          <w:rFonts w:ascii="Times New Roman" w:hAnsi="Times New Roman" w:cs="Times New Roman"/>
+          <w:lang w:val="en-US"/>
+        </w:rPr>
+        <w:t>formula.ts</w:t>
+      </w:r>
+      <w:proofErr w:type="spellEnd"/>
+      <w:r>
+        <w:rPr>
+          <w:rFonts w:ascii="Times New Roman" w:hAnsi="Times New Roman" w:cs="Times New Roman"/>
+          <w:lang w:val="en-US"/>
+        </w:rPr>
+        <w:t>`</w:t>
       </w:r>
       <w:r>
         <w:rPr>
@@ -2448,12 +5630,21 @@
         </w:rPr>
         <w:t>`</w:t>
       </w:r>
-      <w:r>
-        <w:rPr>
-          <w:rFonts w:ascii="Times New Roman" w:hAnsi="Times New Roman" w:cs="Times New Roman"/>
-          <w:lang w:val="en-US"/>
-        </w:rPr>
-        <w:t>parser()</w:t>
+      <w:proofErr w:type="gramStart"/>
+      <w:r>
+        <w:rPr>
+          <w:rFonts w:ascii="Times New Roman" w:hAnsi="Times New Roman" w:cs="Times New Roman"/>
+          <w:lang w:val="en-US"/>
+        </w:rPr>
+        <w:t>parser(</w:t>
+      </w:r>
+      <w:proofErr w:type="gramEnd"/>
+      <w:r>
+        <w:rPr>
+          <w:rFonts w:ascii="Times New Roman" w:hAnsi="Times New Roman" w:cs="Times New Roman"/>
+          <w:lang w:val="en-US"/>
+        </w:rPr>
+        <w:t>)</w:t>
       </w:r>
       <w:r>
         <w:rPr>
@@ -2511,12 +5702,30 @@
         </w:rPr>
         <w:t>`</w:t>
       </w:r>
-      <w:r>
-        <w:rPr>
-          <w:rFonts w:ascii="Times New Roman" w:hAnsi="Times New Roman" w:cs="Times New Roman"/>
-          <w:lang w:val="en-US"/>
-        </w:rPr>
-        <w:t>parserDriver()</w:t>
+      <w:proofErr w:type="spellStart"/>
+      <w:proofErr w:type="gramStart"/>
+      <w:r>
+        <w:rPr>
+          <w:rFonts w:ascii="Times New Roman" w:hAnsi="Times New Roman" w:cs="Times New Roman"/>
+          <w:lang w:val="en-US"/>
+        </w:rPr>
+        <w:t>parserDriver</w:t>
+      </w:r>
+      <w:proofErr w:type="spellEnd"/>
+      <w:r>
+        <w:rPr>
+          <w:rFonts w:ascii="Times New Roman" w:hAnsi="Times New Roman" w:cs="Times New Roman"/>
+          <w:lang w:val="en-US"/>
+        </w:rPr>
+        <w:t>(</w:t>
+      </w:r>
+      <w:proofErr w:type="gramEnd"/>
+      <w:r>
+        <w:rPr>
+          <w:rFonts w:ascii="Times New Roman" w:hAnsi="Times New Roman" w:cs="Times New Roman"/>
+          <w:lang w:val="en-US"/>
+        </w:rPr>
+        <w:t>)</w:t>
       </w:r>
       <w:r>
         <w:rPr>
@@ -2546,12 +5755,21 @@
         </w:rPr>
         <w:t>`</w:t>
       </w:r>
-      <w:r>
-        <w:rPr>
-          <w:rFonts w:ascii="Times New Roman" w:hAnsi="Times New Roman" w:cs="Times New Roman"/>
-          <w:lang w:val="en-US"/>
-        </w:rPr>
-        <w:t>parser()</w:t>
+      <w:proofErr w:type="gramStart"/>
+      <w:r>
+        <w:rPr>
+          <w:rFonts w:ascii="Times New Roman" w:hAnsi="Times New Roman" w:cs="Times New Roman"/>
+          <w:lang w:val="en-US"/>
+        </w:rPr>
+        <w:t>parser(</w:t>
+      </w:r>
+      <w:proofErr w:type="gramEnd"/>
+      <w:r>
+        <w:rPr>
+          <w:rFonts w:ascii="Times New Roman" w:hAnsi="Times New Roman" w:cs="Times New Roman"/>
+          <w:lang w:val="en-US"/>
+        </w:rPr>
+        <w:t>)</w:t>
       </w:r>
       <w:r>
         <w:rPr>
@@ -2572,7 +5790,23 @@
           <w:rFonts w:ascii="Times New Roman" w:hAnsi="Times New Roman" w:cs="Times New Roman"/>
           <w:lang w:val="en-US"/>
         </w:rPr>
-        <w:t xml:space="preserve">with `spreadsheetData` obtained in </w:t>
+        <w:t>with `</w:t>
+      </w:r>
+      <w:proofErr w:type="spellStart"/>
+      <w:r>
+        <w:rPr>
+          <w:rFonts w:ascii="Times New Roman" w:hAnsi="Times New Roman" w:cs="Times New Roman"/>
+          <w:lang w:val="en-US"/>
+        </w:rPr>
+        <w:t>spreadsheetData</w:t>
+      </w:r>
+      <w:proofErr w:type="spellEnd"/>
+      <w:r>
+        <w:rPr>
+          <w:rFonts w:ascii="Times New Roman" w:hAnsi="Times New Roman" w:cs="Times New Roman"/>
+          <w:lang w:val="en-US"/>
+        </w:rPr>
+        <w:t xml:space="preserve">` obtained in </w:t>
       </w:r>
       <w:r>
         <w:rPr>
@@ -2615,6 +5849,7 @@
           <w:rFonts w:ascii="Times New Roman" w:hAnsi="Times New Roman" w:cs="Times New Roman"/>
           <w:noProof/>
         </w:rPr>
+        <w:lastRenderedPageBreak/>
         <mc:AlternateContent>
           <mc:Choice Requires="wps">
             <w:drawing>
@@ -2660,32 +5895,73 @@
                                 <w:lang w:val="en-US"/>
                               </w:rPr>
                             </w:pPr>
-                            <w:bookmarkStart w:id="19" w:name="_Ref235873917"/>
+                            <w:bookmarkStart w:id="31" w:name="_Ref235873917"/>
                             <w:r>
                               <w:t xml:space="preserve">Figure </w:t>
                             </w:r>
-                            <w:fldSimple w:instr=" STYLEREF 1 \s ">
-                              <w:r>
-                                <w:rPr>
-                                  <w:noProof/>
-                                </w:rPr>
-                                <w:t>4</w:t>
-                              </w:r>
-                            </w:fldSimple>
+                            <w:r>
+                              <w:fldChar w:fldCharType="begin"/>
+                            </w:r>
+                            <w:r>
+                              <w:instrText xml:space="preserve"> STYLEREF 1 \s </w:instrText>
+                            </w:r>
+                            <w:r>
+                              <w:fldChar w:fldCharType="separate"/>
+                            </w:r>
+                            <w:r>
+                              <w:rPr>
+                                <w:noProof/>
+                              </w:rPr>
+                              <w:t>4</w:t>
+                            </w:r>
+                            <w:r>
+                              <w:fldChar w:fldCharType="end"/>
+                            </w:r>
                             <w:r>
                               <w:t>.</w:t>
                             </w:r>
-                            <w:fldSimple w:instr=" SEQ Figure \* ARABIC \s 1 ">
-                              <w:r>
-                                <w:rPr>
-                                  <w:noProof/>
-                                </w:rPr>
-                                <w:t>1</w:t>
-                              </w:r>
-                            </w:fldSimple>
-                            <w:bookmarkEnd w:id="19"/>
-                            <w:r>
-                              <w:t xml:space="preserve"> parserDriver() function which calls parser()</w:t>
+                            <w:r>
+                              <w:fldChar w:fldCharType="begin"/>
+                            </w:r>
+                            <w:r>
+                              <w:instrText xml:space="preserve"> SEQ Figure \* ARABIC \s 1 </w:instrText>
+                            </w:r>
+                            <w:r>
+                              <w:fldChar w:fldCharType="separate"/>
+                            </w:r>
+                            <w:r>
+                              <w:rPr>
+                                <w:noProof/>
+                              </w:rPr>
+                              <w:t>1</w:t>
+                            </w:r>
+                            <w:r>
+                              <w:fldChar w:fldCharType="end"/>
+                            </w:r>
+                            <w:bookmarkEnd w:id="31"/>
+                            <w:r>
+                              <w:t xml:space="preserve"> </w:t>
+                            </w:r>
+                            <w:proofErr w:type="spellStart"/>
+                            <w:proofErr w:type="gramStart"/>
+                            <w:r>
+                              <w:t>parserDriver</w:t>
+                            </w:r>
+                            <w:proofErr w:type="spellEnd"/>
+                            <w:r>
+                              <w:t>(</w:t>
+                            </w:r>
+                            <w:proofErr w:type="gramEnd"/>
+                            <w:r>
+                              <w:t xml:space="preserve">) function which calls </w:t>
+                            </w:r>
+                            <w:proofErr w:type="gramStart"/>
+                            <w:r>
+                              <w:t>parser(</w:t>
+                            </w:r>
+                            <w:proofErr w:type="gramEnd"/>
+                            <w:r>
+                              <w:t>)</w:t>
                             </w:r>
                             <w:r>
                               <w:t xml:space="preserve"> function which is </w:t>
@@ -2713,11 +5989,7 @@
           </mc:Choice>
           <mc:Fallback>
             <w:pict>
-              <v:shapetype w14:anchorId="2C8B1DA5" id="_x0000_t202" coordsize="21600,21600" o:spt="202" path="m,l,21600r21600,l21600,xe">
-                <v:stroke joinstyle="miter"/>
-                <v:path gradientshapeok="t" o:connecttype="rect"/>
-              </v:shapetype>
-              <v:shape id="Text Box 1" o:spid="_x0000_s1026" type="#_x0000_t202" style="position:absolute;left:0;text-align:left;margin-left:0;margin-top:308.9pt;width:252.55pt;height:.05pt;z-index:251672576;visibility:visible;mso-wrap-style:square;mso-wrap-distance-left:9pt;mso-wrap-distance-top:0;mso-wrap-distance-right:9pt;mso-wrap-distance-bottom:0;mso-position-horizontal:center;mso-position-horizontal-relative:margin;mso-position-vertical:absolute;mso-position-vertical-relative:text;v-text-anchor:top" o:gfxdata="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" stroked="f">
+              <v:shape w14:anchorId="2C8B1DA5" id="_x0000_s1031" type="#_x0000_t202" style="position:absolute;left:0;text-align:left;margin-left:0;margin-top:308.9pt;width:252.55pt;height:.05pt;z-index:251672576;visibility:visible;mso-wrap-style:square;mso-wrap-distance-left:9pt;mso-wrap-distance-top:0;mso-wrap-distance-right:9pt;mso-wrap-distance-bottom:0;mso-position-horizontal:center;mso-position-horizontal-relative:margin;mso-position-vertical:absolute;mso-position-vertical-relative:text;v-text-anchor:top" o:gfxdata="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" stroked="f">
                 <v:textbox style="mso-fit-shape-to-text:t" inset="0,0,0,0">
                   <w:txbxContent>
                     <w:p>
@@ -2728,32 +6000,73 @@
                           <w:lang w:val="en-US"/>
                         </w:rPr>
                       </w:pPr>
-                      <w:bookmarkStart w:id="20" w:name="_Ref235873917"/>
+                      <w:bookmarkStart w:id="32" w:name="_Ref235873917"/>
                       <w:r>
                         <w:t xml:space="preserve">Figure </w:t>
                       </w:r>
-                      <w:fldSimple w:instr=" STYLEREF 1 \s ">
-                        <w:r>
-                          <w:rPr>
-                            <w:noProof/>
-                          </w:rPr>
-                          <w:t>4</w:t>
-                        </w:r>
-                      </w:fldSimple>
+                      <w:r>
+                        <w:fldChar w:fldCharType="begin"/>
+                      </w:r>
+                      <w:r>
+                        <w:instrText xml:space="preserve"> STYLEREF 1 \s </w:instrText>
+                      </w:r>
+                      <w:r>
+                        <w:fldChar w:fldCharType="separate"/>
+                      </w:r>
+                      <w:r>
+                        <w:rPr>
+                          <w:noProof/>
+                        </w:rPr>
+                        <w:t>4</w:t>
+                      </w:r>
+                      <w:r>
+                        <w:fldChar w:fldCharType="end"/>
+                      </w:r>
                       <w:r>
                         <w:t>.</w:t>
                       </w:r>
-                      <w:fldSimple w:instr=" SEQ Figure \* ARABIC \s 1 ">
-                        <w:r>
-                          <w:rPr>
-                            <w:noProof/>
-                          </w:rPr>
-                          <w:t>1</w:t>
-                        </w:r>
-                      </w:fldSimple>
-                      <w:bookmarkEnd w:id="20"/>
-                      <w:r>
-                        <w:t xml:space="preserve"> parserDriver() function which calls parser()</w:t>
+                      <w:r>
+                        <w:fldChar w:fldCharType="begin"/>
+                      </w:r>
+                      <w:r>
+                        <w:instrText xml:space="preserve"> SEQ Figure \* ARABIC \s 1 </w:instrText>
+                      </w:r>
+                      <w:r>
+                        <w:fldChar w:fldCharType="separate"/>
+                      </w:r>
+                      <w:r>
+                        <w:rPr>
+                          <w:noProof/>
+                        </w:rPr>
+                        <w:t>1</w:t>
+                      </w:r>
+                      <w:r>
+                        <w:fldChar w:fldCharType="end"/>
+                      </w:r>
+                      <w:bookmarkEnd w:id="32"/>
+                      <w:r>
+                        <w:t xml:space="preserve"> </w:t>
+                      </w:r>
+                      <w:proofErr w:type="spellStart"/>
+                      <w:proofErr w:type="gramStart"/>
+                      <w:r>
+                        <w:t>parserDriver</w:t>
+                      </w:r>
+                      <w:proofErr w:type="spellEnd"/>
+                      <w:r>
+                        <w:t>(</w:t>
+                      </w:r>
+                      <w:proofErr w:type="gramEnd"/>
+                      <w:r>
+                        <w:t xml:space="preserve">) function which calls </w:t>
+                      </w:r>
+                      <w:proofErr w:type="gramStart"/>
+                      <w:r>
+                        <w:t>parser(</w:t>
+                      </w:r>
+                      <w:proofErr w:type="gramEnd"/>
+                      <w:r>
+                        <w:t>)</w:t>
                       </w:r>
                       <w:r>
                         <w:t xml:space="preserve"> function which is </w:t>
@@ -2776,10 +6089,11 @@
       <w:r>
         <w:rPr>
           <w:rFonts w:ascii="Times New Roman" w:hAnsi="Times New Roman" w:cs="Times New Roman"/>
+          <w:noProof/>
           <w:lang w:val="en-US"/>
         </w:rPr>
         <w:drawing>
-          <wp:anchor distT="0" distB="0" distL="114300" distR="114300" simplePos="0" relativeHeight="251670528" behindDoc="0" locked="0" layoutInCell="1" allowOverlap="1" wp14:anchorId="2CA08D36" wp14:editId="5B6DD011">
+          <wp:anchor distT="0" distB="0" distL="114300" distR="114300" simplePos="0" relativeHeight="251670528" behindDoc="0" locked="0" layoutInCell="1" allowOverlap="1" wp14:anchorId="2CA08D36" wp14:editId="6F9BFE37">
             <wp:simplePos x="0" y="0"/>
             <wp:positionH relativeFrom="margin">
               <wp:align>center</wp:align>
@@ -2802,7 +6116,7 @@
                     <pic:cNvPicPr/>
                   </pic:nvPicPr>
                   <pic:blipFill>
-                    <a:blip r:embed="rId6" cstate="print">
+                    <a:blip r:embed="rId11" cstate="print">
                       <a:extLst>
                         <a:ext uri="{28A0092B-C50C-407E-A947-70E740481C1C}">
                           <a14:useLocalDpi xmlns:a14="http://schemas.microsoft.com/office/drawing/2010/main" val="0"/>
@@ -2839,7 +6153,32 @@
           <w:rFonts w:ascii="Times New Roman" w:hAnsi="Times New Roman" w:cs="Times New Roman"/>
           <w:lang w:val="en-US"/>
         </w:rPr>
-        <w:t xml:space="preserve">This `parserDriver()` </w:t>
+        <w:t>This `</w:t>
+      </w:r>
+      <w:proofErr w:type="spellStart"/>
+      <w:proofErr w:type="gramStart"/>
+      <w:r>
+        <w:rPr>
+          <w:rFonts w:ascii="Times New Roman" w:hAnsi="Times New Roman" w:cs="Times New Roman"/>
+          <w:lang w:val="en-US"/>
+        </w:rPr>
+        <w:t>parserDriver</w:t>
+      </w:r>
+      <w:proofErr w:type="spellEnd"/>
+      <w:r>
+        <w:rPr>
+          <w:rFonts w:ascii="Times New Roman" w:hAnsi="Times New Roman" w:cs="Times New Roman"/>
+          <w:lang w:val="en-US"/>
+        </w:rPr>
+        <w:t>(</w:t>
+      </w:r>
+      <w:proofErr w:type="gramEnd"/>
+      <w:r>
+        <w:rPr>
+          <w:rFonts w:ascii="Times New Roman" w:hAnsi="Times New Roman" w:cs="Times New Roman"/>
+          <w:lang w:val="en-US"/>
+        </w:rPr>
+        <w:t xml:space="preserve">)` </w:t>
       </w:r>
       <w:r>
         <w:rPr>
@@ -2888,20 +6227,13 @@
           <w:rFonts w:ascii="Times New Roman" w:hAnsi="Times New Roman" w:cs="Times New Roman"/>
           <w:lang w:val="en-US"/>
         </w:rPr>
-        <w:instrText xml:space="preserve"> REF _Ref235873917 \h </w:instrText>
-      </w:r>
-      <w:r>
-        <w:rPr>
-          <w:rFonts w:ascii="Times New Roman" w:hAnsi="Times New Roman" w:cs="Times New Roman"/>
-          <w:lang w:val="en-US"/>
-        </w:rPr>
-      </w:r>
-      <w:r>
-        <w:rPr>
-          <w:rFonts w:ascii="Times New Roman" w:hAnsi="Times New Roman" w:cs="Times New Roman"/>
-          <w:lang w:val="en-US"/>
-        </w:rPr>
-        <w:instrText xml:space="preserve"> \* MERGEFORMAT </w:instrText>
+        <w:instrText xml:space="preserve"> REF _Ref235873917 \h  \* MERGEFORMAT </w:instrText>
+      </w:r>
+      <w:r>
+        <w:rPr>
+          <w:rFonts w:ascii="Times New Roman" w:hAnsi="Times New Roman" w:cs="Times New Roman"/>
+          <w:lang w:val="en-US"/>
+        </w:rPr>
       </w:r>
       <w:r>
         <w:rPr>
@@ -2955,36 +6287,15 @@
           <w:lang w:val="en-US"/>
         </w:rPr>
       </w:pPr>
-      <w:bookmarkStart w:id="21" w:name="_Toc235875264"/>
-      <w:r>
-        <w:rPr>
-          <w:rFonts w:ascii="Times New Roman" w:hAnsi="Times New Roman" w:cs="Times New Roman"/>
-          <w:lang w:val="en-US"/>
-        </w:rPr>
-        <w:t>Spread</w:t>
-      </w:r>
-      <w:r>
-        <w:rPr>
-          <w:rFonts w:ascii="Times New Roman" w:hAnsi="Times New Roman" w:cs="Times New Roman"/>
-          <w:lang w:val="en-US"/>
-        </w:rPr>
-        <w:t>s</w:t>
-      </w:r>
-      <w:r>
-        <w:rPr>
-          <w:rFonts w:ascii="Times New Roman" w:hAnsi="Times New Roman" w:cs="Times New Roman"/>
-          <w:lang w:val="en-US"/>
-        </w:rPr>
-        <w:t>heet</w:t>
-      </w:r>
-      <w:r>
-        <w:rPr>
-          <w:rFonts w:ascii="Times New Roman" w:hAnsi="Times New Roman" w:cs="Times New Roman"/>
-          <w:lang w:val="en-US"/>
-        </w:rPr>
-        <w:t xml:space="preserve"> Store</w:t>
-      </w:r>
-      <w:bookmarkEnd w:id="21"/>
+      <w:bookmarkStart w:id="33" w:name="_Toc236400359"/>
+      <w:r>
+        <w:rPr>
+          <w:rFonts w:ascii="Times New Roman" w:hAnsi="Times New Roman" w:cs="Times New Roman"/>
+          <w:lang w:val="en-US"/>
+        </w:rPr>
+        <w:t>Spreadsheet Store</w:t>
+      </w:r>
+      <w:bookmarkEnd w:id="33"/>
     </w:p>
     <w:p>
       <w:pPr>
@@ -2998,8 +6309,17 @@
           <w:rFonts w:ascii="Times New Roman" w:hAnsi="Times New Roman" w:cs="Times New Roman"/>
           <w:lang w:val="en-US"/>
         </w:rPr>
-        <w:t>To retrieve the store globally, Zustand</w:t>
-      </w:r>
+        <w:t xml:space="preserve">To retrieve the store globally, </w:t>
+      </w:r>
+      <w:proofErr w:type="spellStart"/>
+      <w:r>
+        <w:rPr>
+          <w:rFonts w:ascii="Times New Roman" w:hAnsi="Times New Roman" w:cs="Times New Roman"/>
+          <w:lang w:val="en-US"/>
+        </w:rPr>
+        <w:t>Zustand</w:t>
+      </w:r>
+      <w:proofErr w:type="spellEnd"/>
       <w:r>
         <w:rPr>
           <w:rFonts w:ascii="Times New Roman" w:hAnsi="Times New Roman" w:cs="Times New Roman"/>
@@ -3011,13 +6331,7 @@
         <w:rPr>
           <w:rFonts w:ascii="Times New Roman" w:hAnsi="Times New Roman" w:cs="Times New Roman"/>
         </w:rPr>
-        <w:t xml:space="preserve"> small, fast, and scalable state management solution</w:t>
-      </w:r>
-      <w:r>
-        <w:rPr>
-          <w:rFonts w:ascii="Times New Roman" w:hAnsi="Times New Roman" w:cs="Times New Roman"/>
-        </w:rPr>
-        <w:t xml:space="preserve"> </w:t>
+        <w:t xml:space="preserve"> small, fast, and scalable state management solution </w:t>
       </w:r>
       <w:sdt>
         <w:sdtPr>
@@ -3053,7 +6367,7 @@
               <w:noProof/>
               <w:lang w:val="en-US"/>
             </w:rPr>
-            <w:t>[2]</w:t>
+            <w:t>[3]</w:t>
           </w:r>
           <w:r>
             <w:rPr>
@@ -3081,7 +6395,23 @@
           <w:rFonts w:ascii="Times New Roman" w:hAnsi="Times New Roman" w:cs="Times New Roman"/>
           <w:lang w:val="en-US"/>
         </w:rPr>
-        <w:t>has been used. It is similar to Redux but</w:t>
+        <w:t xml:space="preserve">has been used. It is </w:t>
+      </w:r>
+      <w:proofErr w:type="gramStart"/>
+      <w:r>
+        <w:rPr>
+          <w:rFonts w:ascii="Times New Roman" w:hAnsi="Times New Roman" w:cs="Times New Roman"/>
+          <w:lang w:val="en-US"/>
+        </w:rPr>
+        <w:t>similar to</w:t>
+      </w:r>
+      <w:proofErr w:type="gramEnd"/>
+      <w:r>
+        <w:rPr>
+          <w:rFonts w:ascii="Times New Roman" w:hAnsi="Times New Roman" w:cs="Times New Roman"/>
+          <w:lang w:val="en-US"/>
+        </w:rPr>
+        <w:t xml:space="preserve"> Redux but</w:t>
       </w:r>
       <w:r>
         <w:rPr>
@@ -3225,7 +6555,23 @@
           <w:rFonts w:ascii="Times New Roman" w:eastAsiaTheme="minorEastAsia" w:hAnsi="Times New Roman" w:cs="Times New Roman"/>
           <w:lang w:val="en-US"/>
         </w:rPr>
-        <w:t xml:space="preserve">With Zustand, there is a single </w:t>
+        <w:t xml:space="preserve">With </w:t>
+      </w:r>
+      <w:proofErr w:type="spellStart"/>
+      <w:r>
+        <w:rPr>
+          <w:rFonts w:ascii="Times New Roman" w:eastAsiaTheme="minorEastAsia" w:hAnsi="Times New Roman" w:cs="Times New Roman"/>
+          <w:lang w:val="en-US"/>
+        </w:rPr>
+        <w:t>Zustand</w:t>
+      </w:r>
+      <w:proofErr w:type="spellEnd"/>
+      <w:r>
+        <w:rPr>
+          <w:rFonts w:ascii="Times New Roman" w:eastAsiaTheme="minorEastAsia" w:hAnsi="Times New Roman" w:cs="Times New Roman"/>
+          <w:lang w:val="en-US"/>
+        </w:rPr>
+        <w:t xml:space="preserve">, there is a single </w:t>
       </w:r>
       <w:r>
         <w:rPr>
@@ -3309,31 +6655,66 @@
                             <w:r>
                               <w:t xml:space="preserve">Figure </w:t>
                             </w:r>
-                            <w:fldSimple w:instr=" STYLEREF 1 \s ">
-                              <w:r>
-                                <w:rPr>
-                                  <w:noProof/>
-                                </w:rPr>
-                                <w:t>4</w:t>
-                              </w:r>
-                            </w:fldSimple>
+                            <w:r>
+                              <w:fldChar w:fldCharType="begin"/>
+                            </w:r>
+                            <w:r>
+                              <w:instrText xml:space="preserve"> STYLEREF 1 \s </w:instrText>
+                            </w:r>
+                            <w:r>
+                              <w:fldChar w:fldCharType="separate"/>
+                            </w:r>
+                            <w:r>
+                              <w:rPr>
+                                <w:noProof/>
+                              </w:rPr>
+                              <w:t>4</w:t>
+                            </w:r>
+                            <w:r>
+                              <w:fldChar w:fldCharType="end"/>
+                            </w:r>
                             <w:r>
                               <w:t>.</w:t>
                             </w:r>
-                            <w:fldSimple w:instr=" SEQ Figure \* ARABIC \s 1 ">
-                              <w:r>
-                                <w:rPr>
-                                  <w:noProof/>
-                                </w:rPr>
-                                <w:t>2</w:t>
-                              </w:r>
-                            </w:fldSimple>
+                            <w:r>
+                              <w:fldChar w:fldCharType="begin"/>
+                            </w:r>
+                            <w:r>
+                              <w:instrText xml:space="preserve"> SEQ Figure \* ARABIC \s 1 </w:instrText>
+                            </w:r>
+                            <w:r>
+                              <w:fldChar w:fldCharType="separate"/>
+                            </w:r>
+                            <w:r>
+                              <w:rPr>
+                                <w:noProof/>
+                              </w:rPr>
+                              <w:t>2</w:t>
+                            </w:r>
+                            <w:r>
+                              <w:fldChar w:fldCharType="end"/>
+                            </w:r>
                             <w:r>
                               <w:t xml:space="preserve"> </w:t>
                             </w:r>
-                            <w:r>
-                              <w:t>returnSpreadSheet() in SpreadSheetStore.ts</w:t>
-                            </w:r>
+                            <w:proofErr w:type="spellStart"/>
+                            <w:proofErr w:type="gramStart"/>
+                            <w:r>
+                              <w:t>returnSpreadSheet</w:t>
+                            </w:r>
+                            <w:proofErr w:type="spellEnd"/>
+                            <w:r>
+                              <w:t>(</w:t>
+                            </w:r>
+                            <w:proofErr w:type="gramEnd"/>
+                            <w:r>
+                              <w:t xml:space="preserve">) in </w:t>
+                            </w:r>
+                            <w:proofErr w:type="spellStart"/>
+                            <w:r>
+                              <w:t>SpreadSheetStore.ts</w:t>
+                            </w:r>
+                            <w:proofErr w:type="spellEnd"/>
                           </w:p>
                           <w:p>
                             <w:pPr>
@@ -3366,7 +6747,7 @@
           </mc:Choice>
           <mc:Fallback>
             <w:pict>
-              <v:shape w14:anchorId="603C6082" id="_x0000_s1027" type="#_x0000_t202" style="position:absolute;left:0;text-align:left;margin-left:0;margin-top:232.6pt;width:306.7pt;height:23.75pt;z-index:251679744;visibility:visible;mso-wrap-style:square;mso-width-percent:0;mso-height-percent:0;mso-wrap-distance-left:9pt;mso-wrap-distance-top:0;mso-wrap-distance-right:9pt;mso-wrap-distance-bottom:0;mso-position-horizontal:center;mso-position-horizontal-relative:margin;mso-position-vertical:absolute;mso-position-vertical-relative:text;mso-width-percent:0;mso-height-percent:0;mso-width-relative:margin;mso-height-relative:margin;v-text-anchor:top" o:gfxdata="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" stroked="f">
+              <v:shape w14:anchorId="603C6082" id="_x0000_s1032" type="#_x0000_t202" style="position:absolute;left:0;text-align:left;margin-left:0;margin-top:232.6pt;width:306.7pt;height:23.75pt;z-index:251679744;visibility:visible;mso-wrap-style:square;mso-width-percent:0;mso-height-percent:0;mso-wrap-distance-left:9pt;mso-wrap-distance-top:0;mso-wrap-distance-right:9pt;mso-wrap-distance-bottom:0;mso-position-horizontal:center;mso-position-horizontal-relative:margin;mso-position-vertical:absolute;mso-position-vertical-relative:text;mso-width-percent:0;mso-height-percent:0;mso-width-relative:margin;mso-height-relative:margin;v-text-anchor:top" o:gfxdata="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" stroked="f">
                 <v:textbox inset="0,0,0,0">
                   <w:txbxContent>
                     <w:p>
@@ -3379,31 +6760,66 @@
                       <w:r>
                         <w:t xml:space="preserve">Figure </w:t>
                       </w:r>
-                      <w:fldSimple w:instr=" STYLEREF 1 \s ">
-                        <w:r>
-                          <w:rPr>
-                            <w:noProof/>
-                          </w:rPr>
-                          <w:t>4</w:t>
-                        </w:r>
-                      </w:fldSimple>
+                      <w:r>
+                        <w:fldChar w:fldCharType="begin"/>
+                      </w:r>
+                      <w:r>
+                        <w:instrText xml:space="preserve"> STYLEREF 1 \s </w:instrText>
+                      </w:r>
+                      <w:r>
+                        <w:fldChar w:fldCharType="separate"/>
+                      </w:r>
+                      <w:r>
+                        <w:rPr>
+                          <w:noProof/>
+                        </w:rPr>
+                        <w:t>4</w:t>
+                      </w:r>
+                      <w:r>
+                        <w:fldChar w:fldCharType="end"/>
+                      </w:r>
                       <w:r>
                         <w:t>.</w:t>
                       </w:r>
-                      <w:fldSimple w:instr=" SEQ Figure \* ARABIC \s 1 ">
-                        <w:r>
-                          <w:rPr>
-                            <w:noProof/>
-                          </w:rPr>
-                          <w:t>2</w:t>
-                        </w:r>
-                      </w:fldSimple>
+                      <w:r>
+                        <w:fldChar w:fldCharType="begin"/>
+                      </w:r>
+                      <w:r>
+                        <w:instrText xml:space="preserve"> SEQ Figure \* ARABIC \s 1 </w:instrText>
+                      </w:r>
+                      <w:r>
+                        <w:fldChar w:fldCharType="separate"/>
+                      </w:r>
+                      <w:r>
+                        <w:rPr>
+                          <w:noProof/>
+                        </w:rPr>
+                        <w:t>2</w:t>
+                      </w:r>
+                      <w:r>
+                        <w:fldChar w:fldCharType="end"/>
+                      </w:r>
                       <w:r>
                         <w:t xml:space="preserve"> </w:t>
                       </w:r>
-                      <w:r>
-                        <w:t>returnSpreadSheet() in SpreadSheetStore.ts</w:t>
-                      </w:r>
+                      <w:proofErr w:type="spellStart"/>
+                      <w:proofErr w:type="gramStart"/>
+                      <w:r>
+                        <w:t>returnSpreadSheet</w:t>
+                      </w:r>
+                      <w:proofErr w:type="spellEnd"/>
+                      <w:r>
+                        <w:t>(</w:t>
+                      </w:r>
+                      <w:proofErr w:type="gramEnd"/>
+                      <w:r>
+                        <w:t xml:space="preserve">) in </w:t>
+                      </w:r>
+                      <w:proofErr w:type="spellStart"/>
+                      <w:r>
+                        <w:t>SpreadSheetStore.ts</w:t>
+                      </w:r>
+                      <w:proofErr w:type="spellEnd"/>
                     </w:p>
                     <w:p>
                       <w:pPr>
@@ -3425,10 +6841,11 @@
       <w:r>
         <w:rPr>
           <w:rFonts w:ascii="Times New Roman" w:hAnsi="Times New Roman" w:cs="Times New Roman"/>
+          <w:noProof/>
           <w:lang w:val="en-US"/>
         </w:rPr>
         <w:drawing>
-          <wp:anchor distT="0" distB="0" distL="114300" distR="114300" simplePos="0" relativeHeight="251677696" behindDoc="0" locked="0" layoutInCell="1" allowOverlap="1" wp14:anchorId="48475293" wp14:editId="0CB0A57C">
+          <wp:anchor distT="0" distB="0" distL="114300" distR="114300" simplePos="0" relativeHeight="251677696" behindDoc="0" locked="0" layoutInCell="1" allowOverlap="1" wp14:anchorId="48475293" wp14:editId="5EE76F0C">
             <wp:simplePos x="0" y="0"/>
             <wp:positionH relativeFrom="margin">
               <wp:align>center</wp:align>
@@ -3451,7 +6868,7 @@
                     <pic:cNvPicPr/>
                   </pic:nvPicPr>
                   <pic:blipFill>
-                    <a:blip r:embed="rId7" cstate="print">
+                    <a:blip r:embed="rId12" cstate="print">
                       <a:extLst>
                         <a:ext uri="{28A0092B-C50C-407E-A947-70E740481C1C}">
                           <a14:useLocalDpi xmlns:a14="http://schemas.microsoft.com/office/drawing/2010/main" val="0"/>
@@ -3482,7 +6899,23 @@
           <w:rFonts w:ascii="Times New Roman" w:hAnsi="Times New Roman" w:cs="Times New Roman"/>
           <w:lang w:val="en-US"/>
         </w:rPr>
-        <w:t>`spreadSheetData`</w:t>
+        <w:t>`</w:t>
+      </w:r>
+      <w:proofErr w:type="spellStart"/>
+      <w:r>
+        <w:rPr>
+          <w:rFonts w:ascii="Times New Roman" w:hAnsi="Times New Roman" w:cs="Times New Roman"/>
+          <w:lang w:val="en-US"/>
+        </w:rPr>
+        <w:t>spreadSheetData</w:t>
+      </w:r>
+      <w:proofErr w:type="spellEnd"/>
+      <w:r>
+        <w:rPr>
+          <w:rFonts w:ascii="Times New Roman" w:hAnsi="Times New Roman" w:cs="Times New Roman"/>
+          <w:lang w:val="en-US"/>
+        </w:rPr>
+        <w:t>`</w:t>
       </w:r>
       <w:r>
         <w:rPr>
@@ -3510,7 +6943,48 @@
           <w:rFonts w:ascii="Times New Roman" w:hAnsi="Times New Roman" w:cs="Times New Roman"/>
           <w:lang w:val="en-US"/>
         </w:rPr>
-        <w:t xml:space="preserve"> is a matrix of strings obtained from `SpreadSheetStore.ts`: `returnSpreadSheet()`. As mentioned in section </w:t>
+        <w:t xml:space="preserve"> is a matrix of strings obtained from `</w:t>
+      </w:r>
+      <w:proofErr w:type="spellStart"/>
+      <w:r>
+        <w:rPr>
+          <w:rFonts w:ascii="Times New Roman" w:hAnsi="Times New Roman" w:cs="Times New Roman"/>
+          <w:lang w:val="en-US"/>
+        </w:rPr>
+        <w:t>SpreadSheetStore.ts</w:t>
+      </w:r>
+      <w:proofErr w:type="spellEnd"/>
+      <w:r>
+        <w:rPr>
+          <w:rFonts w:ascii="Times New Roman" w:hAnsi="Times New Roman" w:cs="Times New Roman"/>
+          <w:lang w:val="en-US"/>
+        </w:rPr>
+        <w:t>`: `</w:t>
+      </w:r>
+      <w:proofErr w:type="spellStart"/>
+      <w:proofErr w:type="gramStart"/>
+      <w:r>
+        <w:rPr>
+          <w:rFonts w:ascii="Times New Roman" w:hAnsi="Times New Roman" w:cs="Times New Roman"/>
+          <w:lang w:val="en-US"/>
+        </w:rPr>
+        <w:t>returnSpreadSheet</w:t>
+      </w:r>
+      <w:proofErr w:type="spellEnd"/>
+      <w:r>
+        <w:rPr>
+          <w:rFonts w:ascii="Times New Roman" w:hAnsi="Times New Roman" w:cs="Times New Roman"/>
+          <w:lang w:val="en-US"/>
+        </w:rPr>
+        <w:t>(</w:t>
+      </w:r>
+      <w:proofErr w:type="gramEnd"/>
+      <w:r>
+        <w:rPr>
+          <w:rFonts w:ascii="Times New Roman" w:hAnsi="Times New Roman" w:cs="Times New Roman"/>
+          <w:lang w:val="en-US"/>
+        </w:rPr>
+        <w:t xml:space="preserve">)`. As mentioned in section </w:t>
       </w:r>
       <w:r>
         <w:rPr>
@@ -3531,13 +7005,13 @@
           <w:rFonts w:ascii="Times New Roman" w:hAnsi="Times New Roman" w:cs="Times New Roman"/>
           <w:lang w:val="en-US"/>
         </w:rPr>
-      </w:r>
-      <w:r>
-        <w:rPr>
-          <w:rFonts w:ascii="Times New Roman" w:hAnsi="Times New Roman" w:cs="Times New Roman"/>
-          <w:lang w:val="en-US"/>
-        </w:rPr>
         <w:instrText xml:space="preserve"> \* MERGEFORMAT </w:instrText>
+      </w:r>
+      <w:r>
+        <w:rPr>
+          <w:rFonts w:ascii="Times New Roman" w:hAnsi="Times New Roman" w:cs="Times New Roman"/>
+          <w:lang w:val="en-US"/>
+        </w:rPr>
       </w:r>
       <w:r>
         <w:rPr>
@@ -3576,7 +7050,7 @@
           <w:lang w:val="en-US"/>
         </w:rPr>
       </w:pPr>
-      <w:bookmarkStart w:id="22" w:name="_Toc235875265"/>
+      <w:bookmarkStart w:id="34" w:name="_Toc236400360"/>
       <w:r>
         <w:rPr>
           <w:rFonts w:ascii="Times New Roman" w:hAnsi="Times New Roman" w:cs="Times New Roman"/>
@@ -3584,7 +7058,7 @@
         </w:rPr>
         <w:t>SpreadSheet Component</w:t>
       </w:r>
-      <w:bookmarkEnd w:id="22"/>
+      <w:bookmarkEnd w:id="34"/>
     </w:p>
     <w:p>
       <w:pPr>
@@ -3594,12 +7068,30 @@
           <w:lang w:val="en-US"/>
         </w:rPr>
       </w:pPr>
-      <w:r>
-        <w:rPr>
-          <w:rFonts w:ascii="Times New Roman" w:hAnsi="Times New Roman" w:cs="Times New Roman"/>
-          <w:lang w:val="en-US"/>
-        </w:rPr>
-        <w:t>handleFormula()</w:t>
+      <w:proofErr w:type="spellStart"/>
+      <w:proofErr w:type="gramStart"/>
+      <w:r>
+        <w:rPr>
+          <w:rFonts w:ascii="Times New Roman" w:hAnsi="Times New Roman" w:cs="Times New Roman"/>
+          <w:lang w:val="en-US"/>
+        </w:rPr>
+        <w:t>handleFormula</w:t>
+      </w:r>
+      <w:proofErr w:type="spellEnd"/>
+      <w:r>
+        <w:rPr>
+          <w:rFonts w:ascii="Times New Roman" w:hAnsi="Times New Roman" w:cs="Times New Roman"/>
+          <w:lang w:val="en-US"/>
+        </w:rPr>
+        <w:t>(</w:t>
+      </w:r>
+      <w:proofErr w:type="gramEnd"/>
+      <w:r>
+        <w:rPr>
+          <w:rFonts w:ascii="Times New Roman" w:hAnsi="Times New Roman" w:cs="Times New Roman"/>
+          <w:lang w:val="en-US"/>
+        </w:rPr>
+        <w:t>)</w:t>
       </w:r>
     </w:p>
     <w:p>
@@ -3618,7 +7110,7 @@
           <w:lang w:val="en-US"/>
         </w:rPr>
       </w:pPr>
-      <w:bookmarkStart w:id="23" w:name="_Toc235875266"/>
+      <w:bookmarkStart w:id="35" w:name="_Toc236400361"/>
       <w:r>
         <w:rPr>
           <w:rFonts w:ascii="Times New Roman" w:hAnsi="Times New Roman" w:cs="Times New Roman"/>
@@ -3626,7 +7118,7 @@
         </w:rPr>
         <w:t>Cell Component</w:t>
       </w:r>
-      <w:bookmarkEnd w:id="23"/>
+      <w:bookmarkEnd w:id="35"/>
     </w:p>
     <w:p>
       <w:pPr>
@@ -3636,12 +7128,30 @@
           <w:lang w:val="en-US"/>
         </w:rPr>
       </w:pPr>
-      <w:r>
-        <w:rPr>
-          <w:rFonts w:ascii="Times New Roman" w:hAnsi="Times New Roman" w:cs="Times New Roman"/>
-          <w:lang w:val="en-US"/>
-        </w:rPr>
-        <w:t>handleFocusOut()</w:t>
+      <w:proofErr w:type="spellStart"/>
+      <w:proofErr w:type="gramStart"/>
+      <w:r>
+        <w:rPr>
+          <w:rFonts w:ascii="Times New Roman" w:hAnsi="Times New Roman" w:cs="Times New Roman"/>
+          <w:lang w:val="en-US"/>
+        </w:rPr>
+        <w:t>handleFocusOut</w:t>
+      </w:r>
+      <w:proofErr w:type="spellEnd"/>
+      <w:r>
+        <w:rPr>
+          <w:rFonts w:ascii="Times New Roman" w:hAnsi="Times New Roman" w:cs="Times New Roman"/>
+          <w:lang w:val="en-US"/>
+        </w:rPr>
+        <w:t>(</w:t>
+      </w:r>
+      <w:proofErr w:type="gramEnd"/>
+      <w:r>
+        <w:rPr>
+          <w:rFonts w:ascii="Times New Roman" w:hAnsi="Times New Roman" w:cs="Times New Roman"/>
+          <w:lang w:val="en-US"/>
+        </w:rPr>
+        <w:t>)</w:t>
       </w:r>
     </w:p>
     <w:p>
@@ -3660,9 +7170,9 @@
           <w:lang w:val="en-US"/>
         </w:rPr>
       </w:pPr>
-      <w:bookmarkStart w:id="24" w:name="_Toc235716851"/>
-      <w:bookmarkStart w:id="25" w:name="_Ref235874471"/>
-      <w:bookmarkStart w:id="26" w:name="_Toc235875267"/>
+      <w:bookmarkStart w:id="36" w:name="_Toc235716851"/>
+      <w:bookmarkStart w:id="37" w:name="_Ref235874471"/>
+      <w:bookmarkStart w:id="38" w:name="_Toc236400362"/>
       <w:r>
         <w:rPr>
           <w:rFonts w:ascii="Times New Roman" w:hAnsi="Times New Roman" w:cs="Times New Roman"/>
@@ -3670,9 +7180,9 @@
         </w:rPr>
         <w:t>Formula Recalculation</w:t>
       </w:r>
-      <w:bookmarkEnd w:id="24"/>
-      <w:bookmarkEnd w:id="25"/>
-      <w:bookmarkEnd w:id="26"/>
+      <w:bookmarkEnd w:id="36"/>
+      <w:bookmarkEnd w:id="37"/>
+      <w:bookmarkEnd w:id="38"/>
     </w:p>
     <w:p>
       <w:pPr>
@@ -3728,35 +7238,56 @@
                           <w:p>
                             <w:pPr>
                               <w:pStyle w:val="Caption"/>
+                              <w:jc w:val="center"/>
                               <w:rPr>
                                 <w:rFonts w:ascii="Times New Roman" w:hAnsi="Times New Roman" w:cs="Times New Roman"/>
                                 <w:lang w:val="en-US"/>
                               </w:rPr>
                             </w:pPr>
-                            <w:bookmarkStart w:id="27" w:name="_Ref235724438"/>
+                            <w:bookmarkStart w:id="39" w:name="_Ref235724438"/>
                             <w:r>
                               <w:t xml:space="preserve">Figure </w:t>
                             </w:r>
-                            <w:fldSimple w:instr=" STYLEREF 1 \s ">
-                              <w:r>
-                                <w:rPr>
-                                  <w:noProof/>
-                                </w:rPr>
-                                <w:t>4</w:t>
-                              </w:r>
-                            </w:fldSimple>
+                            <w:r>
+                              <w:fldChar w:fldCharType="begin"/>
+                            </w:r>
+                            <w:r>
+                              <w:instrText xml:space="preserve"> STYLEREF 1 \s </w:instrText>
+                            </w:r>
+                            <w:r>
+                              <w:fldChar w:fldCharType="separate"/>
+                            </w:r>
+                            <w:r>
+                              <w:rPr>
+                                <w:noProof/>
+                              </w:rPr>
+                              <w:t>4</w:t>
+                            </w:r>
+                            <w:r>
+                              <w:fldChar w:fldCharType="end"/>
+                            </w:r>
                             <w:r>
                               <w:t>.</w:t>
                             </w:r>
-                            <w:fldSimple w:instr=" SEQ Figure \* ARABIC \s 1 ">
-                              <w:r>
-                                <w:rPr>
-                                  <w:noProof/>
-                                </w:rPr>
-                                <w:t>3</w:t>
-                              </w:r>
-                            </w:fldSimple>
-                            <w:bookmarkEnd w:id="27"/>
+                            <w:r>
+                              <w:fldChar w:fldCharType="begin"/>
+                            </w:r>
+                            <w:r>
+                              <w:instrText xml:space="preserve"> SEQ Figure \* ARABIC \s 1 </w:instrText>
+                            </w:r>
+                            <w:r>
+                              <w:fldChar w:fldCharType="separate"/>
+                            </w:r>
+                            <w:r>
+                              <w:rPr>
+                                <w:noProof/>
+                              </w:rPr>
+                              <w:t>3</w:t>
+                            </w:r>
+                            <w:r>
+                              <w:fldChar w:fldCharType="end"/>
+                            </w:r>
+                            <w:bookmarkEnd w:id="39"/>
                             <w:r>
                               <w:t xml:space="preserve"> Cell type definition</w:t>
                             </w:r>
@@ -3777,41 +7308,62 @@
           </mc:Choice>
           <mc:Fallback>
             <w:pict>
-              <v:shape w14:anchorId="5D89F313" id="_x0000_s1028" type="#_x0000_t202" style="position:absolute;left:0;text-align:left;margin-left:0;margin-top:222.25pt;width:232.5pt;height:.05pt;z-index:251669504;visibility:visible;mso-wrap-style:square;mso-wrap-distance-left:9pt;mso-wrap-distance-top:0;mso-wrap-distance-right:9pt;mso-wrap-distance-bottom:0;mso-position-horizontal:center;mso-position-horizontal-relative:margin;mso-position-vertical:absolute;mso-position-vertical-relative:text;v-text-anchor:top" o:gfxdata="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" stroked="f">
+              <v:shape w14:anchorId="5D89F313" id="_x0000_s1033" type="#_x0000_t202" style="position:absolute;left:0;text-align:left;margin-left:0;margin-top:222.25pt;width:232.5pt;height:.05pt;z-index:251669504;visibility:visible;mso-wrap-style:square;mso-wrap-distance-left:9pt;mso-wrap-distance-top:0;mso-wrap-distance-right:9pt;mso-wrap-distance-bottom:0;mso-position-horizontal:center;mso-position-horizontal-relative:margin;mso-position-vertical:absolute;mso-position-vertical-relative:text;v-text-anchor:top" o:gfxdata="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" stroked="f">
                 <v:textbox style="mso-fit-shape-to-text:t" inset="0,0,0,0">
                   <w:txbxContent>
                     <w:p>
                       <w:pPr>
                         <w:pStyle w:val="Caption"/>
+                        <w:jc w:val="center"/>
                         <w:rPr>
                           <w:rFonts w:ascii="Times New Roman" w:hAnsi="Times New Roman" w:cs="Times New Roman"/>
                           <w:lang w:val="en-US"/>
                         </w:rPr>
                       </w:pPr>
-                      <w:bookmarkStart w:id="28" w:name="_Ref235724438"/>
+                      <w:bookmarkStart w:id="40" w:name="_Ref235724438"/>
                       <w:r>
                         <w:t xml:space="preserve">Figure </w:t>
                       </w:r>
-                      <w:fldSimple w:instr=" STYLEREF 1 \s ">
-                        <w:r>
-                          <w:rPr>
-                            <w:noProof/>
-                          </w:rPr>
-                          <w:t>4</w:t>
-                        </w:r>
-                      </w:fldSimple>
+                      <w:r>
+                        <w:fldChar w:fldCharType="begin"/>
+                      </w:r>
+                      <w:r>
+                        <w:instrText xml:space="preserve"> STYLEREF 1 \s </w:instrText>
+                      </w:r>
+                      <w:r>
+                        <w:fldChar w:fldCharType="separate"/>
+                      </w:r>
+                      <w:r>
+                        <w:rPr>
+                          <w:noProof/>
+                        </w:rPr>
+                        <w:t>4</w:t>
+                      </w:r>
+                      <w:r>
+                        <w:fldChar w:fldCharType="end"/>
+                      </w:r>
                       <w:r>
                         <w:t>.</w:t>
                       </w:r>
-                      <w:fldSimple w:instr=" SEQ Figure \* ARABIC \s 1 ">
-                        <w:r>
-                          <w:rPr>
-                            <w:noProof/>
-                          </w:rPr>
-                          <w:t>3</w:t>
-                        </w:r>
-                      </w:fldSimple>
-                      <w:bookmarkEnd w:id="28"/>
+                      <w:r>
+                        <w:fldChar w:fldCharType="begin"/>
+                      </w:r>
+                      <w:r>
+                        <w:instrText xml:space="preserve"> SEQ Figure \* ARABIC \s 1 </w:instrText>
+                      </w:r>
+                      <w:r>
+                        <w:fldChar w:fldCharType="separate"/>
+                      </w:r>
+                      <w:r>
+                        <w:rPr>
+                          <w:noProof/>
+                        </w:rPr>
+                        <w:t>3</w:t>
+                      </w:r>
+                      <w:r>
+                        <w:fldChar w:fldCharType="end"/>
+                      </w:r>
+                      <w:bookmarkEnd w:id="40"/>
                       <w:r>
                         <w:t xml:space="preserve"> Cell type definition</w:t>
                       </w:r>
@@ -3831,7 +7383,7 @@
           <w:lang w:val="en-US"/>
         </w:rPr>
         <w:drawing>
-          <wp:anchor distT="0" distB="0" distL="114300" distR="114300" simplePos="0" relativeHeight="251667456" behindDoc="0" locked="0" layoutInCell="1" allowOverlap="1" wp14:anchorId="33E3A625" wp14:editId="1C930020">
+          <wp:anchor distT="0" distB="0" distL="114300" distR="114300" simplePos="0" relativeHeight="251667456" behindDoc="0" locked="0" layoutInCell="1" allowOverlap="1" wp14:anchorId="33E3A625" wp14:editId="226A3106">
             <wp:simplePos x="0" y="0"/>
             <wp:positionH relativeFrom="margin">
               <wp:align>center</wp:align>
@@ -3854,7 +7406,7 @@
                     <pic:cNvPicPr/>
                   </pic:nvPicPr>
                   <pic:blipFill>
-                    <a:blip r:embed="rId8" cstate="print">
+                    <a:blip r:embed="rId13" cstate="print">
                       <a:extLst>
                         <a:ext uri="{28A0092B-C50C-407E-A947-70E740481C1C}">
                           <a14:useLocalDpi xmlns:a14="http://schemas.microsoft.com/office/drawing/2010/main" val="0"/>
@@ -3912,7 +7464,32 @@
           <w:rFonts w:ascii="Times New Roman" w:hAnsi="Times New Roman" w:cs="Times New Roman"/>
           <w:lang w:val="en-US"/>
         </w:rPr>
-        <w:t>`markedCells[]` array</w:t>
+        <w:t>`</w:t>
+      </w:r>
+      <w:proofErr w:type="spellStart"/>
+      <w:proofErr w:type="gramStart"/>
+      <w:r>
+        <w:rPr>
+          <w:rFonts w:ascii="Times New Roman" w:hAnsi="Times New Roman" w:cs="Times New Roman"/>
+          <w:lang w:val="en-US"/>
+        </w:rPr>
+        <w:t>markedCells</w:t>
+      </w:r>
+      <w:proofErr w:type="spellEnd"/>
+      <w:r>
+        <w:rPr>
+          <w:rFonts w:ascii="Times New Roman" w:hAnsi="Times New Roman" w:cs="Times New Roman"/>
+          <w:lang w:val="en-US"/>
+        </w:rPr>
+        <w:t>[</w:t>
+      </w:r>
+      <w:proofErr w:type="gramEnd"/>
+      <w:r>
+        <w:rPr>
+          <w:rFonts w:ascii="Times New Roman" w:hAnsi="Times New Roman" w:cs="Times New Roman"/>
+          <w:lang w:val="en-US"/>
+        </w:rPr>
+        <w:t>]` array</w:t>
       </w:r>
       <w:r>
         <w:rPr>
@@ -3961,7 +7538,32 @@
           <w:rFonts w:ascii="Times New Roman" w:hAnsi="Times New Roman" w:cs="Times New Roman"/>
           <w:lang w:val="en-US"/>
         </w:rPr>
-        <w:t>`formulaReferenceCells[]` array</w:t>
+        <w:t>`</w:t>
+      </w:r>
+      <w:proofErr w:type="spellStart"/>
+      <w:proofErr w:type="gramStart"/>
+      <w:r>
+        <w:rPr>
+          <w:rFonts w:ascii="Times New Roman" w:hAnsi="Times New Roman" w:cs="Times New Roman"/>
+          <w:lang w:val="en-US"/>
+        </w:rPr>
+        <w:t>formulaReferenceCells</w:t>
+      </w:r>
+      <w:proofErr w:type="spellEnd"/>
+      <w:r>
+        <w:rPr>
+          <w:rFonts w:ascii="Times New Roman" w:hAnsi="Times New Roman" w:cs="Times New Roman"/>
+          <w:lang w:val="en-US"/>
+        </w:rPr>
+        <w:t>[</w:t>
+      </w:r>
+      <w:proofErr w:type="gramEnd"/>
+      <w:r>
+        <w:rPr>
+          <w:rFonts w:ascii="Times New Roman" w:hAnsi="Times New Roman" w:cs="Times New Roman"/>
+          <w:lang w:val="en-US"/>
+        </w:rPr>
+        <w:t>]` array</w:t>
       </w:r>
       <w:r>
         <w:rPr>
@@ -3996,7 +7598,23 @@
           <w:rFonts w:ascii="Times New Roman" w:hAnsi="Times New Roman" w:cs="Times New Roman"/>
           <w:lang w:val="en-US"/>
         </w:rPr>
-        <w:t xml:space="preserve">These 2 arrays are kept in every Cell component and are defined in `CellType`. </w:t>
+        <w:t>These 2 arrays are kept in every Cell component and are defined in `</w:t>
+      </w:r>
+      <w:proofErr w:type="spellStart"/>
+      <w:r>
+        <w:rPr>
+          <w:rFonts w:ascii="Times New Roman" w:hAnsi="Times New Roman" w:cs="Times New Roman"/>
+          <w:lang w:val="en-US"/>
+        </w:rPr>
+        <w:t>CellType</w:t>
+      </w:r>
+      <w:proofErr w:type="spellEnd"/>
+      <w:r>
+        <w:rPr>
+          <w:rFonts w:ascii="Times New Roman" w:hAnsi="Times New Roman" w:cs="Times New Roman"/>
+          <w:lang w:val="en-US"/>
+        </w:rPr>
+        <w:t xml:space="preserve">`. </w:t>
       </w:r>
       <w:r>
         <w:rPr>
@@ -4124,7 +7742,32 @@
           <w:rFonts w:ascii="Times New Roman" w:hAnsi="Times New Roman" w:cs="Times New Roman"/>
           <w:lang w:val="en-US"/>
         </w:rPr>
-        <w:t>`handleFocusOut()` function</w:t>
+        <w:t>`</w:t>
+      </w:r>
+      <w:proofErr w:type="spellStart"/>
+      <w:proofErr w:type="gramStart"/>
+      <w:r>
+        <w:rPr>
+          <w:rFonts w:ascii="Times New Roman" w:hAnsi="Times New Roman" w:cs="Times New Roman"/>
+          <w:lang w:val="en-US"/>
+        </w:rPr>
+        <w:t>handleFocusOut</w:t>
+      </w:r>
+      <w:proofErr w:type="spellEnd"/>
+      <w:r>
+        <w:rPr>
+          <w:rFonts w:ascii="Times New Roman" w:hAnsi="Times New Roman" w:cs="Times New Roman"/>
+          <w:lang w:val="en-US"/>
+        </w:rPr>
+        <w:t>(</w:t>
+      </w:r>
+      <w:proofErr w:type="gramEnd"/>
+      <w:r>
+        <w:rPr>
+          <w:rFonts w:ascii="Times New Roman" w:hAnsi="Times New Roman" w:cs="Times New Roman"/>
+          <w:lang w:val="en-US"/>
+        </w:rPr>
+        <w:t>)` function</w:t>
       </w:r>
       <w:r>
         <w:rPr>
@@ -4284,37 +7927,71 @@
                           <w:p>
                             <w:pPr>
                               <w:pStyle w:val="Caption"/>
+                              <w:jc w:val="center"/>
                               <w:rPr>
                                 <w:rFonts w:ascii="Times New Roman" w:hAnsi="Times New Roman" w:cs="Times New Roman"/>
                                 <w:lang w:val="en-US"/>
                               </w:rPr>
                             </w:pPr>
-                            <w:bookmarkStart w:id="29" w:name="_Ref235724565"/>
+                            <w:bookmarkStart w:id="41" w:name="_Ref235724565"/>
                             <w:r>
                               <w:t xml:space="preserve">Figure </w:t>
                             </w:r>
-                            <w:fldSimple w:instr=" STYLEREF 1 \s ">
-                              <w:r>
-                                <w:rPr>
-                                  <w:noProof/>
-                                </w:rPr>
-                                <w:t>4</w:t>
-                              </w:r>
-                            </w:fldSimple>
+                            <w:r>
+                              <w:fldChar w:fldCharType="begin"/>
+                            </w:r>
+                            <w:r>
+                              <w:instrText xml:space="preserve"> STYLEREF 1 \s </w:instrText>
+                            </w:r>
+                            <w:r>
+                              <w:fldChar w:fldCharType="separate"/>
+                            </w:r>
+                            <w:r>
+                              <w:rPr>
+                                <w:noProof/>
+                              </w:rPr>
+                              <w:t>4</w:t>
+                            </w:r>
+                            <w:r>
+                              <w:fldChar w:fldCharType="end"/>
+                            </w:r>
                             <w:r>
                               <w:t>.</w:t>
                             </w:r>
-                            <w:fldSimple w:instr=" SEQ Figure \* ARABIC \s 1 ">
-                              <w:r>
-                                <w:rPr>
-                                  <w:noProof/>
-                                </w:rPr>
-                                <w:t>4</w:t>
-                              </w:r>
-                            </w:fldSimple>
-                            <w:bookmarkEnd w:id="29"/>
-                            <w:r>
-                              <w:t xml:space="preserve"> The conditional which is responsible from the formula recalculation inside `handleFocusOut()`function.</w:t>
+                            <w:r>
+                              <w:fldChar w:fldCharType="begin"/>
+                            </w:r>
+                            <w:r>
+                              <w:instrText xml:space="preserve"> SEQ Figure \* ARABIC \s 1 </w:instrText>
+                            </w:r>
+                            <w:r>
+                              <w:fldChar w:fldCharType="separate"/>
+                            </w:r>
+                            <w:r>
+                              <w:rPr>
+                                <w:noProof/>
+                              </w:rPr>
+                              <w:t>4</w:t>
+                            </w:r>
+                            <w:r>
+                              <w:fldChar w:fldCharType="end"/>
+                            </w:r>
+                            <w:bookmarkEnd w:id="41"/>
+                            <w:r>
+                              <w:t xml:space="preserve"> The conditional which is responsible from the formula recalculation inside `</w:t>
+                            </w:r>
+                            <w:proofErr w:type="spellStart"/>
+                            <w:proofErr w:type="gramStart"/>
+                            <w:r>
+                              <w:t>handleFocusOut</w:t>
+                            </w:r>
+                            <w:proofErr w:type="spellEnd"/>
+                            <w:r>
+                              <w:t>(</w:t>
+                            </w:r>
+                            <w:proofErr w:type="gramEnd"/>
+                            <w:r>
+                              <w:t>)`function.</w:t>
                             </w:r>
                           </w:p>
                         </w:txbxContent>
@@ -4333,43 +8010,77 @@
           </mc:Choice>
           <mc:Fallback>
             <w:pict>
-              <v:shape w14:anchorId="6869586D" id="_x0000_s1029" type="#_x0000_t202" style="position:absolute;left:0;text-align:left;margin-left:52.3pt;margin-top:380.95pt;width:346.65pt;height:.05pt;z-index:251666432;visibility:visible;mso-wrap-style:square;mso-wrap-distance-left:9pt;mso-wrap-distance-top:0;mso-wrap-distance-right:9pt;mso-wrap-distance-bottom:0;mso-position-horizontal:absolute;mso-position-horizontal-relative:text;mso-position-vertical:absolute;mso-position-vertical-relative:text;v-text-anchor:top" o:gfxdata="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" stroked="f">
+              <v:shape w14:anchorId="6869586D" id="_x0000_s1034" type="#_x0000_t202" style="position:absolute;left:0;text-align:left;margin-left:52.3pt;margin-top:380.95pt;width:346.65pt;height:.05pt;z-index:251666432;visibility:visible;mso-wrap-style:square;mso-wrap-distance-left:9pt;mso-wrap-distance-top:0;mso-wrap-distance-right:9pt;mso-wrap-distance-bottom:0;mso-position-horizontal:absolute;mso-position-horizontal-relative:text;mso-position-vertical:absolute;mso-position-vertical-relative:text;v-text-anchor:top" o:gfxdata="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" stroked="f">
                 <v:textbox style="mso-fit-shape-to-text:t" inset="0,0,0,0">
                   <w:txbxContent>
                     <w:p>
                       <w:pPr>
                         <w:pStyle w:val="Caption"/>
+                        <w:jc w:val="center"/>
                         <w:rPr>
                           <w:rFonts w:ascii="Times New Roman" w:hAnsi="Times New Roman" w:cs="Times New Roman"/>
                           <w:lang w:val="en-US"/>
                         </w:rPr>
                       </w:pPr>
-                      <w:bookmarkStart w:id="30" w:name="_Ref235724565"/>
+                      <w:bookmarkStart w:id="42" w:name="_Ref235724565"/>
                       <w:r>
                         <w:t xml:space="preserve">Figure </w:t>
                       </w:r>
-                      <w:fldSimple w:instr=" STYLEREF 1 \s ">
-                        <w:r>
-                          <w:rPr>
-                            <w:noProof/>
-                          </w:rPr>
-                          <w:t>4</w:t>
-                        </w:r>
-                      </w:fldSimple>
+                      <w:r>
+                        <w:fldChar w:fldCharType="begin"/>
+                      </w:r>
+                      <w:r>
+                        <w:instrText xml:space="preserve"> STYLEREF 1 \s </w:instrText>
+                      </w:r>
+                      <w:r>
+                        <w:fldChar w:fldCharType="separate"/>
+                      </w:r>
+                      <w:r>
+                        <w:rPr>
+                          <w:noProof/>
+                        </w:rPr>
+                        <w:t>4</w:t>
+                      </w:r>
+                      <w:r>
+                        <w:fldChar w:fldCharType="end"/>
+                      </w:r>
                       <w:r>
                         <w:t>.</w:t>
                       </w:r>
-                      <w:fldSimple w:instr=" SEQ Figure \* ARABIC \s 1 ">
-                        <w:r>
-                          <w:rPr>
-                            <w:noProof/>
-                          </w:rPr>
-                          <w:t>4</w:t>
-                        </w:r>
-                      </w:fldSimple>
-                      <w:bookmarkEnd w:id="30"/>
-                      <w:r>
-                        <w:t xml:space="preserve"> The conditional which is responsible from the formula recalculation inside `handleFocusOut()`function.</w:t>
+                      <w:r>
+                        <w:fldChar w:fldCharType="begin"/>
+                      </w:r>
+                      <w:r>
+                        <w:instrText xml:space="preserve"> SEQ Figure \* ARABIC \s 1 </w:instrText>
+                      </w:r>
+                      <w:r>
+                        <w:fldChar w:fldCharType="separate"/>
+                      </w:r>
+                      <w:r>
+                        <w:rPr>
+                          <w:noProof/>
+                        </w:rPr>
+                        <w:t>4</w:t>
+                      </w:r>
+                      <w:r>
+                        <w:fldChar w:fldCharType="end"/>
+                      </w:r>
+                      <w:bookmarkEnd w:id="42"/>
+                      <w:r>
+                        <w:t xml:space="preserve"> The conditional which is responsible from the formula recalculation inside `</w:t>
+                      </w:r>
+                      <w:proofErr w:type="spellStart"/>
+                      <w:proofErr w:type="gramStart"/>
+                      <w:r>
+                        <w:t>handleFocusOut</w:t>
+                      </w:r>
+                      <w:proofErr w:type="spellEnd"/>
+                      <w:r>
+                        <w:t>(</w:t>
+                      </w:r>
+                      <w:proofErr w:type="gramEnd"/>
+                      <w:r>
+                        <w:t>)`function.</w:t>
                       </w:r>
                     </w:p>
                   </w:txbxContent>
@@ -4387,7 +8098,7 @@
           <w:lang w:val="en-US"/>
         </w:rPr>
         <w:drawing>
-          <wp:anchor distT="0" distB="0" distL="114300" distR="114300" simplePos="0" relativeHeight="251664384" behindDoc="0" locked="0" layoutInCell="1" allowOverlap="1" wp14:anchorId="1546CBBF" wp14:editId="119F0517">
+          <wp:anchor distT="0" distB="0" distL="114300" distR="114300" simplePos="0" relativeHeight="251664384" behindDoc="0" locked="0" layoutInCell="1" allowOverlap="1" wp14:anchorId="1546CBBF" wp14:editId="053A2355">
             <wp:simplePos x="0" y="0"/>
             <wp:positionH relativeFrom="margin">
               <wp:align>center</wp:align>
@@ -4410,7 +8121,7 @@
                     <pic:cNvPicPr/>
                   </pic:nvPicPr>
                   <pic:blipFill>
-                    <a:blip r:embed="rId9" cstate="print">
+                    <a:blip r:embed="rId14" cstate="print">
                       <a:extLst>
                         <a:ext uri="{28A0092B-C50C-407E-A947-70E740481C1C}">
                           <a14:useLocalDpi xmlns:a14="http://schemas.microsoft.com/office/drawing/2010/main" val="0"/>
@@ -4450,7 +8161,7 @@
           <w:rFonts w:ascii="Times New Roman" w:hAnsi="Times New Roman" w:cs="Times New Roman"/>
         </w:rPr>
       </w:pPr>
-      <w:bookmarkStart w:id="31" w:name="_Toc235716852"/>
+      <w:bookmarkStart w:id="43" w:name="_Toc235716852"/>
       <w:r>
         <w:rPr>
           <w:rFonts w:ascii="Times New Roman" w:hAnsi="Times New Roman" w:cs="Times New Roman"/>
@@ -4458,15 +8169,15 @@
         </w:rPr>
         <w:t xml:space="preserve"> </w:t>
       </w:r>
-      <w:bookmarkStart w:id="32" w:name="_Toc235875268"/>
+      <w:bookmarkStart w:id="44" w:name="_Toc236400363"/>
       <w:r>
         <w:rPr>
           <w:rFonts w:ascii="Times New Roman" w:hAnsi="Times New Roman" w:cs="Times New Roman"/>
         </w:rPr>
         <w:t>Circular Reference Handling</w:t>
       </w:r>
-      <w:bookmarkEnd w:id="31"/>
-      <w:bookmarkEnd w:id="32"/>
+      <w:bookmarkEnd w:id="43"/>
+      <w:bookmarkEnd w:id="44"/>
     </w:p>
     <w:p>
       <w:pPr>
@@ -4515,7 +8226,7 @@
               <w:noProof/>
               <w:lang w:val="en-US"/>
             </w:rPr>
-            <w:t>[3]</w:t>
+            <w:t>[4]</w:t>
           </w:r>
           <w:r>
             <w:rPr>
@@ -4531,6 +8242,7 @@
         </w:rPr>
         <w:t xml:space="preserve">. </w:t>
       </w:r>
+      <w:proofErr w:type="gramStart"/>
       <w:r>
         <w:rPr>
           <w:rFonts w:ascii="Times New Roman" w:hAnsi="Times New Roman" w:cs="Times New Roman"/>
@@ -4550,7 +8262,15 @@
           <w:rFonts w:ascii="Times New Roman" w:hAnsi="Times New Roman" w:cs="Times New Roman"/>
           <w:lang w:val="en-US"/>
         </w:rPr>
-        <w:t xml:space="preserve">it is not an issue </w:t>
+        <w:t>it</w:t>
+      </w:r>
+      <w:proofErr w:type="gramEnd"/>
+      <w:r>
+        <w:rPr>
+          <w:rFonts w:ascii="Times New Roman" w:hAnsi="Times New Roman" w:cs="Times New Roman"/>
+          <w:lang w:val="en-US"/>
+        </w:rPr>
+        <w:t xml:space="preserve"> is not an issue </w:t>
       </w:r>
       <w:r>
         <w:rPr>
@@ -4621,6 +8341,13 @@
           <w:lang w:val="en-US"/>
         </w:rPr>
         <w:instrText xml:space="preserve"> REF _Ref235874471 \r \h </w:instrText>
+      </w:r>
+      <w:r>
+        <w:rPr>
+          <w:rFonts w:ascii="Times New Roman" w:hAnsi="Times New Roman" w:cs="Times New Roman"/>
+          <w:lang w:val="en-US"/>
+        </w:rPr>
+        <w:instrText xml:space="preserve"> \* MERGEFORMAT </w:instrText>
       </w:r>
       <w:r>
         <w:rPr>
@@ -4677,12 +8404,30 @@
         </w:rPr>
         <w:t>`</w:t>
       </w:r>
-      <w:r>
-        <w:rPr>
-          <w:rFonts w:ascii="Times New Roman" w:hAnsi="Times New Roman" w:cs="Times New Roman"/>
-          <w:lang w:val="en-US"/>
-        </w:rPr>
-        <w:t xml:space="preserve">handleFocusOut()` function in Cell components. Therefore, a formula is calculated </w:t>
+      <w:proofErr w:type="spellStart"/>
+      <w:proofErr w:type="gramStart"/>
+      <w:r>
+        <w:rPr>
+          <w:rFonts w:ascii="Times New Roman" w:hAnsi="Times New Roman" w:cs="Times New Roman"/>
+          <w:lang w:val="en-US"/>
+        </w:rPr>
+        <w:t>handleFocusOut</w:t>
+      </w:r>
+      <w:proofErr w:type="spellEnd"/>
+      <w:r>
+        <w:rPr>
+          <w:rFonts w:ascii="Times New Roman" w:hAnsi="Times New Roman" w:cs="Times New Roman"/>
+          <w:lang w:val="en-US"/>
+        </w:rPr>
+        <w:t>(</w:t>
+      </w:r>
+      <w:proofErr w:type="gramEnd"/>
+      <w:r>
+        <w:rPr>
+          <w:rFonts w:ascii="Times New Roman" w:hAnsi="Times New Roman" w:cs="Times New Roman"/>
+          <w:lang w:val="en-US"/>
+        </w:rPr>
+        <w:t xml:space="preserve">)` function in Cell components. Therefore, a formula is calculated </w:t>
       </w:r>
       <w:r>
         <w:rPr>
@@ -4696,7 +8441,32 @@
           <w:rFonts w:ascii="Times New Roman" w:hAnsi="Times New Roman" w:cs="Times New Roman"/>
           <w:lang w:val="en-US"/>
         </w:rPr>
-        <w:t xml:space="preserve"> `handleFocusOut()` calls. Even though there are no calculation infinite loops, when a user wants to increase a cell value by one (</w:t>
+        <w:t xml:space="preserve"> `</w:t>
+      </w:r>
+      <w:proofErr w:type="spellStart"/>
+      <w:proofErr w:type="gramStart"/>
+      <w:r>
+        <w:rPr>
+          <w:rFonts w:ascii="Times New Roman" w:hAnsi="Times New Roman" w:cs="Times New Roman"/>
+          <w:lang w:val="en-US"/>
+        </w:rPr>
+        <w:t>handleFocusOut</w:t>
+      </w:r>
+      <w:proofErr w:type="spellEnd"/>
+      <w:r>
+        <w:rPr>
+          <w:rFonts w:ascii="Times New Roman" w:hAnsi="Times New Roman" w:cs="Times New Roman"/>
+          <w:lang w:val="en-US"/>
+        </w:rPr>
+        <w:t>(</w:t>
+      </w:r>
+      <w:proofErr w:type="gramEnd"/>
+      <w:r>
+        <w:rPr>
+          <w:rFonts w:ascii="Times New Roman" w:hAnsi="Times New Roman" w:cs="Times New Roman"/>
+          <w:lang w:val="en-US"/>
+        </w:rPr>
+        <w:t>)` calls. Even though there are no calculation infinite loops, when a user wants to increase a cell value by one (</w:t>
       </w:r>
       <w:r>
         <w:rPr>
@@ -4981,7 +8751,7 @@
           <w:lang w:val="en-US"/>
         </w:rPr>
         <w:drawing>
-          <wp:anchor distT="0" distB="0" distL="114300" distR="114300" simplePos="0" relativeHeight="251659264" behindDoc="0" locked="0" layoutInCell="1" allowOverlap="1" wp14:anchorId="17AE4AA5" wp14:editId="7289200A">
+          <wp:anchor distT="0" distB="0" distL="114300" distR="114300" simplePos="0" relativeHeight="251659264" behindDoc="0" locked="0" layoutInCell="1" allowOverlap="1" wp14:anchorId="17AE4AA5" wp14:editId="04A33BCF">
             <wp:simplePos x="0" y="0"/>
             <wp:positionH relativeFrom="margin">
               <wp:align>center</wp:align>
@@ -5004,7 +8774,7 @@
                     <pic:cNvPicPr/>
                   </pic:nvPicPr>
                   <pic:blipFill>
-                    <a:blip r:embed="rId10" cstate="print">
+                    <a:blip r:embed="rId15" cstate="print">
                       <a:extLst>
                         <a:ext uri="{28A0092B-C50C-407E-A947-70E740481C1C}">
                           <a14:useLocalDpi xmlns:a14="http://schemas.microsoft.com/office/drawing/2010/main" val="0"/>
@@ -5104,7 +8874,7 @@
           </mc:Choice>
           <mc:Fallback>
             <w:pict>
-              <v:shape w14:anchorId="3ACE0FF7" id="_x0000_s1030" type="#_x0000_t202" style="position:absolute;left:0;text-align:left;margin-left:87.45pt;margin-top:144.05pt;width:276.35pt;height:.05pt;z-index:251661312;visibility:visible;mso-wrap-style:square;mso-wrap-distance-left:9pt;mso-wrap-distance-top:0;mso-wrap-distance-right:9pt;mso-wrap-distance-bottom:0;mso-position-horizontal:absolute;mso-position-horizontal-relative:text;mso-position-vertical:absolute;mso-position-vertical-relative:text;v-text-anchor:top" o:gfxdata="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" stroked="f">
+              <v:shape w14:anchorId="3ACE0FF7" id="_x0000_s1035" type="#_x0000_t202" style="position:absolute;left:0;text-align:left;margin-left:87.45pt;margin-top:144.05pt;width:276.35pt;height:.05pt;z-index:251661312;visibility:visible;mso-wrap-style:square;mso-wrap-distance-left:9pt;mso-wrap-distance-top:0;mso-wrap-distance-right:9pt;mso-wrap-distance-bottom:0;mso-position-horizontal:absolute;mso-position-horizontal-relative:text;mso-position-vertical:absolute;mso-position-vertical-relative:text;v-text-anchor:top" o:gfxdata="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" stroked="f">
                 <v:textbox style="mso-fit-shape-to-text:t" inset="0,0,0,0">
                   <w:txbxContent>
                     <w:p>
@@ -5170,35 +8940,56 @@
                           <w:p>
                             <w:pPr>
                               <w:pStyle w:val="Caption"/>
+                              <w:jc w:val="center"/>
                               <w:rPr>
                                 <w:noProof/>
                               </w:rPr>
                             </w:pPr>
-                            <w:bookmarkStart w:id="33" w:name="_Ref235724356"/>
-                            <w:bookmarkStart w:id="34" w:name="_Ref235724368"/>
+                            <w:bookmarkStart w:id="45" w:name="_Ref235724368"/>
+                            <w:bookmarkStart w:id="46" w:name="_Ref235724356"/>
                             <w:r>
                               <w:t xml:space="preserve">Figure </w:t>
                             </w:r>
-                            <w:fldSimple w:instr=" STYLEREF 1 \s ">
-                              <w:r>
-                                <w:rPr>
-                                  <w:noProof/>
-                                </w:rPr>
-                                <w:t>4</w:t>
-                              </w:r>
-                            </w:fldSimple>
+                            <w:r>
+                              <w:fldChar w:fldCharType="begin"/>
+                            </w:r>
+                            <w:r>
+                              <w:instrText xml:space="preserve"> STYLEREF 1 \s </w:instrText>
+                            </w:r>
+                            <w:r>
+                              <w:fldChar w:fldCharType="separate"/>
+                            </w:r>
+                            <w:r>
+                              <w:rPr>
+                                <w:noProof/>
+                              </w:rPr>
+                              <w:t>4</w:t>
+                            </w:r>
+                            <w:r>
+                              <w:fldChar w:fldCharType="end"/>
+                            </w:r>
                             <w:r>
                               <w:t>.</w:t>
                             </w:r>
-                            <w:fldSimple w:instr=" SEQ Figure \* ARABIC \s 1 ">
-                              <w:r>
-                                <w:rPr>
-                                  <w:noProof/>
-                                </w:rPr>
-                                <w:t>5</w:t>
-                              </w:r>
-                            </w:fldSimple>
-                            <w:bookmarkEnd w:id="34"/>
+                            <w:r>
+                              <w:fldChar w:fldCharType="begin"/>
+                            </w:r>
+                            <w:r>
+                              <w:instrText xml:space="preserve"> SEQ Figure \* ARABIC \s 1 </w:instrText>
+                            </w:r>
+                            <w:r>
+                              <w:fldChar w:fldCharType="separate"/>
+                            </w:r>
+                            <w:r>
+                              <w:rPr>
+                                <w:noProof/>
+                              </w:rPr>
+                              <w:t>5</w:t>
+                            </w:r>
+                            <w:r>
+                              <w:fldChar w:fldCharType="end"/>
+                            </w:r>
+                            <w:bookmarkEnd w:id="45"/>
                             <w:r>
                               <w:t xml:space="preserve"> Very </w:t>
                             </w:r>
@@ -5208,7 +8999,7 @@
                             <w:r>
                               <w:t xml:space="preserve"> circular reference detection.</w:t>
                             </w:r>
-                            <w:bookmarkEnd w:id="33"/>
+                            <w:bookmarkEnd w:id="46"/>
                           </w:p>
                         </w:txbxContent>
                       </wps:txbx>
@@ -5226,41 +9017,62 @@
           </mc:Choice>
           <mc:Fallback>
             <w:pict>
-              <v:shape w14:anchorId="6DBB9676" id="_x0000_s1031" type="#_x0000_t202" style="position:absolute;left:0;text-align:left;margin-left:87.45pt;margin-top:144.05pt;width:276.35pt;height:.05pt;z-index:251663360;visibility:visible;mso-wrap-style:square;mso-wrap-distance-left:9pt;mso-wrap-distance-top:0;mso-wrap-distance-right:9pt;mso-wrap-distance-bottom:0;mso-position-horizontal:absolute;mso-position-horizontal-relative:text;mso-position-vertical:absolute;mso-position-vertical-relative:text;v-text-anchor:top" o:gfxdata="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" stroked="f">
+              <v:shape w14:anchorId="6DBB9676" id="_x0000_s1036" type="#_x0000_t202" style="position:absolute;left:0;text-align:left;margin-left:87.45pt;margin-top:144.05pt;width:276.35pt;height:.05pt;z-index:251663360;visibility:visible;mso-wrap-style:square;mso-wrap-distance-left:9pt;mso-wrap-distance-top:0;mso-wrap-distance-right:9pt;mso-wrap-distance-bottom:0;mso-position-horizontal:absolute;mso-position-horizontal-relative:text;mso-position-vertical:absolute;mso-position-vertical-relative:text;v-text-anchor:top" o:gfxdata="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" stroked="f">
                 <v:textbox style="mso-fit-shape-to-text:t" inset="0,0,0,0">
                   <w:txbxContent>
                     <w:p>
                       <w:pPr>
                         <w:pStyle w:val="Caption"/>
+                        <w:jc w:val="center"/>
                         <w:rPr>
                           <w:noProof/>
                         </w:rPr>
                       </w:pPr>
-                      <w:bookmarkStart w:id="35" w:name="_Ref235724356"/>
-                      <w:bookmarkStart w:id="36" w:name="_Ref235724368"/>
+                      <w:bookmarkStart w:id="47" w:name="_Ref235724368"/>
+                      <w:bookmarkStart w:id="48" w:name="_Ref235724356"/>
                       <w:r>
                         <w:t xml:space="preserve">Figure </w:t>
                       </w:r>
-                      <w:fldSimple w:instr=" STYLEREF 1 \s ">
-                        <w:r>
-                          <w:rPr>
-                            <w:noProof/>
-                          </w:rPr>
-                          <w:t>4</w:t>
-                        </w:r>
-                      </w:fldSimple>
+                      <w:r>
+                        <w:fldChar w:fldCharType="begin"/>
+                      </w:r>
+                      <w:r>
+                        <w:instrText xml:space="preserve"> STYLEREF 1 \s </w:instrText>
+                      </w:r>
+                      <w:r>
+                        <w:fldChar w:fldCharType="separate"/>
+                      </w:r>
+                      <w:r>
+                        <w:rPr>
+                          <w:noProof/>
+                        </w:rPr>
+                        <w:t>4</w:t>
+                      </w:r>
+                      <w:r>
+                        <w:fldChar w:fldCharType="end"/>
+                      </w:r>
                       <w:r>
                         <w:t>.</w:t>
                       </w:r>
-                      <w:fldSimple w:instr=" SEQ Figure \* ARABIC \s 1 ">
-                        <w:r>
-                          <w:rPr>
-                            <w:noProof/>
-                          </w:rPr>
-                          <w:t>5</w:t>
-                        </w:r>
-                      </w:fldSimple>
-                      <w:bookmarkEnd w:id="36"/>
+                      <w:r>
+                        <w:fldChar w:fldCharType="begin"/>
+                      </w:r>
+                      <w:r>
+                        <w:instrText xml:space="preserve"> SEQ Figure \* ARABIC \s 1 </w:instrText>
+                      </w:r>
+                      <w:r>
+                        <w:fldChar w:fldCharType="separate"/>
+                      </w:r>
+                      <w:r>
+                        <w:rPr>
+                          <w:noProof/>
+                        </w:rPr>
+                        <w:t>5</w:t>
+                      </w:r>
+                      <w:r>
+                        <w:fldChar w:fldCharType="end"/>
+                      </w:r>
+                      <w:bookmarkEnd w:id="47"/>
                       <w:r>
                         <w:t xml:space="preserve"> Very </w:t>
                       </w:r>
@@ -5270,7 +9082,7 @@
                       <w:r>
                         <w:t xml:space="preserve"> circular reference detection.</w:t>
                       </w:r>
-                      <w:bookmarkEnd w:id="35"/>
+                      <w:bookmarkEnd w:id="48"/>
                     </w:p>
                   </w:txbxContent>
                 </v:textbox>
@@ -5297,25 +9109,205 @@
           <w:lang w:val="en-US"/>
         </w:rPr>
       </w:pPr>
-      <w:bookmarkStart w:id="37" w:name="_Toc235875269"/>
-      <w:r>
-        <w:rPr>
-          <w:rFonts w:ascii="Times New Roman" w:hAnsi="Times New Roman" w:cs="Times New Roman"/>
-          <w:lang w:val="en-US"/>
-        </w:rPr>
-        <w:t>Benchmarking</w:t>
-      </w:r>
-      <w:bookmarkEnd w:id="37"/>
+      <w:bookmarkStart w:id="49" w:name="_Toc236400364"/>
+      <w:r>
+        <w:rPr>
+          <w:rFonts w:ascii="Times New Roman" w:hAnsi="Times New Roman" w:cs="Times New Roman"/>
+          <w:lang w:val="en-US"/>
+        </w:rPr>
+        <w:t xml:space="preserve">What were the issues of the formula support implementation </w:t>
+      </w:r>
+      <w:r>
+        <w:rPr>
+          <w:rFonts w:ascii="Times New Roman" w:hAnsi="Times New Roman" w:cs="Times New Roman"/>
+          <w:lang w:val="en-US"/>
+        </w:rPr>
+        <w:t>in feature/</w:t>
+      </w:r>
+      <w:proofErr w:type="spellStart"/>
+      <w:r>
+        <w:rPr>
+          <w:rFonts w:ascii="Times New Roman" w:hAnsi="Times New Roman" w:cs="Times New Roman"/>
+          <w:lang w:val="en-US"/>
+        </w:rPr>
+        <w:t>formula_support</w:t>
+      </w:r>
+      <w:proofErr w:type="spellEnd"/>
+      <w:r>
+        <w:rPr>
+          <w:rFonts w:ascii="Times New Roman" w:hAnsi="Times New Roman" w:cs="Times New Roman"/>
+          <w:lang w:val="en-US"/>
+        </w:rPr>
+        <w:t xml:space="preserve"> branch and </w:t>
+      </w:r>
+      <w:r>
+        <w:rPr>
+          <w:rFonts w:ascii="Times New Roman" w:hAnsi="Times New Roman" w:cs="Times New Roman"/>
+          <w:lang w:val="en-US"/>
+        </w:rPr>
+        <w:t>commit hash: 6686f59abce4cc9bce5412a10547ac37466a29c3</w:t>
+      </w:r>
+      <w:bookmarkEnd w:id="49"/>
     </w:p>
     <w:p>
       <w:pPr>
+        <w:pStyle w:val="ListParagraph"/>
+        <w:numPr>
+          <w:ilvl w:val="0"/>
+          <w:numId w:val="8"/>
+        </w:numPr>
+        <w:rPr>
+          <w:rFonts w:ascii="Times New Roman" w:hAnsi="Times New Roman" w:cs="Times New Roman"/>
+        </w:rPr>
+      </w:pPr>
+      <w:r>
+        <w:rPr>
+          <w:rFonts w:ascii="Times New Roman" w:hAnsi="Times New Roman" w:cs="Times New Roman"/>
+          <w:lang w:val="en-US"/>
+        </w:rPr>
+        <w:t xml:space="preserve">Defining </w:t>
+      </w:r>
+      <w:r>
+        <w:rPr>
+          <w:rFonts w:ascii="Times New Roman" w:hAnsi="Times New Roman" w:cs="Times New Roman"/>
+          <w:lang w:val="en-US"/>
+        </w:rPr>
+        <w:t>`</w:t>
+      </w:r>
+      <w:proofErr w:type="spellStart"/>
+      <w:r>
+        <w:rPr>
+          <w:rFonts w:ascii="Times New Roman" w:hAnsi="Times New Roman" w:cs="Times New Roman"/>
+        </w:rPr>
+        <w:t>formulaReferenceCellIds</w:t>
+      </w:r>
+      <w:proofErr w:type="spellEnd"/>
+      <w:r>
+        <w:rPr>
+          <w:rFonts w:ascii="Times New Roman" w:hAnsi="Times New Roman" w:cs="Times New Roman"/>
+        </w:rPr>
+        <w:t>`</w:t>
+      </w:r>
+      <w:r>
+        <w:rPr>
+          <w:rFonts w:ascii="Times New Roman" w:hAnsi="Times New Roman" w:cs="Times New Roman"/>
+        </w:rPr>
+        <w:t xml:space="preserve"> and </w:t>
+      </w:r>
+      <w:r>
+        <w:rPr>
+          <w:rFonts w:ascii="Times New Roman" w:hAnsi="Times New Roman" w:cs="Times New Roman"/>
+        </w:rPr>
+        <w:t>`</w:t>
+      </w:r>
+      <w:proofErr w:type="spellStart"/>
+      <w:r>
+        <w:rPr>
+          <w:rFonts w:ascii="Times New Roman" w:hAnsi="Times New Roman" w:cs="Times New Roman"/>
+        </w:rPr>
+        <w:t>markedCells</w:t>
+      </w:r>
+      <w:proofErr w:type="spellEnd"/>
+      <w:r>
+        <w:rPr>
+          <w:rFonts w:ascii="Times New Roman" w:hAnsi="Times New Roman" w:cs="Times New Roman"/>
+        </w:rPr>
+        <w:t>`</w:t>
+      </w:r>
+      <w:r>
+        <w:rPr>
+          <w:rFonts w:ascii="Times New Roman" w:hAnsi="Times New Roman" w:cs="Times New Roman"/>
+        </w:rPr>
+        <w:t xml:space="preserve"> as normal arrays rather than </w:t>
+      </w:r>
+      <w:proofErr w:type="spellStart"/>
+      <w:proofErr w:type="gramStart"/>
+      <w:r>
+        <w:rPr>
+          <w:rFonts w:ascii="Times New Roman" w:hAnsi="Times New Roman" w:cs="Times New Roman"/>
+        </w:rPr>
+        <w:t>Y.Arrays</w:t>
+      </w:r>
+      <w:proofErr w:type="spellEnd"/>
+      <w:proofErr w:type="gramEnd"/>
+    </w:p>
+    <w:p>
+      <w:pPr>
+        <w:pStyle w:val="ListParagraph"/>
+        <w:numPr>
+          <w:ilvl w:val="1"/>
+          <w:numId w:val="8"/>
+        </w:numPr>
+        <w:rPr>
+          <w:rFonts w:ascii="Times New Roman" w:hAnsi="Times New Roman" w:cs="Times New Roman"/>
+        </w:rPr>
+      </w:pPr>
+      <w:r>
+        <w:rPr>
+          <w:rFonts w:ascii="Times New Roman" w:hAnsi="Times New Roman" w:cs="Times New Roman"/>
+        </w:rPr>
+        <w:t>These arrays do not get</w:t>
+      </w:r>
+      <w:r>
+        <w:rPr>
+          <w:rFonts w:ascii="Times New Roman" w:hAnsi="Times New Roman" w:cs="Times New Roman"/>
+        </w:rPr>
+        <w:t xml:space="preserve"> </w:t>
+      </w:r>
+      <w:r>
+        <w:rPr>
+          <w:rFonts w:ascii="Times New Roman" w:hAnsi="Times New Roman" w:cs="Times New Roman"/>
+        </w:rPr>
+        <w:t>u</w:t>
+      </w:r>
+      <w:r>
+        <w:rPr>
+          <w:rFonts w:ascii="Times New Roman" w:hAnsi="Times New Roman" w:cs="Times New Roman"/>
+        </w:rPr>
+        <w:t>p</w:t>
+      </w:r>
+      <w:r>
+        <w:rPr>
+          <w:rFonts w:ascii="Times New Roman" w:hAnsi="Times New Roman" w:cs="Times New Roman"/>
+        </w:rPr>
+        <w:t>dated in remote clients.</w:t>
+      </w:r>
+    </w:p>
+    <w:p>
+      <w:pPr>
+        <w:rPr>
+          <w:rFonts w:ascii="Times New Roman" w:hAnsi="Times New Roman" w:cs="Times New Roman"/>
+          <w:lang w:val="en-US"/>
+        </w:rPr>
+      </w:pPr>
+    </w:p>
+    <w:p>
+      <w:pPr>
+        <w:pStyle w:val="Heading2"/>
+        <w:rPr>
+          <w:rFonts w:ascii="Times New Roman" w:hAnsi="Times New Roman" w:cs="Times New Roman"/>
+          <w:lang w:val="en-US"/>
+        </w:rPr>
+      </w:pPr>
+      <w:bookmarkStart w:id="50" w:name="_Toc236400365"/>
+      <w:r>
+        <w:rPr>
+          <w:rFonts w:ascii="Times New Roman" w:hAnsi="Times New Roman" w:cs="Times New Roman"/>
+          <w:lang w:val="en-US"/>
+        </w:rPr>
+        <w:t>Benchmarking</w:t>
+      </w:r>
+      <w:bookmarkEnd w:id="50"/>
+    </w:p>
+    <w:p>
+      <w:pPr>
         <w:pStyle w:val="Heading1"/>
         <w:rPr>
           <w:rFonts w:ascii="Times New Roman" w:hAnsi="Times New Roman" w:cs="Times New Roman"/>
           <w:lang w:val="en-US"/>
         </w:rPr>
       </w:pPr>
-      <w:bookmarkStart w:id="38" w:name="_Toc235875270"/>
+      <w:bookmarkStart w:id="51" w:name="_Toc236400366"/>
       <w:r>
         <w:rPr>
           <w:rFonts w:ascii="Times New Roman" w:hAnsi="Times New Roman" w:cs="Times New Roman"/>
@@ -5323,10 +9315,10 @@
         </w:rPr>
         <w:t>CSV Support</w:t>
       </w:r>
-      <w:bookmarkEnd w:id="38"/>
+      <w:bookmarkEnd w:id="51"/>
     </w:p>
-    <w:bookmarkStart w:id="39" w:name="_Toc235875271" w:displacedByCustomXml="next"/>
-    <w:bookmarkStart w:id="40" w:name="_Toc235716854" w:displacedByCustomXml="next"/>
+    <w:bookmarkStart w:id="52" w:name="_Toc236400367" w:displacedByCustomXml="next"/>
+    <w:bookmarkStart w:id="53" w:name="_Toc235716854" w:displacedByCustomXml="next"/>
     <w:sdt>
       <w:sdtPr>
         <w:rPr>
@@ -5355,8 +9347,8 @@
             </w:rPr>
             <w:t>References</w:t>
           </w:r>
-          <w:bookmarkEnd w:id="40"/>
-          <w:bookmarkEnd w:id="39"/>
+          <w:bookmarkEnd w:id="53"/>
+          <w:bookmarkEnd w:id="52"/>
         </w:p>
         <w:sdt>
           <w:sdtPr>
@@ -5410,7 +9402,7 @@
               </w:tblGrid>
               <w:tr>
                 <w:trPr>
-                  <w:divId w:val="758871185"/>
+                  <w:divId w:val="814487502"/>
                   <w:tblCellSpacing w:w="15" w:type="dxa"/>
                 </w:trPr>
                 <w:tc>
@@ -5431,6 +9423,7 @@
                       <w:rPr>
                         <w:noProof/>
                       </w:rPr>
+                      <w:lastRenderedPageBreak/>
                       <w:t xml:space="preserve">[1] </w:t>
                     </w:r>
                   </w:p>
@@ -5451,14 +9444,28 @@
                       <w:rPr>
                         <w:noProof/>
                       </w:rPr>
-                      <w:t>L. Lyu, " fast-formula-parser," 2020. [Online]. Available: https://www.npmjs.com/package/fast-formula-parser. [Accessed 24 July 2026].</w:t>
+                      <w:t xml:space="preserve">P. B. a. A. B. E. Yanakieva, "A Study of Semantics for CRDT-based Collaborative Spreadsheets," in </w:t>
+                    </w:r>
+                    <w:r>
+                      <w:rPr>
+                        <w:i/>
+                        <w:iCs/>
+                        <w:noProof/>
+                      </w:rPr>
+                      <w:t>Proceedings of the 10th Workshop on Principles and Practice of Consistency for Distributed Data</w:t>
+                    </w:r>
+                    <w:r>
+                      <w:rPr>
+                        <w:noProof/>
+                      </w:rPr>
+                      <w:t xml:space="preserve">, Rome, Italy, 2023. </w:t>
                     </w:r>
                   </w:p>
                 </w:tc>
               </w:tr>
               <w:tr>
                 <w:trPr>
-                  <w:divId w:val="758871185"/>
+                  <w:divId w:val="814487502"/>
                   <w:tblCellSpacing w:w="15" w:type="dxa"/>
                 </w:trPr>
                 <w:tc>
@@ -5497,14 +9504,14 @@
                       <w:rPr>
                         <w:noProof/>
                       </w:rPr>
-                      <w:t>Poimandres, "Introduction - Zustand," Zustand Documentation., [Online]. Available: https://zustand.docs.pmnd.rs/learn/getting-started/introduction. [Accessed 25 07 2026].</w:t>
+                      <w:t>L. Lyu, " fast-formula-parser," 2020. [Online]. Available: https://www.npmjs.com/package/fast-formula-parser. [Accessed 24 July 2026].</w:t>
                     </w:r>
                   </w:p>
                 </w:tc>
               </w:tr>
               <w:tr>
                 <w:trPr>
-                  <w:divId w:val="758871185"/>
+                  <w:divId w:val="814487502"/>
                   <w:tblCellSpacing w:w="15" w:type="dxa"/>
                 </w:trPr>
                 <w:tc>
@@ -5523,8 +9530,53 @@
                       <w:rPr>
                         <w:noProof/>
                       </w:rPr>
-                      <w:lastRenderedPageBreak/>
                       <w:t xml:space="preserve">[3] </w:t>
+                    </w:r>
+                  </w:p>
+                </w:tc>
+                <w:tc>
+                  <w:tcPr>
+                    <w:tcW w:w="0" w:type="auto"/>
+                    <w:hideMark/>
+                  </w:tcPr>
+                  <w:p>
+                    <w:pPr>
+                      <w:pStyle w:val="Bibliography"/>
+                      <w:rPr>
+                        <w:noProof/>
+                      </w:rPr>
+                    </w:pPr>
+                    <w:r>
+                      <w:rPr>
+                        <w:noProof/>
+                      </w:rPr>
+                      <w:t>Poimandres, "Introduction - Zustand," Zustand Documentation., [Online]. Available: https://zustand.docs.pmnd.rs/learn/getting-started/introduction. [Accessed 25 07 2026].</w:t>
+                    </w:r>
+                  </w:p>
+                </w:tc>
+              </w:tr>
+              <w:tr>
+                <w:trPr>
+                  <w:divId w:val="814487502"/>
+                  <w:tblCellSpacing w:w="15" w:type="dxa"/>
+                </w:trPr>
+                <w:tc>
+                  <w:tcPr>
+                    <w:tcW w:w="50" w:type="pct"/>
+                    <w:hideMark/>
+                  </w:tcPr>
+                  <w:p>
+                    <w:pPr>
+                      <w:pStyle w:val="Bibliography"/>
+                      <w:rPr>
+                        <w:noProof/>
+                      </w:rPr>
+                    </w:pPr>
+                    <w:r>
+                      <w:rPr>
+                        <w:noProof/>
+                      </w:rPr>
+                      <w:t xml:space="preserve">[4] </w:t>
                     </w:r>
                   </w:p>
                 </w:tc>
@@ -5552,7 +9604,7 @@
             </w:tbl>
             <w:p>
               <w:pPr>
-                <w:divId w:val="758871185"/>
+                <w:divId w:val="814487502"/>
                 <w:rPr>
                   <w:rFonts w:eastAsia="Times New Roman"/>
                   <w:noProof/>
@@ -5612,7 +9664,7 @@
 </file>
 
 <file path=word/numbering.xml><?xml version="1.0" encoding="utf-8"?>
-<w:numbering xmlns:wpc="http://schemas.microsoft.com/office/word/2010/wordprocessingCanvas" xmlns:cx="http://schemas.microsoft.com/office/drawing/2014/chartex" xmlns:cx1="http://schemas.microsoft.com/office/drawing/2015/9/8/chartex" xmlns:cx2="http://schemas.microsoft.com/office/drawing/2015/10/21/chartex" xmlns:cx3="http://schemas.microsoft.com/office/drawing/2016/5/9/chartex" xmlns:cx4="http://schemas.microsoft.com/office/drawing/2016/5/10/chartex" xmlns:cx5="http://schemas.microsoft.com/office/drawing/2016/5/11/chartex" xmlns:cx6="http://schemas.microsoft.com/office/drawing/2016/5/12/chartex" xmlns:cx7="http://schemas.microsoft.com/office/drawing/2016/5/13/chartex" xmlns:cx8="http://schemas.microsoft.com/office/drawing/2016/5/14/chartex" xmlns:mc="http://schemas.openxmlformats.org/markup-compatibility/2006" xmlns:aink="http://schemas.microsoft.com/office/drawing/2016/ink" xmlns:am3d="http://schemas.microsoft.com/office/drawing/2017/model3d" xmlns:o="urn:schemas-microsoft-com:office:office" xmlns:oel="http://schemas.microsoft.com/office/2019/extlst" xmlns:r="http://schemas.openxmlformats.org/officeDocument/2006/relationships" xmlns:m="http://schemas.openxmlformats.org/officeDocument/2006/math" xmlns:v="urn:schemas-microsoft-com:vml" xmlns:wp14="http://schemas.microsoft.com/office/word/2010/wordprocessingDrawing" xmlns:wp="http://schemas.openxmlformats.org/drawingml/2006/wordprocessingDrawing" xmlns:w10="urn:schemas-microsoft-com:office:word" xmlns:w="http://schemas.openxmlformats.org/wordprocessingml/2006/main" xmlns:w14="http://schemas.microsoft.com/office/word/2010/wordml" xmlns:w15="http://schemas.microsoft.com/office/word/2012/wordml" xmlns:w16cex="http://schemas.microsoft.com/office/word/2018/wordml/cex" xmlns:w16cid="http://schemas.microsoft.com/office/word/2016/wordml/cid" xmlns:w16="http://schemas.microsoft.com/office/word/2018/wordml" xmlns:w16du="http://schemas.microsoft.com/office/word/2023/wordml/word16du" xmlns:w16sdtdh="http://schemas.microsoft.com/office/word/2020/wordml/sdtdatahash" xmlns:w16sdtfl="http://schemas.microsoft.com/office/word/2024/wordml/sdtformatlock" xmlns:w16se="http://schemas.microsoft.com/office/word/2015/wordml/symex" xmlns:wpg="http://schemas.microsoft.com/office/word/2010/wordprocessingGroup" xmlns:wpi="http://schemas.microsoft.com/office/word/2010/wordprocessingInk" xmlns:wne="http://schemas.microsoft.com/office/word/2006/wordml" xmlns:wps="http://schemas.microsoft.com/office/word/2010/wordprocessingShape" mc:Ignorable="w14 w15 w16se w16cid w16 w16cex w16sdtdh w16sdtfl w16du wp14">
+<w:numbering xmlns:wpc="http://schemas.microsoft.com/office/word/2010/wordprocessingCanvas" xmlns:cx="http://schemas.microsoft.com/office/drawing/2014/chartex" xmlns:cx1="http://schemas.microsoft.com/office/drawing/2015/9/8/chartex" xmlns:cx2="http://schemas.microsoft.com/office/drawing/2015/10/21/chartex" xmlns:cx3="http://schemas.microsoft.com/office/drawing/2016/5/9/chartex" xmlns:cx4="http://schemas.microsoft.com/office/drawing/2016/5/10/chartex" xmlns:cx5="http://schemas.microsoft.com/office/drawing/2016/5/11/chartex" xmlns:cx6="http://schemas.microsoft.com/office/drawing/2016/5/12/chartex" xmlns:cx7="http://schemas.microsoft.com/office/drawing/2016/5/13/chartex" xmlns:cx8="http://schemas.microsoft.com/office/drawing/2016/5/14/chartex" xmlns:mc="http://schemas.openxmlformats.org/markup-compatibility/2006" xmlns:aink="http://schemas.microsoft.com/office/drawing/2016/ink" xmlns:am3d="http://schemas.microsoft.com/office/drawing/2017/model3d" xmlns:o="urn:schemas-microsoft-com:office:office" xmlns:oel="http://schemas.microsoft.com/office/2019/extlst" xmlns:r="http://schemas.openxmlformats.org/officeDocument/2006/relationships" xmlns:m="http://schemas.openxmlformats.org/officeDocument/2006/math" xmlns:v="urn:schemas-microsoft-com:vml" xmlns:wp14="http://schemas.microsoft.com/office/word/2010/wordprocessingDrawing" xmlns:wp="http://schemas.openxmlformats.org/drawingml/2006/wordprocessingDrawing" xmlns:w10="urn:schemas-microsoft-com:office:word" xmlns:w="http://schemas.openxmlformats.org/wordprocessingml/2006/main" xmlns:w14="http://schemas.microsoft.com/office/word/2010/wordml" xmlns:w15="http://schemas.microsoft.com/office/word/2012/wordml" xmlns:w16cei="http://schemas.microsoft.com/office/word/2026/wordml/cei" xmlns:w16cex="http://schemas.microsoft.com/office/word/2018/wordml/cex" xmlns:w16cid="http://schemas.microsoft.com/office/word/2016/wordml/cid" xmlns:w16="http://schemas.microsoft.com/office/word/2018/wordml" xmlns:w16du="http://schemas.microsoft.com/office/word/2023/wordml/word16du" xmlns:w16sdtdh="http://schemas.microsoft.com/office/word/2020/wordml/sdtdatahash" xmlns:w16sdtfl="http://schemas.microsoft.com/office/word/2024/wordml/sdtformatlock" xmlns:w16se="http://schemas.microsoft.com/office/word/2015/wordml/symex" xmlns:wpg="http://schemas.microsoft.com/office/word/2010/wordprocessingGroup" xmlns:wpi="http://schemas.microsoft.com/office/word/2010/wordprocessingInk" xmlns:wne="http://schemas.microsoft.com/office/word/2006/wordml" xmlns:wps="http://schemas.microsoft.com/office/word/2010/wordprocessingShape" mc:Ignorable="w14 w15 w16se w16cid w16 w16cex w16sdtdh w16sdtfl w16du wp14">
   <w:abstractNum w:abstractNumId="0" w15:restartNumberingAfterBreak="0">
     <w:nsid w:val="010674B8"/>
     <w:multiLevelType w:val="hybridMultilevel"/>
@@ -5816,6 +9868,95 @@
     </w:lvl>
   </w:abstractNum>
   <w:abstractNum w:abstractNumId="2" w15:restartNumberingAfterBreak="0">
+    <w:nsid w:val="30D106AE"/>
+    <w:multiLevelType w:val="hybridMultilevel"/>
+    <w:tmpl w:val="2480C520"/>
+    <w:lvl w:ilvl="0" w:tplc="A91E59B6">
+      <w:start w:val="1"/>
+      <w:numFmt w:val="decimal"/>
+      <w:lvlText w:val="%1."/>
+      <w:lvlJc w:val="left"/>
+      <w:pPr>
+        <w:ind w:left="1069" w:hanging="360"/>
+      </w:pPr>
+      <w:rPr>
+        <w:rFonts w:hint="default"/>
+      </w:rPr>
+    </w:lvl>
+    <w:lvl w:ilvl="1" w:tplc="20000019">
+      <w:start w:val="1"/>
+      <w:numFmt w:val="lowerLetter"/>
+      <w:lvlText w:val="%2."/>
+      <w:lvlJc w:val="left"/>
+      <w:pPr>
+        <w:ind w:left="1789" w:hanging="360"/>
+      </w:pPr>
+    </w:lvl>
+    <w:lvl w:ilvl="2" w:tplc="2000001B" w:tentative="1">
+      <w:start w:val="1"/>
+      <w:numFmt w:val="lowerRoman"/>
+      <w:lvlText w:val="%3."/>
+      <w:lvlJc w:val="right"/>
+      <w:pPr>
+        <w:ind w:left="2509" w:hanging="180"/>
+      </w:pPr>
+    </w:lvl>
+    <w:lvl w:ilvl="3" w:tplc="2000000F" w:tentative="1">
+      <w:start w:val="1"/>
+      <w:numFmt w:val="decimal"/>
+      <w:lvlText w:val="%4."/>
+      <w:lvlJc w:val="left"/>
+      <w:pPr>
+        <w:ind w:left="3229" w:hanging="360"/>
+      </w:pPr>
+    </w:lvl>
+    <w:lvl w:ilvl="4" w:tplc="20000019" w:tentative="1">
+      <w:start w:val="1"/>
+      <w:numFmt w:val="lowerLetter"/>
+      <w:lvlText w:val="%5."/>
+      <w:lvlJc w:val="left"/>
+      <w:pPr>
+        <w:ind w:left="3949" w:hanging="360"/>
+      </w:pPr>
+    </w:lvl>
+    <w:lvl w:ilvl="5" w:tplc="2000001B" w:tentative="1">
+      <w:start w:val="1"/>
+      <w:numFmt w:val="lowerRoman"/>
+      <w:lvlText w:val="%6."/>
+      <w:lvlJc w:val="right"/>
+      <w:pPr>
+        <w:ind w:left="4669" w:hanging="180"/>
+      </w:pPr>
+    </w:lvl>
+    <w:lvl w:ilvl="6" w:tplc="2000000F" w:tentative="1">
+      <w:start w:val="1"/>
+      <w:numFmt w:val="decimal"/>
+      <w:lvlText w:val="%7."/>
+      <w:lvlJc w:val="left"/>
+      <w:pPr>
+        <w:ind w:left="5389" w:hanging="360"/>
+      </w:pPr>
+    </w:lvl>
+    <w:lvl w:ilvl="7" w:tplc="20000019" w:tentative="1">
+      <w:start w:val="1"/>
+      <w:numFmt w:val="lowerLetter"/>
+      <w:lvlText w:val="%8."/>
+      <w:lvlJc w:val="left"/>
+      <w:pPr>
+        <w:ind w:left="6109" w:hanging="360"/>
+      </w:pPr>
+    </w:lvl>
+    <w:lvl w:ilvl="8" w:tplc="2000001B" w:tentative="1">
+      <w:start w:val="1"/>
+      <w:numFmt w:val="lowerRoman"/>
+      <w:lvlText w:val="%9."/>
+      <w:lvlJc w:val="right"/>
+      <w:pPr>
+        <w:ind w:left="6829" w:hanging="180"/>
+      </w:pPr>
+    </w:lvl>
+  </w:abstractNum>
+  <w:abstractNum w:abstractNumId="3" w15:restartNumberingAfterBreak="0">
     <w:nsid w:val="38043BA4"/>
     <w:multiLevelType w:val="multilevel"/>
     <w:tmpl w:val="C7909056"/>
@@ -5928,7 +10069,119 @@
       </w:rPr>
     </w:lvl>
   </w:abstractNum>
-  <w:abstractNum w:abstractNumId="3" w15:restartNumberingAfterBreak="0">
+  <w:abstractNum w:abstractNumId="4" w15:restartNumberingAfterBreak="0">
+    <w:nsid w:val="4E433718"/>
+    <w:multiLevelType w:val="hybridMultilevel"/>
+    <w:tmpl w:val="EC52C34C"/>
+    <w:lvl w:ilvl="0" w:tplc="43DCB67A">
+      <w:numFmt w:val="bullet"/>
+      <w:lvlText w:val=""/>
+      <w:lvlJc w:val="left"/>
+      <w:pPr>
+        <w:ind w:left="1069" w:hanging="360"/>
+      </w:pPr>
+      <w:rPr>
+        <w:rFonts w:ascii="Symbol" w:eastAsiaTheme="minorHAnsi" w:hAnsi="Symbol" w:cstheme="minorBidi" w:hint="default"/>
+      </w:rPr>
+    </w:lvl>
+    <w:lvl w:ilvl="1" w:tplc="20000003" w:tentative="1">
+      <w:start w:val="1"/>
+      <w:numFmt w:val="bullet"/>
+      <w:lvlText w:val="o"/>
+      <w:lvlJc w:val="left"/>
+      <w:pPr>
+        <w:ind w:left="1789" w:hanging="360"/>
+      </w:pPr>
+      <w:rPr>
+        <w:rFonts w:ascii="Courier New" w:hAnsi="Courier New" w:cs="Courier New" w:hint="default"/>
+      </w:rPr>
+    </w:lvl>
+    <w:lvl w:ilvl="2" w:tplc="20000005" w:tentative="1">
+      <w:start w:val="1"/>
+      <w:numFmt w:val="bullet"/>
+      <w:lvlText w:val=""/>
+      <w:lvlJc w:val="left"/>
+      <w:pPr>
+        <w:ind w:left="2509" w:hanging="360"/>
+      </w:pPr>
+      <w:rPr>
+        <w:rFonts w:ascii="Wingdings" w:hAnsi="Wingdings" w:hint="default"/>
+      </w:rPr>
+    </w:lvl>
+    <w:lvl w:ilvl="3" w:tplc="20000001" w:tentative="1">
+      <w:start w:val="1"/>
+      <w:numFmt w:val="bullet"/>
+      <w:lvlText w:val=""/>
+      <w:lvlJc w:val="left"/>
+      <w:pPr>
+        <w:ind w:left="3229" w:hanging="360"/>
+      </w:pPr>
+      <w:rPr>
+        <w:rFonts w:ascii="Symbol" w:hAnsi="Symbol" w:hint="default"/>
+      </w:rPr>
+    </w:lvl>
+    <w:lvl w:ilvl="4" w:tplc="20000003" w:tentative="1">
+      <w:start w:val="1"/>
+      <w:numFmt w:val="bullet"/>
+      <w:lvlText w:val="o"/>
+      <w:lvlJc w:val="left"/>
+      <w:pPr>
+        <w:ind w:left="3949" w:hanging="360"/>
+      </w:pPr>
+      <w:rPr>
+        <w:rFonts w:ascii="Courier New" w:hAnsi="Courier New" w:cs="Courier New" w:hint="default"/>
+      </w:rPr>
+    </w:lvl>
+    <w:lvl w:ilvl="5" w:tplc="20000005" w:tentative="1">
+      <w:start w:val="1"/>
+      <w:numFmt w:val="bullet"/>
+      <w:lvlText w:val=""/>
+      <w:lvlJc w:val="left"/>
+      <w:pPr>
+        <w:ind w:left="4669" w:hanging="360"/>
+      </w:pPr>
+      <w:rPr>
+        <w:rFonts w:ascii="Wingdings" w:hAnsi="Wingdings" w:hint="default"/>
+      </w:rPr>
+    </w:lvl>
+    <w:lvl w:ilvl="6" w:tplc="20000001" w:tentative="1">
+      <w:start w:val="1"/>
+      <w:numFmt w:val="bullet"/>
+      <w:lvlText w:val=""/>
+      <w:lvlJc w:val="left"/>
+      <w:pPr>
+        <w:ind w:left="5389" w:hanging="360"/>
+      </w:pPr>
+      <w:rPr>
+        <w:rFonts w:ascii="Symbol" w:hAnsi="Symbol" w:hint="default"/>
+      </w:rPr>
+    </w:lvl>
+    <w:lvl w:ilvl="7" w:tplc="20000003" w:tentative="1">
+      <w:start w:val="1"/>
+      <w:numFmt w:val="bullet"/>
+      <w:lvlText w:val="o"/>
+      <w:lvlJc w:val="left"/>
+      <w:pPr>
+        <w:ind w:left="6109" w:hanging="360"/>
+      </w:pPr>
+      <w:rPr>
+        <w:rFonts w:ascii="Courier New" w:hAnsi="Courier New" w:cs="Courier New" w:hint="default"/>
+      </w:rPr>
+    </w:lvl>
+    <w:lvl w:ilvl="8" w:tplc="20000005" w:tentative="1">
+      <w:start w:val="1"/>
+      <w:numFmt w:val="bullet"/>
+      <w:lvlText w:val=""/>
+      <w:lvlJc w:val="left"/>
+      <w:pPr>
+        <w:ind w:left="6829" w:hanging="360"/>
+      </w:pPr>
+      <w:rPr>
+        <w:rFonts w:ascii="Wingdings" w:hAnsi="Wingdings" w:hint="default"/>
+      </w:rPr>
+    </w:lvl>
+  </w:abstractNum>
+  <w:abstractNum w:abstractNumId="5" w15:restartNumberingAfterBreak="0">
     <w:nsid w:val="6CD97F09"/>
     <w:multiLevelType w:val="hybridMultilevel"/>
     <w:tmpl w:val="99F4D5E8"/>
@@ -6014,7 +10267,119 @@
       </w:pPr>
     </w:lvl>
   </w:abstractNum>
-  <w:abstractNum w:abstractNumId="4" w15:restartNumberingAfterBreak="0">
+  <w:abstractNum w:abstractNumId="6" w15:restartNumberingAfterBreak="0">
+    <w:nsid w:val="6E882868"/>
+    <w:multiLevelType w:val="hybridMultilevel"/>
+    <w:tmpl w:val="F06638A8"/>
+    <w:lvl w:ilvl="0" w:tplc="A2D8DD9A">
+      <w:numFmt w:val="bullet"/>
+      <w:lvlText w:val="-"/>
+      <w:lvlJc w:val="left"/>
+      <w:pPr>
+        <w:ind w:left="1069" w:hanging="360"/>
+      </w:pPr>
+      <w:rPr>
+        <w:rFonts w:ascii="Aptos" w:eastAsiaTheme="minorHAnsi" w:hAnsi="Aptos" w:cstheme="minorBidi" w:hint="default"/>
+      </w:rPr>
+    </w:lvl>
+    <w:lvl w:ilvl="1" w:tplc="20000003" w:tentative="1">
+      <w:start w:val="1"/>
+      <w:numFmt w:val="bullet"/>
+      <w:lvlText w:val="o"/>
+      <w:lvlJc w:val="left"/>
+      <w:pPr>
+        <w:ind w:left="1789" w:hanging="360"/>
+      </w:pPr>
+      <w:rPr>
+        <w:rFonts w:ascii="Courier New" w:hAnsi="Courier New" w:cs="Courier New" w:hint="default"/>
+      </w:rPr>
+    </w:lvl>
+    <w:lvl w:ilvl="2" w:tplc="20000005" w:tentative="1">
+      <w:start w:val="1"/>
+      <w:numFmt w:val="bullet"/>
+      <w:lvlText w:val=""/>
+      <w:lvlJc w:val="left"/>
+      <w:pPr>
+        <w:ind w:left="2509" w:hanging="360"/>
+      </w:pPr>
+      <w:rPr>
+        <w:rFonts w:ascii="Wingdings" w:hAnsi="Wingdings" w:hint="default"/>
+      </w:rPr>
+    </w:lvl>
+    <w:lvl w:ilvl="3" w:tplc="20000001" w:tentative="1">
+      <w:start w:val="1"/>
+      <w:numFmt w:val="bullet"/>
+      <w:lvlText w:val=""/>
+      <w:lvlJc w:val="left"/>
+      <w:pPr>
+        <w:ind w:left="3229" w:hanging="360"/>
+      </w:pPr>
+      <w:rPr>
+        <w:rFonts w:ascii="Symbol" w:hAnsi="Symbol" w:hint="default"/>
+      </w:rPr>
+    </w:lvl>
+    <w:lvl w:ilvl="4" w:tplc="20000003" w:tentative="1">
+      <w:start w:val="1"/>
+      <w:numFmt w:val="bullet"/>
+      <w:lvlText w:val="o"/>
+      <w:lvlJc w:val="left"/>
+      <w:pPr>
+        <w:ind w:left="3949" w:hanging="360"/>
+      </w:pPr>
+      <w:rPr>
+        <w:rFonts w:ascii="Courier New" w:hAnsi="Courier New" w:cs="Courier New" w:hint="default"/>
+      </w:rPr>
+    </w:lvl>
+    <w:lvl w:ilvl="5" w:tplc="20000005" w:tentative="1">
+      <w:start w:val="1"/>
+      <w:numFmt w:val="bullet"/>
+      <w:lvlText w:val=""/>
+      <w:lvlJc w:val="left"/>
+      <w:pPr>
+        <w:ind w:left="4669" w:hanging="360"/>
+      </w:pPr>
+      <w:rPr>
+        <w:rFonts w:ascii="Wingdings" w:hAnsi="Wingdings" w:hint="default"/>
+      </w:rPr>
+    </w:lvl>
+    <w:lvl w:ilvl="6" w:tplc="20000001" w:tentative="1">
+      <w:start w:val="1"/>
+      <w:numFmt w:val="bullet"/>
+      <w:lvlText w:val=""/>
+      <w:lvlJc w:val="left"/>
+      <w:pPr>
+        <w:ind w:left="5389" w:hanging="360"/>
+      </w:pPr>
+      <w:rPr>
+        <w:rFonts w:ascii="Symbol" w:hAnsi="Symbol" w:hint="default"/>
+      </w:rPr>
+    </w:lvl>
+    <w:lvl w:ilvl="7" w:tplc="20000003" w:tentative="1">
+      <w:start w:val="1"/>
+      <w:numFmt w:val="bullet"/>
+      <w:lvlText w:val="o"/>
+      <w:lvlJc w:val="left"/>
+      <w:pPr>
+        <w:ind w:left="6109" w:hanging="360"/>
+      </w:pPr>
+      <w:rPr>
+        <w:rFonts w:ascii="Courier New" w:hAnsi="Courier New" w:cs="Courier New" w:hint="default"/>
+      </w:rPr>
+    </w:lvl>
+    <w:lvl w:ilvl="8" w:tplc="20000005" w:tentative="1">
+      <w:start w:val="1"/>
+      <w:numFmt w:val="bullet"/>
+      <w:lvlText w:val=""/>
+      <w:lvlJc w:val="left"/>
+      <w:pPr>
+        <w:ind w:left="6829" w:hanging="360"/>
+      </w:pPr>
+      <w:rPr>
+        <w:rFonts w:ascii="Wingdings" w:hAnsi="Wingdings" w:hint="default"/>
+      </w:rPr>
+    </w:lvl>
+  </w:abstractNum>
+  <w:abstractNum w:abstractNumId="7" w15:restartNumberingAfterBreak="0">
     <w:nsid w:val="6F5A0D85"/>
     <w:multiLevelType w:val="hybridMultilevel"/>
     <w:tmpl w:val="8DAC8A1A"/>
@@ -6103,7 +10468,7 @@
       </w:pPr>
     </w:lvl>
   </w:abstractNum>
-  <w:abstractNum w:abstractNumId="5" w15:restartNumberingAfterBreak="0">
+  <w:abstractNum w:abstractNumId="8" w15:restartNumberingAfterBreak="0">
     <w:nsid w:val="72562184"/>
     <w:multiLevelType w:val="multilevel"/>
     <w:tmpl w:val="6D3E56F4"/>
@@ -6199,16 +10564,16 @@
     </w:lvl>
   </w:abstractNum>
   <w:num w:numId="1" w16cid:durableId="2113544616">
+    <w:abstractNumId w:val="5"/>
+  </w:num>
+  <w:num w:numId="2" w16cid:durableId="1236237448">
     <w:abstractNumId w:val="3"/>
   </w:num>
-  <w:num w:numId="2" w16cid:durableId="1236237448">
-    <w:abstractNumId w:val="2"/>
-  </w:num>
   <w:num w:numId="3" w16cid:durableId="641429103">
-    <w:abstractNumId w:val="4"/>
+    <w:abstractNumId w:val="7"/>
   </w:num>
   <w:num w:numId="4" w16cid:durableId="972948707">
-    <w:abstractNumId w:val="2"/>
+    <w:abstractNumId w:val="3"/>
     <w:lvlOverride w:ilvl="0">
       <w:lvl w:ilvl="0">
         <w:start w:val="1"/>
@@ -6310,13 +10675,22 @@
     </w:lvlOverride>
   </w:num>
   <w:num w:numId="5" w16cid:durableId="1133402">
-    <w:abstractNumId w:val="5"/>
+    <w:abstractNumId w:val="8"/>
   </w:num>
   <w:num w:numId="6" w16cid:durableId="283276383">
     <w:abstractNumId w:val="0"/>
   </w:num>
   <w:num w:numId="7" w16cid:durableId="929585845">
     <w:abstractNumId w:val="1"/>
+  </w:num>
+  <w:num w:numId="8" w16cid:durableId="457140489">
+    <w:abstractNumId w:val="2"/>
+  </w:num>
+  <w:num w:numId="9" w16cid:durableId="204802820">
+    <w:abstractNumId w:val="6"/>
+  </w:num>
+  <w:num w:numId="10" w16cid:durableId="561017200">
+    <w:abstractNumId w:val="4"/>
   </w:num>
 </w:numbering>
 </file>
@@ -7747,7 +12121,7 @@
     <b:MonthAccessed>July</b:MonthAccessed>
     <b:DayAccessed>24</b:DayAccessed>
     <b:URL>https://www.npmjs.com/package/fast-formula-parser</b:URL>
-    <b:RefOrder>1</b:RefOrder>
+    <b:RefOrder>2</b:RefOrder>
   </b:Source>
   <b:Source>
     <b:Tag>Mac</b:Tag>
@@ -7769,7 +12143,7 @@
     <b:YearAccessed>2026</b:YearAccessed>
     <b:MonthAccessed>July</b:MonthAccessed>
     <b:DayAccessed>23</b:DayAccessed>
-    <b:RefOrder>3</b:RefOrder>
+    <b:RefOrder>4</b:RefOrder>
   </b:Source>
   <b:Source>
     <b:Tag>Poi26</b:Tag>
@@ -7790,13 +12164,36 @@
     <b:MonthAccessed>07</b:MonthAccessed>
     <b:DayAccessed>25</b:DayAccessed>
     <b:URL>https://zustand.docs.pmnd.rs/learn/getting-started/introduction</b:URL>
-    <b:RefOrder>2</b:RefOrder>
+    <b:RefOrder>3</b:RefOrder>
+  </b:Source>
+  <b:Source>
+    <b:Tag>EYa23</b:Tag>
+    <b:SourceType>ConferenceProceedings</b:SourceType>
+    <b:Guid>{31703B7B-174E-484E-98CD-5E264A043F9B}</b:Guid>
+    <b:Author>
+      <b:Author>
+        <b:NameList>
+          <b:Person>
+            <b:Last>E. Yanakieva</b:Last>
+            <b:First>P.</b:First>
+            <b:Middle>Bird, and A. Bieniusa</b:Middle>
+          </b:Person>
+        </b:NameList>
+      </b:Author>
+    </b:Author>
+    <b:Title>A Study of Semantics for CRDT-based Collaborative Spreadsheets</b:Title>
+    <b:Year>2023</b:Year>
+    <b:JournalName>Proceedings of the 10th Workshop on Principles and Practice of Consistency for Distributed Data </b:JournalName>
+    <b:Pages>37–43</b:Pages>
+    <b:ConferenceName>Proceedings of the 10th Workshop on Principles and Practice of Consistency for Distributed Data</b:ConferenceName>
+    <b:City>Rome, Italy</b:City>
+    <b:RefOrder>1</b:RefOrder>
   </b:Source>
 </b:Sources>
 </file>
 
 <file path=customXml/itemProps1.xml><?xml version="1.0" encoding="utf-8"?>
-<ds:datastoreItem xmlns:ds="http://schemas.openxmlformats.org/officeDocument/2006/customXml" ds:itemID="{42CA1EBD-D212-494C-BF61-71C5F3BAC5BA}">
+<ds:datastoreItem xmlns:ds="http://schemas.openxmlformats.org/officeDocument/2006/customXml" ds:itemID="{FC4E002C-C29C-467A-87E7-70012E9FC56D}">
   <ds:schemaRefs>
     <ds:schemaRef ds:uri="http://schemas.openxmlformats.org/officeDocument/2006/bibliography"/>
   </ds:schemaRefs>
